--- a/docs/供應商評比系統_操作手冊_v01.docx
+++ b/docs/供應商評比系統_操作手冊_v01.docx
@@ -6,11 +6,15 @@
       <w:pPr>
         <w:spacing w:before="2400" w:after="0"/>
         <w:jc w:val="center"/>
+        <w:rPr>
+          <w:lang w:eastAsia="zh-TW"/>
+        </w:rPr>
       </w:pPr>
       <w:r>
         <w:rPr>
           <w:b/>
           <w:sz w:val="64"/>
+          <w:lang w:eastAsia="zh-TW"/>
         </w:rPr>
         <w:t>供應商評比系統</w:t>
       </w:r>
@@ -19,12 +23,16 @@
       <w:pPr>
         <w:spacing w:after="0"/>
         <w:jc w:val="center"/>
+        <w:rPr>
+          <w:lang w:eastAsia="zh-TW"/>
+        </w:rPr>
       </w:pPr>
       <w:r>
         <w:rPr>
           <w:b/>
           <w:color w:val="1E3A8A"/>
           <w:sz w:val="38"/>
+          <w:lang w:eastAsia="zh-TW"/>
         </w:rPr>
         <w:t>操作手冊</w:t>
       </w:r>
@@ -33,66 +41,35 @@
       <w:pPr>
         <w:spacing w:before="200"/>
         <w:jc w:val="center"/>
-      </w:pPr>
-      <w:r>
         <w:rPr>
           <w:color w:val="64748B"/>
-        </w:rPr>
-        <w:t>版本</w:t>
-      </w:r>
+          <w:lang w:eastAsia="zh-TW"/>
+        </w:rPr>
+      </w:pPr>
+    </w:p>
+    <w:p>
+      <w:pPr>
+        <w:spacing w:before="200"/>
+        <w:jc w:val="center"/>
+        <w:rPr>
+          <w:lang w:eastAsia="zh-TW"/>
+        </w:rPr>
+      </w:pPr>
       <w:r>
         <w:rPr>
           <w:color w:val="64748B"/>
-        </w:rPr>
-        <w:t xml:space="preserve"> v1.0</w:t>
-      </w:r>
-      <w:r>
-        <w:rPr>
-          <w:color w:val="64748B"/>
-        </w:rPr>
-        <w:t xml:space="preserve">　</w:t>
-      </w:r>
-      <w:r>
-        <w:rPr>
-          <w:color w:val="64748B"/>
-        </w:rPr>
-        <w:t>|</w:t>
-      </w:r>
-      <w:r>
-        <w:rPr>
-          <w:color w:val="64748B"/>
-        </w:rPr>
-        <w:t xml:space="preserve">　日期</w:t>
-      </w:r>
-      <w:r>
-        <w:rPr>
-          <w:color w:val="64748B"/>
-        </w:rPr>
-        <w:t xml:space="preserve"> 2026-08-08</w:t>
-      </w:r>
-      <w:r>
-        <w:rPr>
-          <w:color w:val="64748B"/>
-        </w:rPr>
-        <w:t xml:space="preserve">　</w:t>
-      </w:r>
-      <w:r>
-        <w:rPr>
-          <w:color w:val="64748B"/>
-        </w:rPr>
-        <w:t>|</w:t>
-      </w:r>
-      <w:r>
-        <w:rPr>
-          <w:color w:val="64748B"/>
-        </w:rPr>
-        <w:t xml:space="preserve">　適用對象：品質／採購／工程／主管等系統使用者</w:t>
+          <w:lang w:eastAsia="zh-TW"/>
+        </w:rPr>
+        <w:t>版本 v1.0　|　日期 2026-08-08　|　適用對象：品質／採購／工程／主管等系統使用者</w:t>
       </w:r>
     </w:p>
     <w:p>
       <w:pPr>
         <w:spacing w:before="6000"/>
         <w:jc w:val="center"/>
+        <w:rPr>
+          <w:lang w:eastAsia="zh-TW"/>
+        </w:rPr>
       </w:pPr>
       <w:r>
         <w:rPr>
@@ -101,25 +78,25 @@
         </w:rPr>
         <w:t xml:space="preserve">Powered by 2026 @ </w:t>
       </w:r>
+      <w:proofErr w:type="spellStart"/>
       <w:r>
         <w:rPr>
           <w:color w:val="64748B"/>
           <w:sz w:val="19"/>
         </w:rPr>
-        <w:t xml:space="preserve">智合科技　</w:t>
-      </w:r>
-      <w:r>
-        <w:rPr>
-          <w:color w:val="64748B"/>
-          <w:sz w:val="19"/>
-        </w:rPr>
-        <w:t>https://www.zh-aoi.com/</w:t>
-      </w:r>
-    </w:p>
-    <w:p>
-      <w:r>
-        <w:br w:type="page"/>
-      </w:r>
+        <w:t>智合科技</w:t>
+      </w:r>
+      <w:proofErr w:type="spellEnd"/>
+    </w:p>
+    <w:p>
+      <w:pPr>
+        <w:spacing w:before="6000"/>
+        <w:jc w:val="center"/>
+        <w:rPr>
+          <w:rFonts w:hint="eastAsia"/>
+          <w:lang w:eastAsia="zh-TW"/>
+        </w:rPr>
+      </w:pPr>
     </w:p>
     <w:p>
       <w:pPr>
@@ -131,7 +108,6 @@
           <w:color w:val="1E3A8A"/>
           <w:sz w:val="32"/>
         </w:rPr>
-        <w:lastRenderedPageBreak/>
         <w:t>目　錄</w:t>
       </w:r>
     </w:p>
@@ -1045,16 +1021,30 @@
     <w:p>
       <w:pPr>
         <w:pStyle w:val="1"/>
+        <w:rPr>
+          <w:lang w:eastAsia="zh-TW"/>
+        </w:rPr>
       </w:pPr>
       <w:bookmarkStart w:id="0" w:name="_Toc237120567"/>
       <w:r>
+        <w:rPr>
+          <w:lang w:eastAsia="zh-TW"/>
+        </w:rPr>
         <w:lastRenderedPageBreak/>
         <w:t>如何使用本手冊</w:t>
       </w:r>
       <w:bookmarkEnd w:id="0"/>
     </w:p>
     <w:p>
-      <w:r>
+      <w:pPr>
+        <w:rPr>
+          <w:lang w:eastAsia="zh-TW"/>
+        </w:rPr>
+      </w:pPr>
+      <w:r>
+        <w:rPr>
+          <w:lang w:eastAsia="zh-TW"/>
+        </w:rPr>
         <w:t>本手冊以功能模組分章，逐步說明各項操作方式與預期畫面；每個步驟均預留截圖位置，可插入實際畫面。系統的計算規則與判定邏輯，請另參閱《計算規則與判定邏輯說明》。</w:t>
       </w:r>
     </w:p>
@@ -1069,12 +1059,16 @@
         <w:shd w:val="clear" w:color="auto" w:fill="EFF4FF"/>
         <w:spacing w:before="120" w:after="160"/>
         <w:ind w:left="72"/>
+        <w:rPr>
+          <w:lang w:eastAsia="zh-TW"/>
+        </w:rPr>
       </w:pPr>
       <w:r>
         <w:rPr>
           <w:b/>
           <w:color w:val="1E3A8A"/>
           <w:sz w:val="20"/>
+          <w:lang w:eastAsia="zh-TW"/>
         </w:rPr>
         <w:t>【開始前】</w:t>
       </w:r>
@@ -1082,103 +1076,199 @@
         <w:rPr>
           <w:color w:val="334155"/>
           <w:sz w:val="20"/>
+          <w:lang w:eastAsia="zh-TW"/>
         </w:rPr>
         <w:t>操作前請先確認您的登入角色（管理者／評分者／檢視者）；不同角色可看到與可執行的功能不同，詳見「一、登入與角色」。</w:t>
       </w:r>
     </w:p>
     <w:p>
       <w:pPr>
+        <w:rPr>
+          <w:rFonts w:hint="eastAsia"/>
+          <w:lang w:eastAsia="zh-TW"/>
+        </w:rPr>
+      </w:pPr>
+      <w:bookmarkStart w:id="1" w:name="_Toc237120568"/>
+    </w:p>
+    <w:p>
+      <w:pPr>
+        <w:rPr>
+          <w:lang w:eastAsia="zh-TW"/>
+        </w:rPr>
+      </w:pPr>
+    </w:p>
+    <w:p>
+      <w:pPr>
+        <w:rPr>
+          <w:lang w:eastAsia="zh-TW"/>
+        </w:rPr>
+      </w:pPr>
+    </w:p>
+    <w:p>
+      <w:pPr>
+        <w:rPr>
+          <w:lang w:eastAsia="zh-TW"/>
+        </w:rPr>
+      </w:pPr>
+    </w:p>
+    <w:p>
+      <w:pPr>
+        <w:rPr>
+          <w:lang w:eastAsia="zh-TW"/>
+        </w:rPr>
+      </w:pPr>
+    </w:p>
+    <w:p>
+      <w:pPr>
+        <w:rPr>
+          <w:lang w:eastAsia="zh-TW"/>
+        </w:rPr>
+      </w:pPr>
+    </w:p>
+    <w:p>
+      <w:pPr>
+        <w:rPr>
+          <w:lang w:eastAsia="zh-TW"/>
+        </w:rPr>
+      </w:pPr>
+    </w:p>
+    <w:p>
+      <w:pPr>
+        <w:rPr>
+          <w:lang w:eastAsia="zh-TW"/>
+        </w:rPr>
+      </w:pPr>
+    </w:p>
+    <w:p>
+      <w:pPr>
+        <w:rPr>
+          <w:lang w:eastAsia="zh-TW"/>
+        </w:rPr>
+      </w:pPr>
+    </w:p>
+    <w:p>
+      <w:pPr>
+        <w:rPr>
+          <w:lang w:eastAsia="zh-TW"/>
+        </w:rPr>
+      </w:pPr>
+    </w:p>
+    <w:p>
+      <w:pPr>
+        <w:rPr>
+          <w:lang w:eastAsia="zh-TW"/>
+        </w:rPr>
+      </w:pPr>
+    </w:p>
+    <w:p>
+      <w:pPr>
+        <w:rPr>
+          <w:lang w:eastAsia="zh-TW"/>
+        </w:rPr>
+      </w:pPr>
+    </w:p>
+    <w:p>
+      <w:pPr>
+        <w:rPr>
+          <w:lang w:eastAsia="zh-TW"/>
+        </w:rPr>
+      </w:pPr>
+    </w:p>
+    <w:p>
+      <w:pPr>
+        <w:rPr>
+          <w:lang w:eastAsia="zh-TW"/>
+        </w:rPr>
+      </w:pPr>
+    </w:p>
+    <w:p>
+      <w:pPr>
+        <w:rPr>
+          <w:lang w:eastAsia="zh-TW"/>
+        </w:rPr>
+      </w:pPr>
+    </w:p>
+    <w:p>
+      <w:pPr>
+        <w:rPr>
+          <w:rFonts w:hint="eastAsia"/>
+          <w:lang w:eastAsia="zh-TW"/>
+        </w:rPr>
+      </w:pPr>
+    </w:p>
+    <w:p>
+      <w:pPr>
         <w:pStyle w:val="1"/>
-      </w:pPr>
-      <w:bookmarkStart w:id="1" w:name="_Toc237120568"/>
-      <w:r>
+        <w:rPr>
+          <w:lang w:eastAsia="zh-TW"/>
+        </w:rPr>
+      </w:pPr>
+      <w:r>
+        <w:rPr>
+          <w:lang w:eastAsia="zh-TW"/>
+        </w:rPr>
+        <w:lastRenderedPageBreak/>
         <w:t>一、登入與角色</w:t>
       </w:r>
       <w:bookmarkEnd w:id="1"/>
     </w:p>
     <w:p>
-      <w:r>
-        <w:t>開啟瀏覽器進入系統網址（預設</w:t>
-      </w:r>
-      <w:r>
-        <w:t xml:space="preserve"> http://localhost:12073</w:t>
-      </w:r>
-      <w:r>
-        <w:t>），即可看到登入畫面。系統依角色顯示不同的選單與權限。</w:t>
+      <w:pPr>
+        <w:rPr>
+          <w:lang w:eastAsia="zh-TW"/>
+        </w:rPr>
+      </w:pPr>
+      <w:r>
+        <w:rPr>
+          <w:lang w:eastAsia="zh-TW"/>
+        </w:rPr>
+        <w:t>開啟瀏覽器進入系統網址（預設 http://localhost:12073），即可看到登入畫面。系統依角色顯示不同的選單與權限。</w:t>
       </w:r>
     </w:p>
     <w:p>
       <w:pPr>
         <w:spacing w:after="40"/>
+        <w:rPr>
+          <w:lang w:eastAsia="zh-TW"/>
+        </w:rPr>
       </w:pPr>
       <w:r>
         <w:rPr>
           <w:b/>
           <w:color w:val="2563EB"/>
           <w:sz w:val="24"/>
-        </w:rPr>
-        <w:t xml:space="preserve">● </w:t>
-      </w:r>
+          <w:lang w:eastAsia="zh-TW"/>
+        </w:rPr>
+        <w:t>● 步驟 1　輸入帳號密碼登入</w:t>
+      </w:r>
+    </w:p>
+    <w:p>
+      <w:pPr>
+        <w:rPr>
+          <w:lang w:eastAsia="zh-TW"/>
+        </w:rPr>
+      </w:pPr>
+      <w:r>
+        <w:rPr>
+          <w:lang w:eastAsia="zh-TW"/>
+        </w:rPr>
+        <w:t>於登入畫面輸入「账号」與「密码」，點「登 入」即可進入系統。</w:t>
+      </w:r>
+    </w:p>
+    <w:p>
+      <w:pPr>
+        <w:spacing w:after="40"/>
+        <w:rPr>
+          <w:lang w:eastAsia="zh-TW"/>
+        </w:rPr>
+      </w:pPr>
       <w:r>
         <w:rPr>
           <w:b/>
           <w:color w:val="2563EB"/>
-          <w:sz w:val="24"/>
-        </w:rPr>
-        <w:t>步驟</w:t>
-      </w:r>
-      <w:r>
-        <w:rPr>
-          <w:b/>
-          <w:color w:val="2563EB"/>
-          <w:sz w:val="24"/>
-        </w:rPr>
-        <w:t xml:space="preserve"> 1</w:t>
-      </w:r>
-      <w:r>
-        <w:rPr>
-          <w:b/>
-          <w:color w:val="2563EB"/>
-          <w:sz w:val="24"/>
-        </w:rPr>
-        <w:t xml:space="preserve">　輸入帳號密碼登入</w:t>
-      </w:r>
-    </w:p>
-    <w:p>
-      <w:r>
-        <w:t>於登入畫面輸入「账号」與「密码」，點「登</w:t>
-      </w:r>
-      <w:r>
-        <w:t xml:space="preserve"> </w:t>
-      </w:r>
-      <w:r>
-        <w:t>入」即可進入系統。</w:t>
-      </w:r>
-    </w:p>
-    <w:p>
-      <w:pPr>
-        <w:spacing w:after="40"/>
-      </w:pPr>
-      <w:r>
-        <w:rPr>
-          <w:b/>
-          <w:color w:val="2563EB"/>
-        </w:rPr>
-        <w:t>圖</w:t>
-      </w:r>
-      <w:r>
-        <w:rPr>
-          <w:b/>
-          <w:color w:val="2563EB"/>
-        </w:rPr>
-        <w:t xml:space="preserve"> 1-1</w:t>
-      </w:r>
-      <w:r>
-        <w:rPr>
-          <w:b/>
-          <w:color w:val="2563EB"/>
-        </w:rPr>
-        <w:t>：登入畫面</w:t>
+          <w:lang w:eastAsia="zh-TW"/>
+        </w:rPr>
+        <w:t>圖 1-1：登入畫面</w:t>
       </w:r>
     </w:p>
     <w:p>
@@ -1192,81 +1282,119 @@
         <w:shd w:val="clear" w:color="auto" w:fill="F1F5F9"/>
         <w:spacing w:before="40" w:after="160"/>
         <w:jc w:val="center"/>
-      </w:pPr>
-      <w:r>
-        <w:rPr>
-          <w:color w:val="64748B"/>
-          <w:sz w:val="19"/>
-        </w:rPr>
-        <w:t>（請在此插入截圖）</w:t>
+        <w:rPr>
+          <w:rFonts w:hint="eastAsia"/>
+          <w:lang w:eastAsia="zh-TW"/>
+        </w:rPr>
+      </w:pPr>
+      <w:r>
+        <w:rPr>
+          <w:lang w:eastAsia="zh-TW"/>
+        </w:rPr>
+        <w:drawing>
+          <wp:inline distT="0" distB="0" distL="0" distR="0" wp14:anchorId="776424B3" wp14:editId="69DCA09B">
+            <wp:extent cx="4229467" cy="5143946"/>
+            <wp:effectExtent l="0" t="0" r="3810" b="8255"/>
+            <wp:docPr id="1681643209" name="圖片 1"/>
+            <wp:cNvGraphicFramePr>
+              <a:graphicFrameLocks xmlns:a="http://schemas.openxmlformats.org/drawingml/2006/main" noChangeAspect="1"/>
+            </wp:cNvGraphicFramePr>
+            <a:graphic xmlns:a="http://schemas.openxmlformats.org/drawingml/2006/main">
+              <a:graphicData uri="http://schemas.openxmlformats.org/drawingml/2006/picture">
+                <pic:pic xmlns:pic="http://schemas.openxmlformats.org/drawingml/2006/picture">
+                  <pic:nvPicPr>
+                    <pic:cNvPr id="1681643209" name=""/>
+                    <pic:cNvPicPr/>
+                  </pic:nvPicPr>
+                  <pic:blipFill>
+                    <a:blip r:embed="rId8"/>
+                    <a:stretch>
+                      <a:fillRect/>
+                    </a:stretch>
+                  </pic:blipFill>
+                  <pic:spPr>
+                    <a:xfrm>
+                      <a:off x="0" y="0"/>
+                      <a:ext cx="4229467" cy="5143946"/>
+                    </a:xfrm>
+                    <a:prstGeom prst="rect">
+                      <a:avLst/>
+                    </a:prstGeom>
+                  </pic:spPr>
+                </pic:pic>
+              </a:graphicData>
+            </a:graphic>
+          </wp:inline>
+        </w:drawing>
       </w:r>
     </w:p>
     <w:p>
       <w:pPr>
         <w:spacing w:after="40"/>
-      </w:pPr>
-      <w:r>
         <w:rPr>
           <w:b/>
           <w:color w:val="2563EB"/>
           <w:sz w:val="24"/>
-        </w:rPr>
-        <w:t xml:space="preserve">● </w:t>
-      </w:r>
-      <w:r>
+          <w:lang w:eastAsia="zh-TW"/>
+        </w:rPr>
+      </w:pPr>
+    </w:p>
+    <w:p>
+      <w:pPr>
+        <w:spacing w:after="40"/>
         <w:rPr>
           <w:b/>
           <w:color w:val="2563EB"/>
           <w:sz w:val="24"/>
-        </w:rPr>
-        <w:t>步驟</w:t>
-      </w:r>
+          <w:lang w:eastAsia="zh-TW"/>
+        </w:rPr>
+      </w:pPr>
+    </w:p>
+    <w:p>
+      <w:pPr>
+        <w:spacing w:after="40"/>
+        <w:rPr>
+          <w:lang w:eastAsia="zh-TW"/>
+        </w:rPr>
+      </w:pPr>
       <w:r>
         <w:rPr>
           <w:b/>
           <w:color w:val="2563EB"/>
           <w:sz w:val="24"/>
-        </w:rPr>
-        <w:t xml:space="preserve"> 2</w:t>
-      </w:r>
+          <w:lang w:eastAsia="zh-TW"/>
+        </w:rPr>
+        <w:lastRenderedPageBreak/>
+        <w:t>● 步驟 2　使用示範帳號快速登入（體驗用）</w:t>
+      </w:r>
+    </w:p>
+    <w:p>
+      <w:pPr>
+        <w:rPr>
+          <w:lang w:eastAsia="zh-TW"/>
+        </w:rPr>
+      </w:pPr>
+      <w:r>
+        <w:rPr>
+          <w:lang w:eastAsia="zh-TW"/>
+        </w:rPr>
+        <w:t>登入畫面下方「快速登入（示范帐号）」提供三顆按鈕：「管理者」、「评分者」、「检视者」，點一下即以對應角色直接登入，方便體驗不同權限。</w:t>
+      </w:r>
+    </w:p>
+    <w:p>
+      <w:pPr>
+        <w:spacing w:after="40"/>
+        <w:rPr>
+          <w:lang w:eastAsia="zh-TW"/>
+        </w:rPr>
+      </w:pPr>
       <w:r>
         <w:rPr>
           <w:b/>
           <w:color w:val="2563EB"/>
-          <w:sz w:val="24"/>
-        </w:rPr>
-        <w:t xml:space="preserve">　使用示範帳號快速登入（體驗用）</w:t>
-      </w:r>
-    </w:p>
-    <w:p>
-      <w:r>
-        <w:t>登入畫面下方「快速登入（示范帐号）」提供三顆按鈕：「管理者」、「评分者」、「检视者」，點一下即以對應角色直接登入，方便體驗不同權限。</w:t>
-      </w:r>
-    </w:p>
-    <w:p>
-      <w:pPr>
-        <w:spacing w:after="40"/>
-      </w:pPr>
-      <w:r>
-        <w:rPr>
-          <w:b/>
-          <w:color w:val="2563EB"/>
-        </w:rPr>
-        <w:t>圖</w:t>
-      </w:r>
-      <w:r>
-        <w:rPr>
-          <w:b/>
-          <w:color w:val="2563EB"/>
-        </w:rPr>
-        <w:t xml:space="preserve"> 1-2</w:t>
-      </w:r>
-      <w:r>
-        <w:rPr>
-          <w:b/>
-          <w:color w:val="2563EB"/>
-        </w:rPr>
-        <w:t>：快速登入示範帳號</w:t>
+          <w:lang w:eastAsia="zh-TW"/>
+        </w:rPr>
+        <w:t>圖 1-2：快速登入示範帳號</w:t>
       </w:r>
     </w:p>
     <w:p>
@@ -1280,81 +1408,96 @@
         <w:shd w:val="clear" w:color="auto" w:fill="F1F5F9"/>
         <w:spacing w:before="40" w:after="160"/>
         <w:jc w:val="center"/>
-      </w:pPr>
-      <w:r>
-        <w:rPr>
-          <w:color w:val="64748B"/>
-          <w:sz w:val="19"/>
-        </w:rPr>
-        <w:t>（請在此插入截圖）</w:t>
+        <w:rPr>
+          <w:rFonts w:hint="eastAsia"/>
+          <w:lang w:eastAsia="zh-TW"/>
+        </w:rPr>
+      </w:pPr>
+      <w:r>
+        <w:rPr>
+          <w:lang w:eastAsia="zh-TW"/>
+        </w:rPr>
+        <w:drawing>
+          <wp:inline distT="0" distB="0" distL="0" distR="0" wp14:anchorId="57053C29" wp14:editId="7EE1D598">
+            <wp:extent cx="3467400" cy="845893"/>
+            <wp:effectExtent l="0" t="0" r="0" b="0"/>
+            <wp:docPr id="2019635385" name="圖片 1"/>
+            <wp:cNvGraphicFramePr>
+              <a:graphicFrameLocks xmlns:a="http://schemas.openxmlformats.org/drawingml/2006/main" noChangeAspect="1"/>
+            </wp:cNvGraphicFramePr>
+            <a:graphic xmlns:a="http://schemas.openxmlformats.org/drawingml/2006/main">
+              <a:graphicData uri="http://schemas.openxmlformats.org/drawingml/2006/picture">
+                <pic:pic xmlns:pic="http://schemas.openxmlformats.org/drawingml/2006/picture">
+                  <pic:nvPicPr>
+                    <pic:cNvPr id="2019635385" name=""/>
+                    <pic:cNvPicPr/>
+                  </pic:nvPicPr>
+                  <pic:blipFill>
+                    <a:blip r:embed="rId9"/>
+                    <a:stretch>
+                      <a:fillRect/>
+                    </a:stretch>
+                  </pic:blipFill>
+                  <pic:spPr>
+                    <a:xfrm>
+                      <a:off x="0" y="0"/>
+                      <a:ext cx="3467400" cy="845893"/>
+                    </a:xfrm>
+                    <a:prstGeom prst="rect">
+                      <a:avLst/>
+                    </a:prstGeom>
+                  </pic:spPr>
+                </pic:pic>
+              </a:graphicData>
+            </a:graphic>
+          </wp:inline>
+        </w:drawing>
       </w:r>
     </w:p>
     <w:p>
       <w:pPr>
         <w:spacing w:after="40"/>
+        <w:rPr>
+          <w:lang w:eastAsia="zh-TW"/>
+        </w:rPr>
       </w:pPr>
       <w:r>
         <w:rPr>
           <w:b/>
           <w:color w:val="2563EB"/>
           <w:sz w:val="24"/>
-        </w:rPr>
-        <w:t xml:space="preserve">● </w:t>
-      </w:r>
+          <w:lang w:eastAsia="zh-TW"/>
+        </w:rPr>
+        <w:t>● 步驟 3　修改密碼</w:t>
+      </w:r>
+    </w:p>
+    <w:p>
+      <w:pPr>
+        <w:rPr>
+          <w:lang w:eastAsia="zh-TW"/>
+        </w:rPr>
+      </w:pPr>
+      <w:r>
+        <w:rPr>
+          <w:lang w:eastAsia="zh-TW"/>
+        </w:rPr>
+        <w:t>登入後點右上角使用者名稱，於下拉選單點「修改密码」，輸入新密碼後確認即可。</w:t>
+      </w:r>
+    </w:p>
+    <w:p>
+      <w:pPr>
+        <w:spacing w:after="40"/>
+        <w:rPr>
+          <w:lang w:eastAsia="zh-TW"/>
+        </w:rPr>
+      </w:pPr>
       <w:r>
         <w:rPr>
           <w:b/>
           <w:color w:val="2563EB"/>
-          <w:sz w:val="24"/>
-        </w:rPr>
-        <w:t>步驟</w:t>
-      </w:r>
-      <w:r>
-        <w:rPr>
-          <w:b/>
-          <w:color w:val="2563EB"/>
-          <w:sz w:val="24"/>
-        </w:rPr>
-        <w:t xml:space="preserve"> 3</w:t>
-      </w:r>
-      <w:r>
-        <w:rPr>
-          <w:b/>
-          <w:color w:val="2563EB"/>
-          <w:sz w:val="24"/>
-        </w:rPr>
-        <w:t xml:space="preserve">　修改密碼</w:t>
-      </w:r>
-    </w:p>
-    <w:p>
-      <w:r>
-        <w:t>登入後點右上角使用者名稱，於下拉選單點「修改密码」，輸入新密碼後確認即可。</w:t>
-      </w:r>
-    </w:p>
-    <w:p>
-      <w:pPr>
-        <w:spacing w:after="40"/>
-      </w:pPr>
-      <w:r>
-        <w:rPr>
-          <w:b/>
-          <w:color w:val="2563EB"/>
-        </w:rPr>
-        <w:t>圖</w:t>
-      </w:r>
-      <w:r>
-        <w:rPr>
-          <w:b/>
-          <w:color w:val="2563EB"/>
-        </w:rPr>
-        <w:t xml:space="preserve"> 1-3</w:t>
-      </w:r>
-      <w:r>
-        <w:rPr>
-          <w:b/>
-          <w:color w:val="2563EB"/>
-        </w:rPr>
-        <w:t>：右上角使用者選單（修改密碼／登出）</w:t>
+          <w:lang w:eastAsia="zh-TW"/>
+        </w:rPr>
+        <w:t>圖 1-3：右上角使用者選單（修改密碼／登出）</w:t>
       </w:r>
     </w:p>
     <w:p>
@@ -1368,62 +1511,80 @@
         <w:shd w:val="clear" w:color="auto" w:fill="F1F5F9"/>
         <w:spacing w:before="40" w:after="160"/>
         <w:jc w:val="center"/>
-      </w:pPr>
-      <w:r>
-        <w:rPr>
-          <w:color w:val="64748B"/>
-          <w:sz w:val="19"/>
-        </w:rPr>
-        <w:t>（請在此插入截圖）</w:t>
+        <w:rPr>
+          <w:rFonts w:hint="eastAsia"/>
+          <w:lang w:eastAsia="zh-TW"/>
+        </w:rPr>
+      </w:pPr>
+      <w:r>
+        <w:rPr>
+          <w:lang w:eastAsia="zh-TW"/>
+        </w:rPr>
+        <w:drawing>
+          <wp:inline distT="0" distB="0" distL="0" distR="0" wp14:anchorId="4EDC4C2A" wp14:editId="79D891D7">
+            <wp:extent cx="6181090" cy="584835"/>
+            <wp:effectExtent l="0" t="0" r="0" b="5715"/>
+            <wp:docPr id="1131378705" name="圖片 1"/>
+            <wp:cNvGraphicFramePr>
+              <a:graphicFrameLocks xmlns:a="http://schemas.openxmlformats.org/drawingml/2006/main" noChangeAspect="1"/>
+            </wp:cNvGraphicFramePr>
+            <a:graphic xmlns:a="http://schemas.openxmlformats.org/drawingml/2006/main">
+              <a:graphicData uri="http://schemas.openxmlformats.org/drawingml/2006/picture">
+                <pic:pic xmlns:pic="http://schemas.openxmlformats.org/drawingml/2006/picture">
+                  <pic:nvPicPr>
+                    <pic:cNvPr id="1131378705" name=""/>
+                    <pic:cNvPicPr/>
+                  </pic:nvPicPr>
+                  <pic:blipFill>
+                    <a:blip r:embed="rId10"/>
+                    <a:stretch>
+                      <a:fillRect/>
+                    </a:stretch>
+                  </pic:blipFill>
+                  <pic:spPr>
+                    <a:xfrm>
+                      <a:off x="0" y="0"/>
+                      <a:ext cx="6181090" cy="584835"/>
+                    </a:xfrm>
+                    <a:prstGeom prst="rect">
+                      <a:avLst/>
+                    </a:prstGeom>
+                  </pic:spPr>
+                </pic:pic>
+              </a:graphicData>
+            </a:graphic>
+          </wp:inline>
+        </w:drawing>
       </w:r>
     </w:p>
     <w:p>
       <w:pPr>
         <w:spacing w:after="40"/>
+        <w:rPr>
+          <w:lang w:eastAsia="zh-TW"/>
+        </w:rPr>
       </w:pPr>
       <w:r>
         <w:rPr>
           <w:b/>
           <w:color w:val="2563EB"/>
           <w:sz w:val="24"/>
-        </w:rPr>
-        <w:lastRenderedPageBreak/>
-        <w:t xml:space="preserve">● </w:t>
-      </w:r>
-      <w:r>
-        <w:rPr>
-          <w:b/>
-          <w:color w:val="2563EB"/>
-          <w:sz w:val="24"/>
-        </w:rPr>
-        <w:t>步驟</w:t>
-      </w:r>
-      <w:r>
-        <w:rPr>
-          <w:b/>
-          <w:color w:val="2563EB"/>
-          <w:sz w:val="24"/>
-        </w:rPr>
-        <w:t xml:space="preserve"> 4</w:t>
-      </w:r>
-      <w:r>
-        <w:rPr>
-          <w:b/>
-          <w:color w:val="2563EB"/>
-          <w:sz w:val="24"/>
-        </w:rPr>
-        <w:t xml:space="preserve">　登出</w:t>
-      </w:r>
-    </w:p>
-    <w:p>
-      <w:r>
-        <w:t>點右上角使用者名稱</w:t>
-      </w:r>
-      <w:r>
-        <w:t xml:space="preserve"> →</w:t>
-      </w:r>
-      <w:r>
-        <w:t>「登出」，即安全結束本次登入。</w:t>
+          <w:lang w:eastAsia="zh-TW"/>
+        </w:rPr>
+        <w:t>● 步驟 4　登出</w:t>
+      </w:r>
+    </w:p>
+    <w:p>
+      <w:pPr>
+        <w:rPr>
+          <w:lang w:eastAsia="zh-TW"/>
+        </w:rPr>
+      </w:pPr>
+      <w:r>
+        <w:rPr>
+          <w:lang w:eastAsia="zh-TW"/>
+        </w:rPr>
+        <w:t>點右上角使用者名稱 →「登出」，即安全結束本次登入。</w:t>
       </w:r>
     </w:p>
     <w:p>
@@ -1437,12 +1598,16 @@
         <w:shd w:val="clear" w:color="auto" w:fill="EFF4FF"/>
         <w:spacing w:before="120" w:after="160"/>
         <w:ind w:left="72"/>
+        <w:rPr>
+          <w:lang w:eastAsia="zh-TW"/>
+        </w:rPr>
       </w:pPr>
       <w:r>
         <w:rPr>
           <w:b/>
           <w:color w:val="1E3A8A"/>
           <w:sz w:val="20"/>
+          <w:lang w:eastAsia="zh-TW"/>
         </w:rPr>
         <w:t>【角色權限】</w:t>
       </w:r>
@@ -1450,105 +1615,115 @@
         <w:rPr>
           <w:color w:val="334155"/>
           <w:sz w:val="20"/>
+          <w:lang w:eastAsia="zh-TW"/>
         </w:rPr>
         <w:t>「管理者」可使用全部功能，含系統管理；「評分者」（品質／採購／工程）可進行各項評比與比價錄入；「檢視者」（主管）僅檢視報表與分析，不顯示評比與比價的錄入功能。</w:t>
       </w:r>
     </w:p>
     <w:p>
       <w:pPr>
+        <w:rPr>
+          <w:lang w:eastAsia="zh-TW"/>
+        </w:rPr>
+      </w:pPr>
+      <w:bookmarkStart w:id="2" w:name="_Toc237120569"/>
+    </w:p>
+    <w:p>
+      <w:pPr>
+        <w:rPr>
+          <w:lang w:eastAsia="zh-TW"/>
+        </w:rPr>
+      </w:pPr>
+    </w:p>
+    <w:p>
+      <w:pPr>
+        <w:rPr>
+          <w:rFonts w:hint="eastAsia"/>
+          <w:lang w:eastAsia="zh-TW"/>
+        </w:rPr>
+      </w:pPr>
+    </w:p>
+    <w:p>
+      <w:pPr>
+        <w:rPr>
+          <w:rFonts w:hint="eastAsia"/>
+          <w:lang w:eastAsia="zh-TW"/>
+        </w:rPr>
+      </w:pPr>
+    </w:p>
+    <w:p>
+      <w:pPr>
         <w:pStyle w:val="1"/>
-      </w:pPr>
-      <w:bookmarkStart w:id="2" w:name="_Toc237120569"/>
-      <w:r>
+        <w:rPr>
+          <w:lang w:eastAsia="zh-TW"/>
+        </w:rPr>
+      </w:pPr>
+      <w:r>
+        <w:rPr>
+          <w:lang w:eastAsia="zh-TW"/>
+        </w:rPr>
+        <w:lastRenderedPageBreak/>
         <w:t>二、首頁總覽</w:t>
       </w:r>
       <w:bookmarkEnd w:id="2"/>
     </w:p>
     <w:p>
-      <w:r>
+      <w:pPr>
+        <w:rPr>
+          <w:lang w:eastAsia="zh-TW"/>
+        </w:rPr>
+      </w:pPr>
+      <w:r>
+        <w:rPr>
+          <w:lang w:eastAsia="zh-TW"/>
+        </w:rPr>
         <w:t>登入後預設進入「首页」。首頁會依角色呈現不同內容：管理者／檢視者看到「供应商情报概览」，評分者看到「评比工作台」。</w:t>
       </w:r>
     </w:p>
     <w:p>
       <w:pPr>
         <w:spacing w:after="40"/>
+        <w:rPr>
+          <w:lang w:eastAsia="zh-TW"/>
+        </w:rPr>
       </w:pPr>
       <w:r>
         <w:rPr>
           <w:b/>
           <w:color w:val="2563EB"/>
           <w:sz w:val="24"/>
-        </w:rPr>
-        <w:t xml:space="preserve">● </w:t>
-      </w:r>
+          <w:lang w:eastAsia="zh-TW"/>
+        </w:rPr>
+        <w:t>● 步驟 1　查看關鍵指標（管理者／檢視者）</w:t>
+      </w:r>
+    </w:p>
+    <w:p>
+      <w:pPr>
+        <w:rPr>
+          <w:lang w:eastAsia="zh-TW"/>
+        </w:rPr>
+      </w:pPr>
+      <w:r>
+        <w:rPr>
+          <w:lang w:eastAsia="zh-TW"/>
+        </w:rPr>
+        <w:t>上方四張統計卡呈現「供应商总数」、「平均综合分」、「需关注」、「本季降级」，快速掌握當季概況。</w:t>
+      </w:r>
+    </w:p>
+    <w:p>
+      <w:pPr>
+        <w:spacing w:after="40"/>
+        <w:rPr>
+          <w:lang w:eastAsia="zh-TW"/>
+        </w:rPr>
+      </w:pPr>
       <w:r>
         <w:rPr>
           <w:b/>
           <w:color w:val="2563EB"/>
-          <w:sz w:val="24"/>
-        </w:rPr>
-        <w:t>步驟</w:t>
-      </w:r>
-      <w:r>
-        <w:rPr>
-          <w:b/>
-          <w:color w:val="2563EB"/>
-          <w:sz w:val="24"/>
-        </w:rPr>
-        <w:t xml:space="preserve"> 1</w:t>
-      </w:r>
-      <w:r>
-        <w:rPr>
-          <w:b/>
-          <w:color w:val="2563EB"/>
-          <w:sz w:val="24"/>
-        </w:rPr>
-        <w:t xml:space="preserve">　查看關鍵指標（管理者／檢視者）</w:t>
-      </w:r>
-    </w:p>
-    <w:p>
-      <w:r>
-        <w:t>上方四張統計卡呈現「供应商总数」、「平均综合分」、「需关注」、「本季降级」，快速掌握當季概況。</w:t>
-      </w:r>
-    </w:p>
-    <w:p>
-      <w:pPr>
-        <w:spacing w:after="40"/>
-      </w:pPr>
-      <w:r>
-        <w:rPr>
-          <w:b/>
-          <w:color w:val="2563EB"/>
-        </w:rPr>
-        <w:t>圖</w:t>
-      </w:r>
-      <w:r>
-        <w:rPr>
-          <w:b/>
-          <w:color w:val="2563EB"/>
-        </w:rPr>
-        <w:t xml:space="preserve"> 2-1</w:t>
-      </w:r>
-      <w:r>
-        <w:rPr>
-          <w:b/>
-          <w:color w:val="2563EB"/>
-        </w:rPr>
-        <w:t>：首頁</w:t>
-      </w:r>
-      <w:r>
-        <w:rPr>
-          <w:b/>
-          <w:color w:val="2563EB"/>
-        </w:rPr>
-        <w:t xml:space="preserve"> KPI </w:t>
-      </w:r>
-      <w:r>
-        <w:rPr>
-          <w:b/>
-          <w:color w:val="2563EB"/>
-        </w:rPr>
-        <w:t>統計卡</w:t>
+          <w:lang w:eastAsia="zh-TW"/>
+        </w:rPr>
+        <w:t>圖 2-1：首頁 KPI 統計卡</w:t>
       </w:r>
     </w:p>
     <w:p>
@@ -1562,81 +1737,96 @@
         <w:shd w:val="clear" w:color="auto" w:fill="F1F5F9"/>
         <w:spacing w:before="40" w:after="160"/>
         <w:jc w:val="center"/>
-      </w:pPr>
-      <w:r>
-        <w:rPr>
-          <w:color w:val="64748B"/>
-          <w:sz w:val="19"/>
-        </w:rPr>
-        <w:t>（請在此插入截圖）</w:t>
+        <w:rPr>
+          <w:rFonts w:hint="eastAsia"/>
+          <w:lang w:eastAsia="zh-TW"/>
+        </w:rPr>
+      </w:pPr>
+      <w:r>
+        <w:rPr>
+          <w:lang w:eastAsia="zh-TW"/>
+        </w:rPr>
+        <w:drawing>
+          <wp:inline distT="0" distB="0" distL="0" distR="0" wp14:anchorId="32FB569D" wp14:editId="7D0340A2">
+            <wp:extent cx="6181090" cy="890905"/>
+            <wp:effectExtent l="0" t="0" r="0" b="4445"/>
+            <wp:docPr id="601227489" name="圖片 1"/>
+            <wp:cNvGraphicFramePr>
+              <a:graphicFrameLocks xmlns:a="http://schemas.openxmlformats.org/drawingml/2006/main" noChangeAspect="1"/>
+            </wp:cNvGraphicFramePr>
+            <a:graphic xmlns:a="http://schemas.openxmlformats.org/drawingml/2006/main">
+              <a:graphicData uri="http://schemas.openxmlformats.org/drawingml/2006/picture">
+                <pic:pic xmlns:pic="http://schemas.openxmlformats.org/drawingml/2006/picture">
+                  <pic:nvPicPr>
+                    <pic:cNvPr id="601227489" name=""/>
+                    <pic:cNvPicPr/>
+                  </pic:nvPicPr>
+                  <pic:blipFill>
+                    <a:blip r:embed="rId11"/>
+                    <a:stretch>
+                      <a:fillRect/>
+                    </a:stretch>
+                  </pic:blipFill>
+                  <pic:spPr>
+                    <a:xfrm>
+                      <a:off x="0" y="0"/>
+                      <a:ext cx="6181090" cy="890905"/>
+                    </a:xfrm>
+                    <a:prstGeom prst="rect">
+                      <a:avLst/>
+                    </a:prstGeom>
+                  </pic:spPr>
+                </pic:pic>
+              </a:graphicData>
+            </a:graphic>
+          </wp:inline>
+        </w:drawing>
       </w:r>
     </w:p>
     <w:p>
       <w:pPr>
         <w:spacing w:after="40"/>
+        <w:rPr>
+          <w:lang w:eastAsia="zh-TW"/>
+        </w:rPr>
       </w:pPr>
       <w:r>
         <w:rPr>
           <w:b/>
           <w:color w:val="2563EB"/>
           <w:sz w:val="24"/>
-        </w:rPr>
-        <w:t xml:space="preserve">● </w:t>
-      </w:r>
+          <w:lang w:eastAsia="zh-TW"/>
+        </w:rPr>
+        <w:t>● 步驟 2　關注需留意的供應商</w:t>
+      </w:r>
+    </w:p>
+    <w:p>
+      <w:pPr>
+        <w:rPr>
+          <w:lang w:eastAsia="zh-TW"/>
+        </w:rPr>
+      </w:pPr>
+      <w:r>
+        <w:rPr>
+          <w:lang w:eastAsia="zh-TW"/>
+        </w:rPr>
+        <w:t>「需要关注的供应商」清單列出風險較高者，點任一家可直接進入該供應商檔案。「本季变化（环比上季）」則顯示分數上升／下降的供應商。</w:t>
+      </w:r>
+    </w:p>
+    <w:p>
+      <w:pPr>
+        <w:spacing w:after="40"/>
+        <w:rPr>
+          <w:lang w:eastAsia="zh-TW"/>
+        </w:rPr>
+      </w:pPr>
       <w:r>
         <w:rPr>
           <w:b/>
           <w:color w:val="2563EB"/>
-          <w:sz w:val="24"/>
-        </w:rPr>
-        <w:t>步驟</w:t>
-      </w:r>
-      <w:r>
-        <w:rPr>
-          <w:b/>
-          <w:color w:val="2563EB"/>
-          <w:sz w:val="24"/>
-        </w:rPr>
-        <w:t xml:space="preserve"> 2</w:t>
-      </w:r>
-      <w:r>
-        <w:rPr>
-          <w:b/>
-          <w:color w:val="2563EB"/>
-          <w:sz w:val="24"/>
-        </w:rPr>
-        <w:t xml:space="preserve">　關注需留意的供應商</w:t>
-      </w:r>
-    </w:p>
-    <w:p>
-      <w:r>
-        <w:t>「需要关注的供应商」清單列出風險較高者，點任一家可直接進入該供應商檔案。「本季变化（环比上季）」則顯示分數上升／下降的供應商。</w:t>
-      </w:r>
-    </w:p>
-    <w:p>
-      <w:pPr>
-        <w:spacing w:after="40"/>
-      </w:pPr>
-      <w:r>
-        <w:rPr>
-          <w:b/>
-          <w:color w:val="2563EB"/>
-        </w:rPr>
-        <w:t>圖</w:t>
-      </w:r>
-      <w:r>
-        <w:rPr>
-          <w:b/>
-          <w:color w:val="2563EB"/>
-        </w:rPr>
-        <w:t xml:space="preserve"> 2-2</w:t>
-      </w:r>
-      <w:r>
-        <w:rPr>
-          <w:b/>
-          <w:color w:val="2563EB"/>
-        </w:rPr>
-        <w:t>：需要關注的供應商與本季變化</w:t>
+          <w:lang w:eastAsia="zh-TW"/>
+        </w:rPr>
+        <w:t>圖 2-2：需要關注的供應商與本季變化</w:t>
       </w:r>
     </w:p>
     <w:p>
@@ -1650,145 +1840,171 @@
         <w:shd w:val="clear" w:color="auto" w:fill="F1F5F9"/>
         <w:spacing w:before="40" w:after="160"/>
         <w:jc w:val="center"/>
-      </w:pPr>
-      <w:r>
-        <w:rPr>
-          <w:color w:val="64748B"/>
-          <w:sz w:val="19"/>
-        </w:rPr>
-        <w:t>（請在此插入截圖）</w:t>
+        <w:rPr>
+          <w:rFonts w:hint="eastAsia"/>
+          <w:lang w:eastAsia="zh-TW"/>
+        </w:rPr>
+      </w:pPr>
+      <w:r>
+        <w:rPr>
+          <w:lang w:eastAsia="zh-TW"/>
+        </w:rPr>
+        <w:drawing>
+          <wp:inline distT="0" distB="0" distL="0" distR="0" wp14:anchorId="6CBBBC79" wp14:editId="3757DF79">
+            <wp:extent cx="6181090" cy="1576070"/>
+            <wp:effectExtent l="0" t="0" r="0" b="5080"/>
+            <wp:docPr id="1905182434" name="圖片 1"/>
+            <wp:cNvGraphicFramePr>
+              <a:graphicFrameLocks xmlns:a="http://schemas.openxmlformats.org/drawingml/2006/main" noChangeAspect="1"/>
+            </wp:cNvGraphicFramePr>
+            <a:graphic xmlns:a="http://schemas.openxmlformats.org/drawingml/2006/main">
+              <a:graphicData uri="http://schemas.openxmlformats.org/drawingml/2006/picture">
+                <pic:pic xmlns:pic="http://schemas.openxmlformats.org/drawingml/2006/picture">
+                  <pic:nvPicPr>
+                    <pic:cNvPr id="1905182434" name=""/>
+                    <pic:cNvPicPr/>
+                  </pic:nvPicPr>
+                  <pic:blipFill>
+                    <a:blip r:embed="rId12"/>
+                    <a:stretch>
+                      <a:fillRect/>
+                    </a:stretch>
+                  </pic:blipFill>
+                  <pic:spPr>
+                    <a:xfrm>
+                      <a:off x="0" y="0"/>
+                      <a:ext cx="6181090" cy="1576070"/>
+                    </a:xfrm>
+                    <a:prstGeom prst="rect">
+                      <a:avLst/>
+                    </a:prstGeom>
+                  </pic:spPr>
+                </pic:pic>
+              </a:graphicData>
+            </a:graphic>
+          </wp:inline>
+        </w:drawing>
       </w:r>
     </w:p>
     <w:p>
       <w:pPr>
         <w:spacing w:after="40"/>
+        <w:rPr>
+          <w:lang w:eastAsia="zh-TW"/>
+        </w:rPr>
       </w:pPr>
       <w:r>
         <w:rPr>
           <w:b/>
           <w:color w:val="2563EB"/>
           <w:sz w:val="24"/>
-        </w:rPr>
-        <w:t xml:space="preserve">● </w:t>
-      </w:r>
+          <w:lang w:eastAsia="zh-TW"/>
+        </w:rPr>
+        <w:t>● 步驟 3　快速導覽</w:t>
+      </w:r>
+    </w:p>
+    <w:p>
+      <w:pPr>
+        <w:rPr>
+          <w:lang w:eastAsia="zh-TW"/>
+        </w:rPr>
+      </w:pPr>
+      <w:r>
+        <w:rPr>
+          <w:lang w:eastAsia="zh-TW"/>
+        </w:rPr>
+        <w:t>點「供应商情报」前往供應商目錄、點「完整分析」前往決策儀表板。評分者則可由「季度评比」、「年度评鉴」、「供应商情报」三張卡片快速進入對應作業。</w:t>
+      </w:r>
+    </w:p>
+    <w:p>
+      <w:pPr>
+        <w:rPr>
+          <w:lang w:eastAsia="zh-TW"/>
+        </w:rPr>
+      </w:pPr>
+    </w:p>
+    <w:p>
+      <w:pPr>
+        <w:rPr>
+          <w:rFonts w:hint="eastAsia"/>
+          <w:lang w:eastAsia="zh-TW"/>
+        </w:rPr>
+      </w:pPr>
+    </w:p>
+    <w:p>
+      <w:pPr>
+        <w:pStyle w:val="1"/>
+        <w:rPr>
+          <w:lang w:eastAsia="zh-TW"/>
+        </w:rPr>
+      </w:pPr>
+      <w:bookmarkStart w:id="3" w:name="_Toc237120570"/>
+      <w:r>
+        <w:rPr>
+          <w:lang w:eastAsia="zh-TW"/>
+        </w:rPr>
+        <w:lastRenderedPageBreak/>
+        <w:t>三、供應商情報（供應商目錄）</w:t>
+      </w:r>
+      <w:bookmarkEnd w:id="3"/>
+    </w:p>
+    <w:p>
+      <w:pPr>
+        <w:rPr>
+          <w:lang w:eastAsia="zh-TW"/>
+        </w:rPr>
+      </w:pPr>
+      <w:r>
+        <w:rPr>
+          <w:lang w:eastAsia="zh-TW"/>
+        </w:rPr>
+        <w:t>左側選單點「供应商情报」進入供應商目錄，可檢視、搜尋與（具權限者）維護所有供應商。</w:t>
+      </w:r>
+    </w:p>
+    <w:p>
+      <w:pPr>
+        <w:spacing w:after="40"/>
+        <w:rPr>
+          <w:lang w:eastAsia="zh-TW"/>
+        </w:rPr>
+      </w:pPr>
       <w:r>
         <w:rPr>
           <w:b/>
           <w:color w:val="2563EB"/>
           <w:sz w:val="24"/>
-        </w:rPr>
-        <w:t>步驟</w:t>
-      </w:r>
+          <w:lang w:eastAsia="zh-TW"/>
+        </w:rPr>
+        <w:t>● 步驟 1　搜尋與篩選</w:t>
+      </w:r>
+    </w:p>
+    <w:p>
+      <w:pPr>
+        <w:rPr>
+          <w:lang w:eastAsia="zh-TW"/>
+        </w:rPr>
+      </w:pPr>
+      <w:r>
+        <w:rPr>
+          <w:lang w:eastAsia="zh-TW"/>
+        </w:rPr>
+        <w:t>以上方「物料类别」下拉篩選類別，或於「搜索名称 / 代码」輸入關鍵字即時篩選。</w:t>
+      </w:r>
+    </w:p>
+    <w:p>
+      <w:pPr>
+        <w:spacing w:after="40"/>
+        <w:rPr>
+          <w:lang w:eastAsia="zh-TW"/>
+        </w:rPr>
+      </w:pPr>
       <w:r>
         <w:rPr>
           <w:b/>
           <w:color w:val="2563EB"/>
-          <w:sz w:val="24"/>
-        </w:rPr>
-        <w:t xml:space="preserve"> 3</w:t>
-      </w:r>
-      <w:r>
-        <w:rPr>
-          <w:b/>
-          <w:color w:val="2563EB"/>
-          <w:sz w:val="24"/>
-        </w:rPr>
-        <w:t xml:space="preserve">　快速導覽</w:t>
-      </w:r>
-    </w:p>
-    <w:p>
-      <w:r>
-        <w:t>點「供应商情报」前往供應商目錄、點「完整分析」前往決策儀表板。評分者則可由「季度评比」、「年度评鉴」、「供应商情报」三張卡片快速進入對應作業。</w:t>
-      </w:r>
-    </w:p>
-    <w:p>
-      <w:pPr>
-        <w:pStyle w:val="1"/>
-      </w:pPr>
-      <w:bookmarkStart w:id="3" w:name="_Toc237120570"/>
-      <w:r>
-        <w:t>三、供應商情報（供應商目錄）</w:t>
-      </w:r>
-      <w:bookmarkEnd w:id="3"/>
-    </w:p>
-    <w:p>
-      <w:r>
-        <w:t>左側選單點「供应商情报」進入供應商目錄，可檢視、搜尋與（具權限者）維護所有供應商。</w:t>
-      </w:r>
-    </w:p>
-    <w:p>
-      <w:pPr>
-        <w:spacing w:after="40"/>
-      </w:pPr>
-      <w:r>
-        <w:rPr>
-          <w:b/>
-          <w:color w:val="2563EB"/>
-          <w:sz w:val="24"/>
-        </w:rPr>
-        <w:lastRenderedPageBreak/>
-        <w:t xml:space="preserve">● </w:t>
-      </w:r>
-      <w:r>
-        <w:rPr>
-          <w:b/>
-          <w:color w:val="2563EB"/>
-          <w:sz w:val="24"/>
-        </w:rPr>
-        <w:t>步驟</w:t>
-      </w:r>
-      <w:r>
-        <w:rPr>
-          <w:b/>
-          <w:color w:val="2563EB"/>
-          <w:sz w:val="24"/>
-        </w:rPr>
-        <w:t xml:space="preserve"> 1</w:t>
-      </w:r>
-      <w:r>
-        <w:rPr>
-          <w:b/>
-          <w:color w:val="2563EB"/>
-          <w:sz w:val="24"/>
-        </w:rPr>
-        <w:t xml:space="preserve">　搜尋與篩選</w:t>
-      </w:r>
-    </w:p>
-    <w:p>
-      <w:r>
-        <w:t>以上方「物料类别」下拉篩選類別，或於「搜索名称</w:t>
-      </w:r>
-      <w:r>
-        <w:t xml:space="preserve"> / </w:t>
-      </w:r>
-      <w:r>
-        <w:t>代码」輸入關鍵字即時篩選。</w:t>
-      </w:r>
-    </w:p>
-    <w:p>
-      <w:pPr>
-        <w:spacing w:after="40"/>
-      </w:pPr>
-      <w:r>
-        <w:rPr>
-          <w:b/>
-          <w:color w:val="2563EB"/>
-        </w:rPr>
-        <w:t>圖</w:t>
-      </w:r>
-      <w:r>
-        <w:rPr>
-          <w:b/>
-          <w:color w:val="2563EB"/>
-        </w:rPr>
-        <w:t xml:space="preserve"> 3-1</w:t>
-      </w:r>
-      <w:r>
-        <w:rPr>
-          <w:b/>
-          <w:color w:val="2563EB"/>
-        </w:rPr>
-        <w:t>：供應商目錄與篩選列</w:t>
+          <w:lang w:eastAsia="zh-TW"/>
+        </w:rPr>
+        <w:t>圖 3-1：供應商目錄與篩選列</w:t>
       </w:r>
     </w:p>
     <w:p>
@@ -1802,87 +2018,96 @@
         <w:shd w:val="clear" w:color="auto" w:fill="F1F5F9"/>
         <w:spacing w:before="40" w:after="160"/>
         <w:jc w:val="center"/>
-      </w:pPr>
-      <w:r>
-        <w:rPr>
-          <w:color w:val="64748B"/>
-          <w:sz w:val="19"/>
-        </w:rPr>
-        <w:t>（請在此插入截圖）</w:t>
+        <w:rPr>
+          <w:rFonts w:hint="eastAsia"/>
+          <w:lang w:eastAsia="zh-TW"/>
+        </w:rPr>
+      </w:pPr>
+      <w:r>
+        <w:rPr>
+          <w:lang w:eastAsia="zh-TW"/>
+        </w:rPr>
+        <w:drawing>
+          <wp:inline distT="0" distB="0" distL="0" distR="0" wp14:anchorId="0B37E553" wp14:editId="2EF73D80">
+            <wp:extent cx="6181090" cy="1629410"/>
+            <wp:effectExtent l="0" t="0" r="0" b="8890"/>
+            <wp:docPr id="1608733397" name="圖片 1"/>
+            <wp:cNvGraphicFramePr>
+              <a:graphicFrameLocks xmlns:a="http://schemas.openxmlformats.org/drawingml/2006/main" noChangeAspect="1"/>
+            </wp:cNvGraphicFramePr>
+            <a:graphic xmlns:a="http://schemas.openxmlformats.org/drawingml/2006/main">
+              <a:graphicData uri="http://schemas.openxmlformats.org/drawingml/2006/picture">
+                <pic:pic xmlns:pic="http://schemas.openxmlformats.org/drawingml/2006/picture">
+                  <pic:nvPicPr>
+                    <pic:cNvPr id="1608733397" name=""/>
+                    <pic:cNvPicPr/>
+                  </pic:nvPicPr>
+                  <pic:blipFill>
+                    <a:blip r:embed="rId13"/>
+                    <a:stretch>
+                      <a:fillRect/>
+                    </a:stretch>
+                  </pic:blipFill>
+                  <pic:spPr>
+                    <a:xfrm>
+                      <a:off x="0" y="0"/>
+                      <a:ext cx="6181090" cy="1629410"/>
+                    </a:xfrm>
+                    <a:prstGeom prst="rect">
+                      <a:avLst/>
+                    </a:prstGeom>
+                  </pic:spPr>
+                </pic:pic>
+              </a:graphicData>
+            </a:graphic>
+          </wp:inline>
+        </w:drawing>
       </w:r>
     </w:p>
     <w:p>
       <w:pPr>
         <w:spacing w:after="40"/>
+        <w:rPr>
+          <w:lang w:eastAsia="zh-TW"/>
+        </w:rPr>
       </w:pPr>
       <w:r>
         <w:rPr>
           <w:b/>
           <w:color w:val="2563EB"/>
           <w:sz w:val="24"/>
-        </w:rPr>
-        <w:t xml:space="preserve">● </w:t>
-      </w:r>
+          <w:lang w:eastAsia="zh-TW"/>
+        </w:rPr>
+        <w:t>● 步驟 2　檢視供應商清單</w:t>
+      </w:r>
+    </w:p>
+    <w:p>
+      <w:pPr>
+        <w:rPr>
+          <w:lang w:eastAsia="zh-TW"/>
+        </w:rPr>
+      </w:pPr>
+      <w:r>
+        <w:rPr>
+          <w:lang w:eastAsia="zh-TW"/>
+        </w:rPr>
+        <w:t>表格欄位包含「排名」、「供应商」、「物料类别」、「地区」、「综合分」、「等级」。點供應商名稱可進入其 360 檔案。</w:t>
+      </w:r>
+    </w:p>
+    <w:p>
+      <w:pPr>
+        <w:spacing w:after="40"/>
+        <w:rPr>
+          <w:lang w:eastAsia="zh-TW"/>
+        </w:rPr>
+      </w:pPr>
       <w:r>
         <w:rPr>
           <w:b/>
           <w:color w:val="2563EB"/>
-          <w:sz w:val="24"/>
-        </w:rPr>
-        <w:t>步驟</w:t>
-      </w:r>
-      <w:r>
-        <w:rPr>
-          <w:b/>
-          <w:color w:val="2563EB"/>
-          <w:sz w:val="24"/>
-        </w:rPr>
-        <w:t xml:space="preserve"> 2</w:t>
-      </w:r>
-      <w:r>
-        <w:rPr>
-          <w:b/>
-          <w:color w:val="2563EB"/>
-          <w:sz w:val="24"/>
-        </w:rPr>
-        <w:t xml:space="preserve">　檢視供應商清單</w:t>
-      </w:r>
-    </w:p>
-    <w:p>
-      <w:r>
-        <w:t>表格欄位包含「排名」、「供应商」、「物料类别」、「地区」、「综合分」、「等级」。點供應商名稱可進入其</w:t>
-      </w:r>
-      <w:r>
-        <w:t xml:space="preserve"> 360 </w:t>
-      </w:r>
-      <w:r>
-        <w:t>檔案。</w:t>
-      </w:r>
-    </w:p>
-    <w:p>
-      <w:pPr>
-        <w:spacing w:after="40"/>
-      </w:pPr>
-      <w:r>
-        <w:rPr>
-          <w:b/>
-          <w:color w:val="2563EB"/>
-        </w:rPr>
-        <w:t>圖</w:t>
-      </w:r>
-      <w:r>
-        <w:rPr>
-          <w:b/>
-          <w:color w:val="2563EB"/>
-        </w:rPr>
-        <w:t xml:space="preserve"> 3-2</w:t>
-      </w:r>
-      <w:r>
-        <w:rPr>
-          <w:b/>
-          <w:color w:val="2563EB"/>
-        </w:rPr>
-        <w:t>：供應商清單表格</w:t>
+          <w:lang w:eastAsia="zh-TW"/>
+        </w:rPr>
+        <w:t>圖 3-2：供應商清單表格</w:t>
       </w:r>
     </w:p>
     <w:p>
@@ -1896,87 +2121,108 @@
         <w:shd w:val="clear" w:color="auto" w:fill="F1F5F9"/>
         <w:spacing w:before="40" w:after="160"/>
         <w:jc w:val="center"/>
-      </w:pPr>
-      <w:r>
-        <w:rPr>
-          <w:color w:val="64748B"/>
-          <w:sz w:val="19"/>
-        </w:rPr>
-        <w:t>（請在此插入截圖）</w:t>
+        <w:rPr>
+          <w:rFonts w:hint="eastAsia"/>
+          <w:lang w:eastAsia="zh-TW"/>
+        </w:rPr>
+      </w:pPr>
+      <w:r>
+        <w:rPr>
+          <w:lang w:eastAsia="zh-TW"/>
+        </w:rPr>
+        <w:drawing>
+          <wp:inline distT="0" distB="0" distL="0" distR="0" wp14:anchorId="7C57E21B" wp14:editId="443841CE">
+            <wp:extent cx="6181090" cy="2469515"/>
+            <wp:effectExtent l="0" t="0" r="0" b="6985"/>
+            <wp:docPr id="757790787" name="圖片 1"/>
+            <wp:cNvGraphicFramePr>
+              <a:graphicFrameLocks xmlns:a="http://schemas.openxmlformats.org/drawingml/2006/main" noChangeAspect="1"/>
+            </wp:cNvGraphicFramePr>
+            <a:graphic xmlns:a="http://schemas.openxmlformats.org/drawingml/2006/main">
+              <a:graphicData uri="http://schemas.openxmlformats.org/drawingml/2006/picture">
+                <pic:pic xmlns:pic="http://schemas.openxmlformats.org/drawingml/2006/picture">
+                  <pic:nvPicPr>
+                    <pic:cNvPr id="757790787" name=""/>
+                    <pic:cNvPicPr/>
+                  </pic:nvPicPr>
+                  <pic:blipFill>
+                    <a:blip r:embed="rId14"/>
+                    <a:stretch>
+                      <a:fillRect/>
+                    </a:stretch>
+                  </pic:blipFill>
+                  <pic:spPr>
+                    <a:xfrm>
+                      <a:off x="0" y="0"/>
+                      <a:ext cx="6181090" cy="2469515"/>
+                    </a:xfrm>
+                    <a:prstGeom prst="rect">
+                      <a:avLst/>
+                    </a:prstGeom>
+                  </pic:spPr>
+                </pic:pic>
+              </a:graphicData>
+            </a:graphic>
+          </wp:inline>
+        </w:drawing>
       </w:r>
     </w:p>
     <w:p>
       <w:pPr>
         <w:spacing w:after="40"/>
-      </w:pPr>
-      <w:r>
         <w:rPr>
           <w:b/>
           <w:color w:val="2563EB"/>
           <w:sz w:val="24"/>
-        </w:rPr>
-        <w:t xml:space="preserve">● </w:t>
-      </w:r>
+          <w:lang w:eastAsia="zh-TW"/>
+        </w:rPr>
+      </w:pPr>
+    </w:p>
+    <w:p>
+      <w:pPr>
+        <w:spacing w:after="40"/>
+        <w:rPr>
+          <w:lang w:eastAsia="zh-TW"/>
+        </w:rPr>
+      </w:pPr>
       <w:r>
         <w:rPr>
           <w:b/>
           <w:color w:val="2563EB"/>
           <w:sz w:val="24"/>
-        </w:rPr>
-        <w:t>步驟</w:t>
-      </w:r>
+          <w:lang w:eastAsia="zh-TW"/>
+        </w:rPr>
+        <w:lastRenderedPageBreak/>
+        <w:t>● 步驟 3　新增供應商（具權限者）</w:t>
+      </w:r>
+    </w:p>
+    <w:p>
+      <w:pPr>
+        <w:rPr>
+          <w:lang w:eastAsia="zh-TW"/>
+        </w:rPr>
+      </w:pPr>
+      <w:r>
+        <w:rPr>
+          <w:lang w:eastAsia="zh-TW"/>
+        </w:rPr>
+        <w:t>點「新增供应商」，填寫「供应商名称」（必填）、「供应商代码」、「类型」、「物料类别」、「地区」與「是否 AU」，點「储存」，畫面提示「已新增」。</w:t>
+      </w:r>
+    </w:p>
+    <w:p>
+      <w:pPr>
+        <w:spacing w:after="40"/>
+        <w:rPr>
+          <w:lang w:eastAsia="zh-TW"/>
+        </w:rPr>
+      </w:pPr>
       <w:r>
         <w:rPr>
           <w:b/>
           <w:color w:val="2563EB"/>
-          <w:sz w:val="24"/>
-        </w:rPr>
-        <w:t xml:space="preserve"> 3</w:t>
-      </w:r>
-      <w:r>
-        <w:rPr>
-          <w:b/>
-          <w:color w:val="2563EB"/>
-          <w:sz w:val="24"/>
-        </w:rPr>
-        <w:t xml:space="preserve">　新增供應商（具權限者）</w:t>
-      </w:r>
-    </w:p>
-    <w:p>
-      <w:r>
-        <w:t>點「新增供应商」，填寫「供应商名称」（必填）、「供应商代码」、「类型」、「物料类别」、「地区」與「是否</w:t>
-      </w:r>
-      <w:r>
-        <w:t xml:space="preserve"> AU</w:t>
-      </w:r>
-      <w:r>
-        <w:t>」，點「储存」，畫面提示「已新增」。</w:t>
-      </w:r>
-    </w:p>
-    <w:p>
-      <w:pPr>
-        <w:spacing w:after="40"/>
-      </w:pPr>
-      <w:r>
-        <w:rPr>
-          <w:b/>
-          <w:color w:val="2563EB"/>
-        </w:rPr>
-        <w:t>圖</w:t>
-      </w:r>
-      <w:r>
-        <w:rPr>
-          <w:b/>
-          <w:color w:val="2563EB"/>
-        </w:rPr>
-        <w:t xml:space="preserve"> 3-3</w:t>
-      </w:r>
-      <w:r>
-        <w:rPr>
-          <w:b/>
-          <w:color w:val="2563EB"/>
-        </w:rPr>
-        <w:t>：新增供應商視窗</w:t>
+          <w:lang w:eastAsia="zh-TW"/>
+        </w:rPr>
+        <w:t>圖 3-3：新增供應商視窗</w:t>
       </w:r>
     </w:p>
     <w:p>
@@ -1990,54 +2236,79 @@
         <w:shd w:val="clear" w:color="auto" w:fill="F1F5F9"/>
         <w:spacing w:before="40" w:after="160"/>
         <w:jc w:val="center"/>
-      </w:pPr>
-      <w:r>
-        <w:rPr>
-          <w:color w:val="64748B"/>
-          <w:sz w:val="19"/>
-        </w:rPr>
-        <w:t>（請在此插入截圖）</w:t>
+        <w:rPr>
+          <w:rFonts w:hint="eastAsia"/>
+          <w:lang w:eastAsia="zh-TW"/>
+        </w:rPr>
+      </w:pPr>
+      <w:r>
+        <w:rPr>
+          <w:lang w:eastAsia="zh-TW"/>
+        </w:rPr>
+        <w:drawing>
+          <wp:inline distT="0" distB="0" distL="0" distR="0" wp14:anchorId="5C95EBC2" wp14:editId="67591BD1">
+            <wp:extent cx="4030980" cy="3835359"/>
+            <wp:effectExtent l="0" t="0" r="7620" b="0"/>
+            <wp:docPr id="1200009008" name="圖片 1"/>
+            <wp:cNvGraphicFramePr>
+              <a:graphicFrameLocks xmlns:a="http://schemas.openxmlformats.org/drawingml/2006/main" noChangeAspect="1"/>
+            </wp:cNvGraphicFramePr>
+            <a:graphic xmlns:a="http://schemas.openxmlformats.org/drawingml/2006/main">
+              <a:graphicData uri="http://schemas.openxmlformats.org/drawingml/2006/picture">
+                <pic:pic xmlns:pic="http://schemas.openxmlformats.org/drawingml/2006/picture">
+                  <pic:nvPicPr>
+                    <pic:cNvPr id="1200009008" name=""/>
+                    <pic:cNvPicPr/>
+                  </pic:nvPicPr>
+                  <pic:blipFill>
+                    <a:blip r:embed="rId15"/>
+                    <a:stretch>
+                      <a:fillRect/>
+                    </a:stretch>
+                  </pic:blipFill>
+                  <pic:spPr>
+                    <a:xfrm>
+                      <a:off x="0" y="0"/>
+                      <a:ext cx="4038229" cy="3842256"/>
+                    </a:xfrm>
+                    <a:prstGeom prst="rect">
+                      <a:avLst/>
+                    </a:prstGeom>
+                  </pic:spPr>
+                </pic:pic>
+              </a:graphicData>
+            </a:graphic>
+          </wp:inline>
+        </w:drawing>
       </w:r>
     </w:p>
     <w:p>
       <w:pPr>
         <w:spacing w:after="40"/>
+        <w:rPr>
+          <w:lang w:eastAsia="zh-TW"/>
+        </w:rPr>
       </w:pPr>
       <w:r>
         <w:rPr>
           <w:b/>
           <w:color w:val="2563EB"/>
           <w:sz w:val="24"/>
-        </w:rPr>
-        <w:t xml:space="preserve">● </w:t>
-      </w:r>
-      <w:r>
-        <w:rPr>
-          <w:b/>
-          <w:color w:val="2563EB"/>
-          <w:sz w:val="24"/>
-        </w:rPr>
-        <w:t>步驟</w:t>
-      </w:r>
-      <w:r>
-        <w:rPr>
-          <w:b/>
-          <w:color w:val="2563EB"/>
-          <w:sz w:val="24"/>
-        </w:rPr>
-        <w:t xml:space="preserve"> 4</w:t>
-      </w:r>
-      <w:r>
-        <w:rPr>
-          <w:b/>
-          <w:color w:val="2563EB"/>
-          <w:sz w:val="24"/>
-        </w:rPr>
-        <w:t xml:space="preserve">　編輯／刪除供應商（具權限者）</w:t>
-      </w:r>
-    </w:p>
-    <w:p>
-      <w:r>
+          <w:lang w:eastAsia="zh-TW"/>
+        </w:rPr>
+        <w:t>● 步驟 4　編輯／刪除供應商（具權限者）</w:t>
+      </w:r>
+    </w:p>
+    <w:p>
+      <w:pPr>
+        <w:rPr>
+          <w:lang w:eastAsia="zh-TW"/>
+        </w:rPr>
+      </w:pPr>
+      <w:r>
+        <w:rPr>
+          <w:lang w:eastAsia="zh-TW"/>
+        </w:rPr>
         <w:t>於表格「管理」欄點編輯圖示可修改資料（提示「已更新」）；點刪除圖示並確認後移除（提示「已删除」）。</w:t>
       </w:r>
     </w:p>
@@ -2052,153 +2323,139 @@
         <w:shd w:val="clear" w:color="auto" w:fill="EFF4FF"/>
         <w:spacing w:before="120" w:after="160"/>
         <w:ind w:left="72"/>
+        <w:rPr>
+          <w:rFonts w:hint="eastAsia"/>
+          <w:lang w:eastAsia="zh-TW"/>
+        </w:rPr>
       </w:pPr>
       <w:r>
         <w:rPr>
           <w:b/>
           <w:color w:val="1E3A8A"/>
           <w:sz w:val="20"/>
-        </w:rPr>
-        <w:t>【</w:t>
-      </w:r>
-      <w:r>
-        <w:rPr>
-          <w:b/>
-          <w:color w:val="1E3A8A"/>
-          <w:sz w:val="20"/>
-        </w:rPr>
-        <w:t xml:space="preserve">AU </w:t>
-      </w:r>
-      <w:r>
-        <w:rPr>
-          <w:b/>
-          <w:color w:val="1E3A8A"/>
-          <w:sz w:val="20"/>
-        </w:rPr>
-        <w:t>供應商】</w:t>
+          <w:lang w:eastAsia="zh-TW"/>
+        </w:rPr>
+        <w:t>【AU 供應商】</w:t>
       </w:r>
       <w:r>
         <w:rPr>
           <w:color w:val="334155"/>
           <w:sz w:val="20"/>
-        </w:rPr>
-        <w:t>標示為</w:t>
-      </w:r>
-      <w:r>
-        <w:rPr>
-          <w:color w:val="334155"/>
-          <w:sz w:val="20"/>
-        </w:rPr>
-        <w:t xml:space="preserve"> AU </w:t>
-      </w:r>
-      <w:r>
-        <w:rPr>
-          <w:color w:val="334155"/>
-          <w:sz w:val="20"/>
-        </w:rPr>
-        <w:t>的供應商，等級門檻採較嚴格標準，系統會於清單以標籤標示。</w:t>
-      </w:r>
+          <w:lang w:eastAsia="zh-TW"/>
+        </w:rPr>
+        <w:t>標示為 AU 的供應商，等級門檻採較嚴格標準，系統會於清單以標籤標示。</w:t>
+      </w:r>
+      <w:bookmarkStart w:id="4" w:name="_Toc237120571"/>
+    </w:p>
+    <w:p>
+      <w:pPr>
+        <w:rPr>
+          <w:lang w:eastAsia="zh-TW"/>
+        </w:rPr>
+      </w:pPr>
+    </w:p>
+    <w:p>
+      <w:pPr>
+        <w:rPr>
+          <w:rFonts w:hint="eastAsia"/>
+          <w:lang w:eastAsia="zh-TW"/>
+        </w:rPr>
+      </w:pPr>
+    </w:p>
+    <w:p>
+      <w:pPr>
+        <w:rPr>
+          <w:rFonts w:hint="eastAsia"/>
+          <w:lang w:eastAsia="zh-TW"/>
+        </w:rPr>
+      </w:pPr>
     </w:p>
     <w:p>
       <w:pPr>
         <w:pStyle w:val="1"/>
-      </w:pPr>
-      <w:bookmarkStart w:id="4" w:name="_Toc237120571"/>
-      <w:r>
+        <w:rPr>
+          <w:lang w:eastAsia="zh-TW"/>
+        </w:rPr>
+      </w:pPr>
+      <w:r>
+        <w:rPr>
+          <w:lang w:eastAsia="zh-TW"/>
+        </w:rPr>
+        <w:lastRenderedPageBreak/>
         <w:t>四、供應商</w:t>
       </w:r>
       <w:r>
-        <w:t xml:space="preserve"> 360 </w:t>
-      </w:r>
-      <w:r>
+        <w:rPr>
+          <w:rFonts w:hint="eastAsia"/>
+          <w:lang w:eastAsia="zh-TW"/>
+        </w:rPr>
+        <w:t>詳細</w:t>
+      </w:r>
+      <w:r>
+        <w:rPr>
+          <w:lang w:eastAsia="zh-TW"/>
+        </w:rPr>
         <w:t>檔案</w:t>
       </w:r>
       <w:bookmarkEnd w:id="4"/>
     </w:p>
     <w:p>
-      <w:r>
-        <w:t>由目錄或首頁點入單一供應商後，進入其完整檔案。頂部卡片顯示名稱、代碼、物料類別、地區、當季排名、綜合分與等級，並提供「综合评估」（規則式</w:t>
-      </w:r>
-      <w:r>
-        <w:t xml:space="preserve"> · AI </w:t>
-      </w:r>
-      <w:r>
-        <w:t>增強）摘要。</w:t>
+      <w:pPr>
+        <w:rPr>
+          <w:lang w:eastAsia="zh-TW"/>
+        </w:rPr>
+      </w:pPr>
+      <w:r>
+        <w:rPr>
+          <w:lang w:eastAsia="zh-TW"/>
+        </w:rPr>
+        <w:t>由目錄或首頁點入單一供應商後，進入其完整檔案。頂部卡片顯示名稱、代碼、物料類別、地區、當季排名、綜合分與等級，並提供「综合评估」（規則式 · AI 增強）摘要。</w:t>
       </w:r>
     </w:p>
     <w:p>
       <w:pPr>
         <w:spacing w:after="40"/>
+        <w:rPr>
+          <w:lang w:eastAsia="zh-TW"/>
+        </w:rPr>
       </w:pPr>
       <w:r>
         <w:rPr>
           <w:b/>
           <w:color w:val="2563EB"/>
           <w:sz w:val="24"/>
-        </w:rPr>
-        <w:lastRenderedPageBreak/>
-        <w:t xml:space="preserve">● </w:t>
-      </w:r>
+          <w:lang w:eastAsia="zh-TW"/>
+        </w:rPr>
+        <w:t>● 步驟 1　切換三大分頁</w:t>
+      </w:r>
+    </w:p>
+    <w:p>
+      <w:pPr>
+        <w:rPr>
+          <w:lang w:eastAsia="zh-TW"/>
+        </w:rPr>
+      </w:pPr>
+      <w:r>
+        <w:rPr>
+          <w:lang w:eastAsia="zh-TW"/>
+        </w:rPr>
+        <w:t>檔案分為三個分頁：「季度评比」、「年度评鉴」、「背调·比价」。</w:t>
+      </w:r>
+    </w:p>
+    <w:p>
+      <w:pPr>
+        <w:spacing w:after="40"/>
+        <w:rPr>
+          <w:lang w:eastAsia="zh-TW"/>
+        </w:rPr>
+      </w:pPr>
       <w:r>
         <w:rPr>
           <w:b/>
           <w:color w:val="2563EB"/>
-          <w:sz w:val="24"/>
-        </w:rPr>
-        <w:t>步驟</w:t>
-      </w:r>
-      <w:r>
-        <w:rPr>
-          <w:b/>
-          <w:color w:val="2563EB"/>
-          <w:sz w:val="24"/>
-        </w:rPr>
-        <w:t xml:space="preserve"> 1</w:t>
-      </w:r>
-      <w:r>
-        <w:rPr>
-          <w:b/>
-          <w:color w:val="2563EB"/>
-          <w:sz w:val="24"/>
-        </w:rPr>
-        <w:t xml:space="preserve">　切換三大分頁</w:t>
-      </w:r>
-    </w:p>
-    <w:p>
-      <w:r>
-        <w:t>檔案分為三個分頁：「季度评比」、「年度评鉴」、「背调</w:t>
-      </w:r>
-      <w:r>
-        <w:t>·</w:t>
-      </w:r>
-      <w:r>
-        <w:t>比价」。</w:t>
-      </w:r>
-    </w:p>
-    <w:p>
-      <w:pPr>
-        <w:spacing w:after="40"/>
-      </w:pPr>
-      <w:r>
-        <w:rPr>
-          <w:b/>
-          <w:color w:val="2563EB"/>
-        </w:rPr>
-        <w:t>圖</w:t>
-      </w:r>
-      <w:r>
-        <w:rPr>
-          <w:b/>
-          <w:color w:val="2563EB"/>
-        </w:rPr>
-        <w:t xml:space="preserve"> 4-1</w:t>
-      </w:r>
-      <w:r>
-        <w:rPr>
-          <w:b/>
-          <w:color w:val="2563EB"/>
-        </w:rPr>
-        <w:t>：供應商檔案頂部與分頁</w:t>
+          <w:lang w:eastAsia="zh-TW"/>
+        </w:rPr>
+        <w:t>圖 4-1：供應商檔案頂部與分頁</w:t>
       </w:r>
     </w:p>
     <w:p>
@@ -2212,81 +2469,105 @@
         <w:shd w:val="clear" w:color="auto" w:fill="F1F5F9"/>
         <w:spacing w:before="40" w:after="160"/>
         <w:jc w:val="center"/>
-      </w:pPr>
-      <w:r>
-        <w:rPr>
-          <w:color w:val="64748B"/>
-          <w:sz w:val="19"/>
-        </w:rPr>
-        <w:t>（請在此插入截圖）</w:t>
+        <w:rPr>
+          <w:rFonts w:hint="eastAsia"/>
+          <w:lang w:eastAsia="zh-TW"/>
+        </w:rPr>
+      </w:pPr>
+      <w:r>
+        <w:rPr>
+          <w:lang w:eastAsia="zh-TW"/>
+        </w:rPr>
+        <w:drawing>
+          <wp:inline distT="0" distB="0" distL="0" distR="0" wp14:anchorId="612430A8" wp14:editId="5DE4BC35">
+            <wp:extent cx="6181090" cy="1493520"/>
+            <wp:effectExtent l="0" t="0" r="0" b="0"/>
+            <wp:docPr id="2062152883" name="圖片 1"/>
+            <wp:cNvGraphicFramePr>
+              <a:graphicFrameLocks xmlns:a="http://schemas.openxmlformats.org/drawingml/2006/main" noChangeAspect="1"/>
+            </wp:cNvGraphicFramePr>
+            <a:graphic xmlns:a="http://schemas.openxmlformats.org/drawingml/2006/main">
+              <a:graphicData uri="http://schemas.openxmlformats.org/drawingml/2006/picture">
+                <pic:pic xmlns:pic="http://schemas.openxmlformats.org/drawingml/2006/picture">
+                  <pic:nvPicPr>
+                    <pic:cNvPr id="2062152883" name=""/>
+                    <pic:cNvPicPr/>
+                  </pic:nvPicPr>
+                  <pic:blipFill rotWithShape="1">
+                    <a:blip r:embed="rId16"/>
+                    <a:srcRect b="49603"/>
+                    <a:stretch>
+                      <a:fillRect/>
+                    </a:stretch>
+                  </pic:blipFill>
+                  <pic:spPr bwMode="auto">
+                    <a:xfrm>
+                      <a:off x="0" y="0"/>
+                      <a:ext cx="6181090" cy="1493520"/>
+                    </a:xfrm>
+                    <a:prstGeom prst="rect">
+                      <a:avLst/>
+                    </a:prstGeom>
+                    <a:ln>
+                      <a:noFill/>
+                    </a:ln>
+                    <a:extLst>
+                      <a:ext uri="{53640926-AAD7-44D8-BBD7-CCE9431645EC}">
+                        <a14:shadowObscured xmlns:a14="http://schemas.microsoft.com/office/drawing/2010/main"/>
+                      </a:ext>
+                    </a:extLst>
+                  </pic:spPr>
+                </pic:pic>
+              </a:graphicData>
+            </a:graphic>
+          </wp:inline>
+        </w:drawing>
       </w:r>
     </w:p>
     <w:p>
       <w:pPr>
         <w:spacing w:after="40"/>
+        <w:rPr>
+          <w:lang w:eastAsia="zh-TW"/>
+        </w:rPr>
       </w:pPr>
       <w:r>
         <w:rPr>
           <w:b/>
           <w:color w:val="2563EB"/>
           <w:sz w:val="24"/>
-        </w:rPr>
-        <w:t xml:space="preserve">● </w:t>
-      </w:r>
+          <w:lang w:eastAsia="zh-TW"/>
+        </w:rPr>
+        <w:t>● 步驟 2　季度評比趨勢與明細</w:t>
+      </w:r>
+    </w:p>
+    <w:p>
+      <w:pPr>
+        <w:rPr>
+          <w:lang w:eastAsia="zh-TW"/>
+        </w:rPr>
+      </w:pPr>
+      <w:r>
+        <w:rPr>
+          <w:lang w:eastAsia="zh-TW"/>
+        </w:rPr>
+        <w:t>「季度评比」分頁呈現「季度评比趋势」折線圖、「最新构面」（品質／交期／服務／綜合分）與「历年填报明细（唯读）」表格。</w:t>
+      </w:r>
+    </w:p>
+    <w:p>
+      <w:pPr>
+        <w:spacing w:after="40"/>
+        <w:rPr>
+          <w:lang w:eastAsia="zh-TW"/>
+        </w:rPr>
+      </w:pPr>
       <w:r>
         <w:rPr>
           <w:b/>
           <w:color w:val="2563EB"/>
-          <w:sz w:val="24"/>
-        </w:rPr>
-        <w:t>步驟</w:t>
-      </w:r>
-      <w:r>
-        <w:rPr>
-          <w:b/>
-          <w:color w:val="2563EB"/>
-          <w:sz w:val="24"/>
-        </w:rPr>
-        <w:t xml:space="preserve"> 2</w:t>
-      </w:r>
-      <w:r>
-        <w:rPr>
-          <w:b/>
-          <w:color w:val="2563EB"/>
-          <w:sz w:val="24"/>
-        </w:rPr>
-        <w:t xml:space="preserve">　季度評比趨勢與明細</w:t>
-      </w:r>
-    </w:p>
-    <w:p>
-      <w:r>
-        <w:t>「季度评比」分頁呈現「季度评比趋势」折線圖、「最新构面」（品質／交期／服務／綜合分）與「历年填报明细（唯读）」表格。</w:t>
-      </w:r>
-    </w:p>
-    <w:p>
-      <w:pPr>
-        <w:spacing w:after="40"/>
-      </w:pPr>
-      <w:r>
-        <w:rPr>
-          <w:b/>
-          <w:color w:val="2563EB"/>
-        </w:rPr>
-        <w:t>圖</w:t>
-      </w:r>
-      <w:r>
-        <w:rPr>
-          <w:b/>
-          <w:color w:val="2563EB"/>
-        </w:rPr>
-        <w:t xml:space="preserve"> 4-2</w:t>
-      </w:r>
-      <w:r>
-        <w:rPr>
-          <w:b/>
-          <w:color w:val="2563EB"/>
-        </w:rPr>
-        <w:t>：季度評比趨勢與歷年明細</w:t>
+          <w:lang w:eastAsia="zh-TW"/>
+        </w:rPr>
+        <w:t>圖 4-2：季度評比趨勢與歷年明細</w:t>
       </w:r>
     </w:p>
     <w:p>
@@ -2300,101 +2581,97 @@
         <w:shd w:val="clear" w:color="auto" w:fill="F1F5F9"/>
         <w:spacing w:before="40" w:after="160"/>
         <w:jc w:val="center"/>
-      </w:pPr>
-      <w:r>
-        <w:rPr>
-          <w:color w:val="64748B"/>
-          <w:sz w:val="19"/>
-        </w:rPr>
-        <w:t>（請在此插入截圖）</w:t>
+        <w:rPr>
+          <w:rFonts w:hint="eastAsia"/>
+          <w:lang w:eastAsia="zh-TW"/>
+        </w:rPr>
+      </w:pPr>
+      <w:r>
+        <w:rPr>
+          <w:lang w:eastAsia="zh-TW"/>
+        </w:rPr>
+        <w:drawing>
+          <wp:inline distT="0" distB="0" distL="0" distR="0" wp14:anchorId="0ED9D7FA" wp14:editId="6E109F5C">
+            <wp:extent cx="6181090" cy="2883535"/>
+            <wp:effectExtent l="0" t="0" r="0" b="0"/>
+            <wp:docPr id="868985564" name="圖片 1"/>
+            <wp:cNvGraphicFramePr>
+              <a:graphicFrameLocks xmlns:a="http://schemas.openxmlformats.org/drawingml/2006/main" noChangeAspect="1"/>
+            </wp:cNvGraphicFramePr>
+            <a:graphic xmlns:a="http://schemas.openxmlformats.org/drawingml/2006/main">
+              <a:graphicData uri="http://schemas.openxmlformats.org/drawingml/2006/picture">
+                <pic:pic xmlns:pic="http://schemas.openxmlformats.org/drawingml/2006/picture">
+                  <pic:nvPicPr>
+                    <pic:cNvPr id="868985564" name=""/>
+                    <pic:cNvPicPr/>
+                  </pic:nvPicPr>
+                  <pic:blipFill>
+                    <a:blip r:embed="rId17"/>
+                    <a:stretch>
+                      <a:fillRect/>
+                    </a:stretch>
+                  </pic:blipFill>
+                  <pic:spPr>
+                    <a:xfrm>
+                      <a:off x="0" y="0"/>
+                      <a:ext cx="6181090" cy="2883535"/>
+                    </a:xfrm>
+                    <a:prstGeom prst="rect">
+                      <a:avLst/>
+                    </a:prstGeom>
+                  </pic:spPr>
+                </pic:pic>
+              </a:graphicData>
+            </a:graphic>
+          </wp:inline>
+        </w:drawing>
       </w:r>
     </w:p>
     <w:p>
       <w:pPr>
         <w:spacing w:after="40"/>
+        <w:rPr>
+          <w:lang w:eastAsia="zh-TW"/>
+        </w:rPr>
       </w:pPr>
       <w:r>
         <w:rPr>
           <w:b/>
           <w:color w:val="2563EB"/>
           <w:sz w:val="24"/>
-        </w:rPr>
-        <w:t xml:space="preserve">● </w:t>
-      </w:r>
+          <w:lang w:eastAsia="zh-TW"/>
+        </w:rPr>
+        <w:lastRenderedPageBreak/>
+        <w:t>● 步驟 3　年度評鑑與背調比價</w:t>
+      </w:r>
+    </w:p>
+    <w:p>
+      <w:pPr>
+        <w:rPr>
+          <w:lang w:eastAsia="zh-TW"/>
+        </w:rPr>
+      </w:pPr>
+      <w:r>
+        <w:rPr>
+          <w:lang w:eastAsia="zh-TW"/>
+        </w:rPr>
+        <w:t>「年度评鉴」分頁列出歷年年度分與等級；「背调·比价」分頁顯示背調四維度分析與「参与的比价案件」（點案件標籤可跳至比價尋源）。</w:t>
+      </w:r>
+    </w:p>
+    <w:p>
+      <w:pPr>
+        <w:spacing w:after="40"/>
+        <w:rPr>
+          <w:lang w:eastAsia="zh-TW"/>
+        </w:rPr>
+      </w:pPr>
       <w:r>
         <w:rPr>
           <w:b/>
           <w:color w:val="2563EB"/>
-          <w:sz w:val="24"/>
-        </w:rPr>
-        <w:t>步驟</w:t>
-      </w:r>
-      <w:r>
-        <w:rPr>
-          <w:b/>
-          <w:color w:val="2563EB"/>
-          <w:sz w:val="24"/>
-        </w:rPr>
-        <w:t xml:space="preserve"> 3</w:t>
-      </w:r>
-      <w:r>
-        <w:rPr>
-          <w:b/>
-          <w:color w:val="2563EB"/>
-          <w:sz w:val="24"/>
-        </w:rPr>
-        <w:t xml:space="preserve">　年度評鑑與背調比價</w:t>
-      </w:r>
-    </w:p>
-    <w:p>
-      <w:r>
-        <w:t>「年度评鉴」分頁列出歷年年度分與等級；「背调</w:t>
-      </w:r>
-      <w:r>
-        <w:t>·</w:t>
-      </w:r>
-      <w:r>
-        <w:t>比价」分頁顯示背調四維度分析與「参与的比价案件」（點案件標籤可跳至比價尋源）。</w:t>
-      </w:r>
-    </w:p>
-    <w:p>
-      <w:pPr>
-        <w:spacing w:after="40"/>
-      </w:pPr>
-      <w:r>
-        <w:rPr>
-          <w:b/>
-          <w:color w:val="2563EB"/>
-        </w:rPr>
-        <w:t>圖</w:t>
-      </w:r>
-      <w:r>
-        <w:rPr>
-          <w:b/>
-          <w:color w:val="2563EB"/>
-        </w:rPr>
-        <w:t xml:space="preserve"> 4-3</w:t>
-      </w:r>
-      <w:r>
-        <w:rPr>
-          <w:b/>
-          <w:color w:val="2563EB"/>
-        </w:rPr>
-        <w:t>：年度評鑑／背調</w:t>
-      </w:r>
-      <w:r>
-        <w:rPr>
-          <w:b/>
-          <w:color w:val="2563EB"/>
-        </w:rPr>
-        <w:t>·</w:t>
-      </w:r>
-      <w:r>
-        <w:rPr>
-          <w:b/>
-          <w:color w:val="2563EB"/>
-        </w:rPr>
-        <w:t>比價分頁</w:t>
+          <w:lang w:eastAsia="zh-TW"/>
+        </w:rPr>
+        <w:t>圖 4-3：年度評鑑／背調·比價分頁</w:t>
       </w:r>
     </w:p>
     <w:p>
@@ -2408,178 +2685,49 @@
         <w:shd w:val="clear" w:color="auto" w:fill="F1F5F9"/>
         <w:spacing w:before="40" w:after="160"/>
         <w:jc w:val="center"/>
-      </w:pPr>
-      <w:r>
-        <w:rPr>
-          <w:color w:val="64748B"/>
-          <w:sz w:val="19"/>
-        </w:rPr>
-        <w:t>（請在此插入截圖）</w:t>
-      </w:r>
-    </w:p>
-    <w:p>
-      <w:pPr>
-        <w:spacing w:after="40"/>
-      </w:pPr>
-      <w:r>
-        <w:rPr>
-          <w:b/>
-          <w:color w:val="2563EB"/>
-          <w:sz w:val="24"/>
-        </w:rPr>
-        <w:t xml:space="preserve">● </w:t>
-      </w:r>
-      <w:r>
-        <w:rPr>
-          <w:b/>
-          <w:color w:val="2563EB"/>
-          <w:sz w:val="24"/>
-        </w:rPr>
-        <w:t>步驟</w:t>
-      </w:r>
-      <w:r>
-        <w:rPr>
-          <w:b/>
-          <w:color w:val="2563EB"/>
-          <w:sz w:val="24"/>
-        </w:rPr>
-        <w:t xml:space="preserve"> 4</w:t>
-      </w:r>
-      <w:r>
-        <w:rPr>
-          <w:b/>
-          <w:color w:val="2563EB"/>
-          <w:sz w:val="24"/>
-        </w:rPr>
-        <w:t xml:space="preserve">　請</w:t>
-      </w:r>
-      <w:r>
-        <w:rPr>
-          <w:b/>
-          <w:color w:val="2563EB"/>
-          <w:sz w:val="24"/>
-        </w:rPr>
-        <w:t xml:space="preserve"> AI </w:t>
-      </w:r>
-      <w:r>
-        <w:rPr>
-          <w:b/>
-          <w:color w:val="2563EB"/>
-          <w:sz w:val="24"/>
-        </w:rPr>
-        <w:t>評估這家</w:t>
-      </w:r>
-    </w:p>
-    <w:p>
-      <w:r>
-        <w:t>點「问</w:t>
-      </w:r>
-      <w:r>
-        <w:t xml:space="preserve"> AI </w:t>
-      </w:r>
-      <w:r>
-        <w:t>评估这家」，系統會開啟右側</w:t>
-      </w:r>
-      <w:r>
-        <w:t xml:space="preserve"> AI </w:t>
-      </w:r>
-      <w:r>
-        <w:t>助手並自動就這家供應商提出評估問題。</w:t>
-      </w:r>
-    </w:p>
-    <w:p>
-      <w:pPr>
-        <w:pStyle w:val="1"/>
-      </w:pPr>
-      <w:bookmarkStart w:id="5" w:name="_Toc237120572"/>
-      <w:r>
-        <w:t>五、決策儀表板</w:t>
-      </w:r>
-      <w:bookmarkEnd w:id="5"/>
-    </w:p>
-    <w:p>
-      <w:r>
-        <w:t>左側選單點「分析仪表板」進入「决策仪表板」，提供季度與年度兩種視圖的多維分析。</w:t>
-      </w:r>
-    </w:p>
-    <w:p>
-      <w:pPr>
-        <w:spacing w:after="40"/>
-      </w:pPr>
-      <w:r>
-        <w:rPr>
-          <w:b/>
-          <w:color w:val="2563EB"/>
-          <w:sz w:val="24"/>
-        </w:rPr>
-        <w:t xml:space="preserve">● </w:t>
-      </w:r>
-      <w:r>
-        <w:rPr>
-          <w:b/>
-          <w:color w:val="2563EB"/>
-          <w:sz w:val="24"/>
-        </w:rPr>
-        <w:t>步驟</w:t>
-      </w:r>
-      <w:r>
-        <w:rPr>
-          <w:b/>
-          <w:color w:val="2563EB"/>
-          <w:sz w:val="24"/>
-        </w:rPr>
-        <w:t xml:space="preserve"> 1</w:t>
-      </w:r>
-      <w:r>
-        <w:rPr>
-          <w:b/>
-          <w:color w:val="2563EB"/>
-          <w:sz w:val="24"/>
-        </w:rPr>
-        <w:t xml:space="preserve">　切換視圖與期別</w:t>
-      </w:r>
-    </w:p>
-    <w:p>
-      <w:r>
-        <w:t>上方以「季度视图」／「年度视图」切換；季度視圖選「年</w:t>
-      </w:r>
-      <w:r>
-        <w:t>-</w:t>
-      </w:r>
-      <w:r>
-        <w:t>季」（如</w:t>
-      </w:r>
-      <w:r>
-        <w:t xml:space="preserve"> 2026-Q1</w:t>
-      </w:r>
-      <w:r>
-        <w:t>），年度視圖選「年份」。</w:t>
-      </w:r>
-    </w:p>
-    <w:p>
-      <w:pPr>
-        <w:spacing w:after="40"/>
-      </w:pPr>
-      <w:r>
-        <w:rPr>
-          <w:b/>
-          <w:color w:val="2563EB"/>
-        </w:rPr>
-        <w:t>圖</w:t>
-      </w:r>
-      <w:r>
-        <w:rPr>
-          <w:b/>
-          <w:color w:val="2563EB"/>
-        </w:rPr>
-        <w:t xml:space="preserve"> 5-1</w:t>
-      </w:r>
-      <w:r>
-        <w:rPr>
-          <w:b/>
-          <w:color w:val="2563EB"/>
-        </w:rPr>
-        <w:t>：儀表板視圖與期別選擇</w:t>
+        <w:rPr>
+          <w:lang w:eastAsia="zh-TW"/>
+        </w:rPr>
+      </w:pPr>
+      <w:r>
+        <w:rPr>
+          <w:lang w:eastAsia="zh-TW"/>
+        </w:rPr>
+        <w:drawing>
+          <wp:inline distT="0" distB="0" distL="0" distR="0" wp14:anchorId="51234680" wp14:editId="26052D4B">
+            <wp:extent cx="6181090" cy="996315"/>
+            <wp:effectExtent l="0" t="0" r="0" b="0"/>
+            <wp:docPr id="2095312260" name="圖片 1"/>
+            <wp:cNvGraphicFramePr>
+              <a:graphicFrameLocks xmlns:a="http://schemas.openxmlformats.org/drawingml/2006/main" noChangeAspect="1"/>
+            </wp:cNvGraphicFramePr>
+            <a:graphic xmlns:a="http://schemas.openxmlformats.org/drawingml/2006/main">
+              <a:graphicData uri="http://schemas.openxmlformats.org/drawingml/2006/picture">
+                <pic:pic xmlns:pic="http://schemas.openxmlformats.org/drawingml/2006/picture">
+                  <pic:nvPicPr>
+                    <pic:cNvPr id="2095312260" name=""/>
+                    <pic:cNvPicPr/>
+                  </pic:nvPicPr>
+                  <pic:blipFill>
+                    <a:blip r:embed="rId18"/>
+                    <a:stretch>
+                      <a:fillRect/>
+                    </a:stretch>
+                  </pic:blipFill>
+                  <pic:spPr>
+                    <a:xfrm>
+                      <a:off x="0" y="0"/>
+                      <a:ext cx="6181090" cy="996315"/>
+                    </a:xfrm>
+                    <a:prstGeom prst="rect">
+                      <a:avLst/>
+                    </a:prstGeom>
+                  </pic:spPr>
+                </pic:pic>
+              </a:graphicData>
+            </a:graphic>
+          </wp:inline>
+        </w:drawing>
       </w:r>
     </w:p>
     <w:p>
@@ -2593,94 +2741,251 @@
         <w:shd w:val="clear" w:color="auto" w:fill="F1F5F9"/>
         <w:spacing w:before="40" w:after="160"/>
         <w:jc w:val="center"/>
-      </w:pPr>
-      <w:r>
-        <w:rPr>
-          <w:color w:val="64748B"/>
-          <w:sz w:val="19"/>
-        </w:rPr>
-        <w:lastRenderedPageBreak/>
-        <w:t>（請在此插入截圖）</w:t>
+        <w:rPr>
+          <w:rFonts w:hint="eastAsia"/>
+          <w:lang w:eastAsia="zh-TW"/>
+        </w:rPr>
+      </w:pPr>
+      <w:r>
+        <w:rPr>
+          <w:lang w:eastAsia="zh-TW"/>
+        </w:rPr>
+        <w:drawing>
+          <wp:inline distT="0" distB="0" distL="0" distR="0" wp14:anchorId="4036CD2E" wp14:editId="6652C9C2">
+            <wp:extent cx="6181090" cy="1249680"/>
+            <wp:effectExtent l="0" t="0" r="0" b="7620"/>
+            <wp:docPr id="3069385" name="圖片 1"/>
+            <wp:cNvGraphicFramePr>
+              <a:graphicFrameLocks xmlns:a="http://schemas.openxmlformats.org/drawingml/2006/main" noChangeAspect="1"/>
+            </wp:cNvGraphicFramePr>
+            <a:graphic xmlns:a="http://schemas.openxmlformats.org/drawingml/2006/main">
+              <a:graphicData uri="http://schemas.openxmlformats.org/drawingml/2006/picture">
+                <pic:pic xmlns:pic="http://schemas.openxmlformats.org/drawingml/2006/picture">
+                  <pic:nvPicPr>
+                    <pic:cNvPr id="3069385" name=""/>
+                    <pic:cNvPicPr/>
+                  </pic:nvPicPr>
+                  <pic:blipFill>
+                    <a:blip r:embed="rId19"/>
+                    <a:stretch>
+                      <a:fillRect/>
+                    </a:stretch>
+                  </pic:blipFill>
+                  <pic:spPr>
+                    <a:xfrm>
+                      <a:off x="0" y="0"/>
+                      <a:ext cx="6181090" cy="1249680"/>
+                    </a:xfrm>
+                    <a:prstGeom prst="rect">
+                      <a:avLst/>
+                    </a:prstGeom>
+                  </pic:spPr>
+                </pic:pic>
+              </a:graphicData>
+            </a:graphic>
+          </wp:inline>
+        </w:drawing>
       </w:r>
     </w:p>
     <w:p>
       <w:pPr>
         <w:spacing w:after="40"/>
+        <w:rPr>
+          <w:lang w:eastAsia="zh-TW"/>
+        </w:rPr>
       </w:pPr>
       <w:r>
         <w:rPr>
           <w:b/>
           <w:color w:val="2563EB"/>
           <w:sz w:val="24"/>
-        </w:rPr>
-        <w:t xml:space="preserve">● </w:t>
-      </w:r>
+          <w:lang w:eastAsia="zh-TW"/>
+        </w:rPr>
+        <w:t>● 步驟 4　請 AI 評估這家</w:t>
+      </w:r>
+    </w:p>
+    <w:p>
+      <w:pPr>
+        <w:rPr>
+          <w:lang w:eastAsia="zh-TW"/>
+        </w:rPr>
+      </w:pPr>
+      <w:r>
+        <w:rPr>
+          <w:lang w:eastAsia="zh-TW"/>
+        </w:rPr>
+        <w:t>點「问 AI 评估这家」，系統會開啟右側 AI 助手並自動就這家供應商提出評估問題。</w:t>
+      </w:r>
+    </w:p>
+    <w:p>
+      <w:pPr>
+        <w:rPr>
+          <w:lang w:eastAsia="zh-TW"/>
+        </w:rPr>
+      </w:pPr>
+      <w:r>
+        <w:rPr>
+          <w:lang w:eastAsia="zh-TW"/>
+        </w:rPr>
+        <w:drawing>
+          <wp:inline distT="0" distB="0" distL="0" distR="0" wp14:anchorId="4C751B31" wp14:editId="3C51F8F9">
+            <wp:extent cx="6181090" cy="571500"/>
+            <wp:effectExtent l="0" t="0" r="0" b="0"/>
+            <wp:docPr id="1841798946" name="圖片 1"/>
+            <wp:cNvGraphicFramePr>
+              <a:graphicFrameLocks xmlns:a="http://schemas.openxmlformats.org/drawingml/2006/main" noChangeAspect="1"/>
+            </wp:cNvGraphicFramePr>
+            <a:graphic xmlns:a="http://schemas.openxmlformats.org/drawingml/2006/main">
+              <a:graphicData uri="http://schemas.openxmlformats.org/drawingml/2006/picture">
+                <pic:pic xmlns:pic="http://schemas.openxmlformats.org/drawingml/2006/picture">
+                  <pic:nvPicPr>
+                    <pic:cNvPr id="1841798946" name=""/>
+                    <pic:cNvPicPr/>
+                  </pic:nvPicPr>
+                  <pic:blipFill>
+                    <a:blip r:embed="rId20"/>
+                    <a:stretch>
+                      <a:fillRect/>
+                    </a:stretch>
+                  </pic:blipFill>
+                  <pic:spPr>
+                    <a:xfrm>
+                      <a:off x="0" y="0"/>
+                      <a:ext cx="6181090" cy="571500"/>
+                    </a:xfrm>
+                    <a:prstGeom prst="rect">
+                      <a:avLst/>
+                    </a:prstGeom>
+                  </pic:spPr>
+                </pic:pic>
+              </a:graphicData>
+            </a:graphic>
+          </wp:inline>
+        </w:drawing>
+      </w:r>
+    </w:p>
+    <w:p>
+      <w:pPr>
+        <w:rPr>
+          <w:rFonts w:hint="eastAsia"/>
+          <w:lang w:eastAsia="zh-TW"/>
+        </w:rPr>
+      </w:pPr>
+      <w:r>
+        <w:rPr>
+          <w:lang w:eastAsia="zh-TW"/>
+        </w:rPr>
+        <w:drawing>
+          <wp:inline distT="0" distB="0" distL="0" distR="0" wp14:anchorId="3683DECF" wp14:editId="6815F25E">
+            <wp:extent cx="1752600" cy="2870638"/>
+            <wp:effectExtent l="0" t="0" r="0" b="6350"/>
+            <wp:docPr id="78736947" name="圖片 1"/>
+            <wp:cNvGraphicFramePr>
+              <a:graphicFrameLocks xmlns:a="http://schemas.openxmlformats.org/drawingml/2006/main" noChangeAspect="1"/>
+            </wp:cNvGraphicFramePr>
+            <a:graphic xmlns:a="http://schemas.openxmlformats.org/drawingml/2006/main">
+              <a:graphicData uri="http://schemas.openxmlformats.org/drawingml/2006/picture">
+                <pic:pic xmlns:pic="http://schemas.openxmlformats.org/drawingml/2006/picture">
+                  <pic:nvPicPr>
+                    <pic:cNvPr id="78736947" name=""/>
+                    <pic:cNvPicPr/>
+                  </pic:nvPicPr>
+                  <pic:blipFill>
+                    <a:blip r:embed="rId21"/>
+                    <a:stretch>
+                      <a:fillRect/>
+                    </a:stretch>
+                  </pic:blipFill>
+                  <pic:spPr>
+                    <a:xfrm>
+                      <a:off x="0" y="0"/>
+                      <a:ext cx="1760063" cy="2882862"/>
+                    </a:xfrm>
+                    <a:prstGeom prst="rect">
+                      <a:avLst/>
+                    </a:prstGeom>
+                  </pic:spPr>
+                </pic:pic>
+              </a:graphicData>
+            </a:graphic>
+          </wp:inline>
+        </w:drawing>
+      </w:r>
+    </w:p>
+    <w:p>
+      <w:pPr>
+        <w:pStyle w:val="1"/>
+        <w:rPr>
+          <w:lang w:eastAsia="zh-TW"/>
+        </w:rPr>
+      </w:pPr>
+      <w:bookmarkStart w:id="5" w:name="_Toc237120572"/>
+      <w:r>
+        <w:rPr>
+          <w:lang w:eastAsia="zh-TW"/>
+        </w:rPr>
+        <w:lastRenderedPageBreak/>
+        <w:t>五、決策儀表板</w:t>
+      </w:r>
+      <w:bookmarkEnd w:id="5"/>
+    </w:p>
+    <w:p>
+      <w:pPr>
+        <w:rPr>
+          <w:lang w:eastAsia="zh-TW"/>
+        </w:rPr>
+      </w:pPr>
+      <w:r>
+        <w:rPr>
+          <w:lang w:eastAsia="zh-TW"/>
+        </w:rPr>
+        <w:t>左側選單點「分析仪表板」進入「决策仪表板」，提供季度與年度兩種視圖的多維分析。</w:t>
+      </w:r>
+    </w:p>
+    <w:p>
+      <w:pPr>
+        <w:spacing w:after="40"/>
+        <w:rPr>
+          <w:lang w:eastAsia="zh-TW"/>
+        </w:rPr>
+      </w:pPr>
       <w:r>
         <w:rPr>
           <w:b/>
           <w:color w:val="2563EB"/>
           <w:sz w:val="24"/>
-        </w:rPr>
-        <w:t>步驟</w:t>
-      </w:r>
+          <w:lang w:eastAsia="zh-TW"/>
+        </w:rPr>
+        <w:t>● 步驟 1　切換視圖與期別</w:t>
+      </w:r>
+    </w:p>
+    <w:p>
+      <w:pPr>
+        <w:rPr>
+          <w:lang w:eastAsia="zh-TW"/>
+        </w:rPr>
+      </w:pPr>
+      <w:r>
+        <w:rPr>
+          <w:lang w:eastAsia="zh-TW"/>
+        </w:rPr>
+        <w:t>上方以「季度视图」／「年度视图」切換；季度視圖選「年-季」（如 2026-Q1），年度視圖選「年份」。</w:t>
+      </w:r>
+    </w:p>
+    <w:p>
+      <w:pPr>
+        <w:spacing w:after="40"/>
+        <w:rPr>
+          <w:lang w:eastAsia="zh-TW"/>
+        </w:rPr>
+      </w:pPr>
       <w:r>
         <w:rPr>
           <w:b/>
           <w:color w:val="2563EB"/>
-          <w:sz w:val="24"/>
-        </w:rPr>
-        <w:t xml:space="preserve"> 2</w:t>
-      </w:r>
-      <w:r>
-        <w:rPr>
-          <w:b/>
-          <w:color w:val="2563EB"/>
-          <w:sz w:val="24"/>
-        </w:rPr>
-        <w:t xml:space="preserve">　解讀季度視圖</w:t>
-      </w:r>
-    </w:p>
-    <w:p>
-      <w:r>
-        <w:t>呈現「等级分布」圓餅圖、「综合分</w:t>
-      </w:r>
-      <w:r>
-        <w:t xml:space="preserve"> Top 10</w:t>
-      </w:r>
-      <w:r>
-        <w:t>」柱狀圖、「</w:t>
-      </w:r>
-      <w:r>
-        <w:t xml:space="preserve">Top 5 </w:t>
-      </w:r>
-      <w:r>
-        <w:t>多维比较」雷達圖、「供应商排名」表格與「风险观察名单」。表格與清單中的供應商名稱皆可點入檔案。</w:t>
-      </w:r>
-    </w:p>
-    <w:p>
-      <w:pPr>
-        <w:spacing w:after="40"/>
-      </w:pPr>
-      <w:r>
-        <w:rPr>
-          <w:b/>
-          <w:color w:val="2563EB"/>
-        </w:rPr>
-        <w:t>圖</w:t>
-      </w:r>
-      <w:r>
-        <w:rPr>
-          <w:b/>
-          <w:color w:val="2563EB"/>
-        </w:rPr>
-        <w:t xml:space="preserve"> 5-2</w:t>
-      </w:r>
-      <w:r>
-        <w:rPr>
-          <w:b/>
-          <w:color w:val="2563EB"/>
-        </w:rPr>
-        <w:t>：季度視圖圖表與排名</w:t>
+          <w:lang w:eastAsia="zh-TW"/>
+        </w:rPr>
+        <w:t>圖 5-1：儀表板視圖與期別選擇</w:t>
       </w:r>
     </w:p>
     <w:p>
@@ -2694,81 +2999,263 @@
         <w:shd w:val="clear" w:color="auto" w:fill="F1F5F9"/>
         <w:spacing w:before="40" w:after="160"/>
         <w:jc w:val="center"/>
-      </w:pPr>
-      <w:r>
-        <w:rPr>
-          <w:color w:val="64748B"/>
-          <w:sz w:val="19"/>
-        </w:rPr>
-        <w:t>（請在此插入截圖）</w:t>
+        <w:rPr>
+          <w:rFonts w:hint="eastAsia"/>
+          <w:lang w:eastAsia="zh-TW"/>
+        </w:rPr>
+      </w:pPr>
+      <w:r>
+        <w:rPr>
+          <w:lang w:eastAsia="zh-TW"/>
+        </w:rPr>
+        <w:drawing>
+          <wp:inline distT="0" distB="0" distL="0" distR="0" wp14:anchorId="2F3F06E0" wp14:editId="278C0C1B">
+            <wp:extent cx="6181090" cy="772795"/>
+            <wp:effectExtent l="0" t="0" r="0" b="8255"/>
+            <wp:docPr id="471155307" name="圖片 1"/>
+            <wp:cNvGraphicFramePr>
+              <a:graphicFrameLocks xmlns:a="http://schemas.openxmlformats.org/drawingml/2006/main" noChangeAspect="1"/>
+            </wp:cNvGraphicFramePr>
+            <a:graphic xmlns:a="http://schemas.openxmlformats.org/drawingml/2006/main">
+              <a:graphicData uri="http://schemas.openxmlformats.org/drawingml/2006/picture">
+                <pic:pic xmlns:pic="http://schemas.openxmlformats.org/drawingml/2006/picture">
+                  <pic:nvPicPr>
+                    <pic:cNvPr id="471155307" name=""/>
+                    <pic:cNvPicPr/>
+                  </pic:nvPicPr>
+                  <pic:blipFill>
+                    <a:blip r:embed="rId22"/>
+                    <a:stretch>
+                      <a:fillRect/>
+                    </a:stretch>
+                  </pic:blipFill>
+                  <pic:spPr>
+                    <a:xfrm>
+                      <a:off x="0" y="0"/>
+                      <a:ext cx="6181090" cy="772795"/>
+                    </a:xfrm>
+                    <a:prstGeom prst="rect">
+                      <a:avLst/>
+                    </a:prstGeom>
+                  </pic:spPr>
+                </pic:pic>
+              </a:graphicData>
+            </a:graphic>
+          </wp:inline>
+        </w:drawing>
       </w:r>
     </w:p>
     <w:p>
       <w:pPr>
         <w:spacing w:after="40"/>
-      </w:pPr>
-      <w:r>
         <w:rPr>
           <w:b/>
           <w:color w:val="2563EB"/>
           <w:sz w:val="24"/>
-        </w:rPr>
-        <w:t xml:space="preserve">● </w:t>
-      </w:r>
-      <w:r>
+          <w:lang w:eastAsia="zh-TW"/>
+        </w:rPr>
+      </w:pPr>
+    </w:p>
+    <w:p>
+      <w:pPr>
+        <w:spacing w:after="40"/>
         <w:rPr>
           <w:b/>
           <w:color w:val="2563EB"/>
           <w:sz w:val="24"/>
-        </w:rPr>
-        <w:t>步驟</w:t>
-      </w:r>
-      <w:r>
+          <w:lang w:eastAsia="zh-TW"/>
+        </w:rPr>
+      </w:pPr>
+    </w:p>
+    <w:p>
+      <w:pPr>
+        <w:spacing w:after="40"/>
         <w:rPr>
           <w:b/>
           <w:color w:val="2563EB"/>
           <w:sz w:val="24"/>
-        </w:rPr>
-        <w:t xml:space="preserve"> 3</w:t>
-      </w:r>
-      <w:r>
+          <w:lang w:eastAsia="zh-TW"/>
+        </w:rPr>
+      </w:pPr>
+    </w:p>
+    <w:p>
+      <w:pPr>
+        <w:spacing w:after="40"/>
         <w:rPr>
           <w:b/>
           <w:color w:val="2563EB"/>
           <w:sz w:val="24"/>
-        </w:rPr>
-        <w:t xml:space="preserve">　解讀年度視圖</w:t>
-      </w:r>
-    </w:p>
-    <w:p>
-      <w:r>
-        <w:t>呈現「各季趋势」雙軸折線圖、「各季等级结构」堆疊柱狀圖、「年度评鉴等级分布」圓餅圖，以及「年度综合排名」表格。</w:t>
-      </w:r>
+          <w:lang w:eastAsia="zh-TW"/>
+        </w:rPr>
+      </w:pPr>
     </w:p>
     <w:p>
       <w:pPr>
         <w:spacing w:after="40"/>
-      </w:pPr>
-      <w:r>
         <w:rPr>
           <w:b/>
           <w:color w:val="2563EB"/>
-        </w:rPr>
-        <w:t>圖</w:t>
-      </w:r>
-      <w:r>
+          <w:sz w:val="24"/>
+          <w:lang w:eastAsia="zh-TW"/>
+        </w:rPr>
+      </w:pPr>
+    </w:p>
+    <w:p>
+      <w:pPr>
+        <w:spacing w:after="40"/>
         <w:rPr>
           <w:b/>
           <w:color w:val="2563EB"/>
-        </w:rPr>
-        <w:t xml:space="preserve"> 5-3</w:t>
-      </w:r>
-      <w:r>
+          <w:sz w:val="24"/>
+          <w:lang w:eastAsia="zh-TW"/>
+        </w:rPr>
+      </w:pPr>
+    </w:p>
+    <w:p>
+      <w:pPr>
+        <w:spacing w:after="40"/>
         <w:rPr>
           <w:b/>
           <w:color w:val="2563EB"/>
-        </w:rPr>
-        <w:t>：年度視圖圖表與排名</w:t>
+          <w:sz w:val="24"/>
+          <w:lang w:eastAsia="zh-TW"/>
+        </w:rPr>
+      </w:pPr>
+    </w:p>
+    <w:p>
+      <w:pPr>
+        <w:spacing w:after="40"/>
+        <w:rPr>
+          <w:b/>
+          <w:color w:val="2563EB"/>
+          <w:sz w:val="24"/>
+          <w:lang w:eastAsia="zh-TW"/>
+        </w:rPr>
+      </w:pPr>
+    </w:p>
+    <w:p>
+      <w:pPr>
+        <w:spacing w:after="40"/>
+        <w:rPr>
+          <w:b/>
+          <w:color w:val="2563EB"/>
+          <w:sz w:val="24"/>
+          <w:lang w:eastAsia="zh-TW"/>
+        </w:rPr>
+      </w:pPr>
+    </w:p>
+    <w:p>
+      <w:pPr>
+        <w:spacing w:after="40"/>
+        <w:rPr>
+          <w:b/>
+          <w:color w:val="2563EB"/>
+          <w:sz w:val="24"/>
+          <w:lang w:eastAsia="zh-TW"/>
+        </w:rPr>
+      </w:pPr>
+    </w:p>
+    <w:p>
+      <w:pPr>
+        <w:spacing w:after="40"/>
+        <w:rPr>
+          <w:b/>
+          <w:color w:val="2563EB"/>
+          <w:sz w:val="24"/>
+          <w:lang w:eastAsia="zh-TW"/>
+        </w:rPr>
+      </w:pPr>
+    </w:p>
+    <w:p>
+      <w:pPr>
+        <w:spacing w:after="40"/>
+        <w:rPr>
+          <w:b/>
+          <w:color w:val="2563EB"/>
+          <w:sz w:val="24"/>
+          <w:lang w:eastAsia="zh-TW"/>
+        </w:rPr>
+      </w:pPr>
+    </w:p>
+    <w:p>
+      <w:pPr>
+        <w:spacing w:after="40"/>
+        <w:rPr>
+          <w:b/>
+          <w:color w:val="2563EB"/>
+          <w:sz w:val="24"/>
+          <w:lang w:eastAsia="zh-TW"/>
+        </w:rPr>
+      </w:pPr>
+    </w:p>
+    <w:p>
+      <w:pPr>
+        <w:spacing w:after="40"/>
+        <w:rPr>
+          <w:b/>
+          <w:color w:val="2563EB"/>
+          <w:sz w:val="24"/>
+          <w:lang w:eastAsia="zh-TW"/>
+        </w:rPr>
+      </w:pPr>
+    </w:p>
+    <w:p>
+      <w:pPr>
+        <w:spacing w:after="40"/>
+        <w:rPr>
+          <w:b/>
+          <w:color w:val="2563EB"/>
+          <w:sz w:val="24"/>
+          <w:lang w:eastAsia="zh-TW"/>
+        </w:rPr>
+      </w:pPr>
+    </w:p>
+    <w:p>
+      <w:pPr>
+        <w:spacing w:after="40"/>
+        <w:rPr>
+          <w:lang w:eastAsia="zh-TW"/>
+        </w:rPr>
+      </w:pPr>
+      <w:r>
+        <w:rPr>
+          <w:b/>
+          <w:color w:val="2563EB"/>
+          <w:sz w:val="24"/>
+          <w:lang w:eastAsia="zh-TW"/>
+        </w:rPr>
+        <w:lastRenderedPageBreak/>
+        <w:t>● 步驟 2　解讀季度視圖</w:t>
+      </w:r>
+    </w:p>
+    <w:p>
+      <w:pPr>
+        <w:rPr>
+          <w:rFonts w:hint="eastAsia"/>
+          <w:lang w:eastAsia="zh-TW"/>
+        </w:rPr>
+      </w:pPr>
+      <w:r>
+        <w:rPr>
+          <w:lang w:eastAsia="zh-TW"/>
+        </w:rPr>
+        <w:t>呈現「等级分布」圓餅圖、「综合分 Top 10」柱狀圖、「Top 5 多维比较」雷達圖、「供应商排名」表格與「风险观察名单」。表格與清單中的供應商名稱皆可點入檔案。</w:t>
+      </w:r>
+    </w:p>
+    <w:p>
+      <w:pPr>
+        <w:spacing w:after="40"/>
+        <w:rPr>
+          <w:lang w:eastAsia="zh-TW"/>
+        </w:rPr>
+      </w:pPr>
+      <w:r>
+        <w:rPr>
+          <w:b/>
+          <w:color w:val="2563EB"/>
+          <w:lang w:eastAsia="zh-TW"/>
+        </w:rPr>
+        <w:t>圖 5-2：季度視圖圖表與排名</w:t>
       </w:r>
     </w:p>
     <w:p>
@@ -2782,110 +3269,49 @@
         <w:shd w:val="clear" w:color="auto" w:fill="F1F5F9"/>
         <w:spacing w:before="40" w:after="160"/>
         <w:jc w:val="center"/>
-      </w:pPr>
-      <w:r>
-        <w:rPr>
-          <w:color w:val="64748B"/>
-          <w:sz w:val="19"/>
-        </w:rPr>
-        <w:t>（請在此插入截圖）</w:t>
-      </w:r>
-    </w:p>
-    <w:p>
-      <w:pPr>
-        <w:pStyle w:val="1"/>
-      </w:pPr>
-      <w:bookmarkStart w:id="6" w:name="_Toc237120573"/>
-      <w:r>
-        <w:t>六、季度評比</w:t>
-      </w:r>
-      <w:bookmarkEnd w:id="6"/>
-    </w:p>
-    <w:p>
-      <w:r>
-        <w:t>左側選單「评比</w:t>
-      </w:r>
-      <w:r>
-        <w:t xml:space="preserve"> › </w:t>
-      </w:r>
-      <w:r>
-        <w:t>季度评比」進入。頁面上方有三個分頁：「单家评比」、「批量录入」、「批量背调」。以下以最常用的「批量录入」說明。</w:t>
-      </w:r>
-    </w:p>
-    <w:p>
-      <w:pPr>
-        <w:spacing w:after="40"/>
-      </w:pPr>
-      <w:r>
-        <w:rPr>
-          <w:b/>
-          <w:color w:val="2563EB"/>
-          <w:sz w:val="24"/>
-        </w:rPr>
-        <w:t xml:space="preserve">● </w:t>
-      </w:r>
-      <w:r>
-        <w:rPr>
-          <w:b/>
-          <w:color w:val="2563EB"/>
-          <w:sz w:val="24"/>
-        </w:rPr>
-        <w:t>步驟</w:t>
-      </w:r>
-      <w:r>
-        <w:rPr>
-          <w:b/>
-          <w:color w:val="2563EB"/>
-          <w:sz w:val="24"/>
-        </w:rPr>
-        <w:t xml:space="preserve"> 1</w:t>
-      </w:r>
-      <w:r>
-        <w:rPr>
-          <w:b/>
-          <w:color w:val="2563EB"/>
-          <w:sz w:val="24"/>
-        </w:rPr>
-        <w:t xml:space="preserve">　</w:t>
-      </w:r>
-      <w:r>
-        <w:rPr>
-          <w:b/>
-          <w:color w:val="2563EB"/>
-          <w:sz w:val="24"/>
-        </w:rPr>
-        <w:t>選擇評比期別</w:t>
-      </w:r>
-    </w:p>
-    <w:p>
-      <w:r>
-        <w:t>於「评比期别」選擇年份與季度，系統載入該期各供應商資料。</w:t>
-      </w:r>
-    </w:p>
-    <w:p>
-      <w:pPr>
-        <w:spacing w:after="40"/>
-      </w:pPr>
-      <w:r>
-        <w:rPr>
-          <w:b/>
-          <w:color w:val="2563EB"/>
-        </w:rPr>
-        <w:t>圖</w:t>
-      </w:r>
-      <w:r>
-        <w:rPr>
-          <w:b/>
-          <w:color w:val="2563EB"/>
-        </w:rPr>
-        <w:t xml:space="preserve"> 6-1</w:t>
-      </w:r>
-      <w:r>
-        <w:rPr>
-          <w:b/>
-          <w:color w:val="2563EB"/>
-        </w:rPr>
-        <w:t>：季度評比工作台與期別選擇</w:t>
+        <w:rPr>
+          <w:lang w:eastAsia="zh-TW"/>
+        </w:rPr>
+      </w:pPr>
+      <w:r>
+        <w:rPr>
+          <w:lang w:eastAsia="zh-TW"/>
+        </w:rPr>
+        <w:drawing>
+          <wp:inline distT="0" distB="0" distL="0" distR="0" wp14:anchorId="08D7DA35" wp14:editId="6827510A">
+            <wp:extent cx="6181090" cy="2701290"/>
+            <wp:effectExtent l="0" t="0" r="0" b="3810"/>
+            <wp:docPr id="538678233" name="圖片 1"/>
+            <wp:cNvGraphicFramePr>
+              <a:graphicFrameLocks xmlns:a="http://schemas.openxmlformats.org/drawingml/2006/main" noChangeAspect="1"/>
+            </wp:cNvGraphicFramePr>
+            <a:graphic xmlns:a="http://schemas.openxmlformats.org/drawingml/2006/main">
+              <a:graphicData uri="http://schemas.openxmlformats.org/drawingml/2006/picture">
+                <pic:pic xmlns:pic="http://schemas.openxmlformats.org/drawingml/2006/picture">
+                  <pic:nvPicPr>
+                    <pic:cNvPr id="538678233" name=""/>
+                    <pic:cNvPicPr/>
+                  </pic:nvPicPr>
+                  <pic:blipFill>
+                    <a:blip r:embed="rId23"/>
+                    <a:stretch>
+                      <a:fillRect/>
+                    </a:stretch>
+                  </pic:blipFill>
+                  <pic:spPr>
+                    <a:xfrm>
+                      <a:off x="0" y="0"/>
+                      <a:ext cx="6181090" cy="2701290"/>
+                    </a:xfrm>
+                    <a:prstGeom prst="rect">
+                      <a:avLst/>
+                    </a:prstGeom>
+                  </pic:spPr>
+                </pic:pic>
+              </a:graphicData>
+            </a:graphic>
+          </wp:inline>
+        </w:drawing>
       </w:r>
     </w:p>
     <w:p>
@@ -2899,112 +3325,120 @@
         <w:shd w:val="clear" w:color="auto" w:fill="F1F5F9"/>
         <w:spacing w:before="40" w:after="160"/>
         <w:jc w:val="center"/>
-      </w:pPr>
-      <w:r>
-        <w:rPr>
-          <w:color w:val="64748B"/>
-          <w:sz w:val="19"/>
-        </w:rPr>
-        <w:t>（請在此插入截圖）</w:t>
+        <w:rPr>
+          <w:rFonts w:hint="eastAsia"/>
+          <w:lang w:eastAsia="zh-TW"/>
+        </w:rPr>
+      </w:pPr>
+      <w:r>
+        <w:rPr>
+          <w:lang w:eastAsia="zh-TW"/>
+        </w:rPr>
+        <w:drawing>
+          <wp:inline distT="0" distB="0" distL="0" distR="0" wp14:anchorId="1B30C57E" wp14:editId="6D2AC82B">
+            <wp:extent cx="6181090" cy="2980055"/>
+            <wp:effectExtent l="0" t="0" r="0" b="0"/>
+            <wp:docPr id="1803604503" name="圖片 1"/>
+            <wp:cNvGraphicFramePr>
+              <a:graphicFrameLocks xmlns:a="http://schemas.openxmlformats.org/drawingml/2006/main" noChangeAspect="1"/>
+            </wp:cNvGraphicFramePr>
+            <a:graphic xmlns:a="http://schemas.openxmlformats.org/drawingml/2006/main">
+              <a:graphicData uri="http://schemas.openxmlformats.org/drawingml/2006/picture">
+                <pic:pic xmlns:pic="http://schemas.openxmlformats.org/drawingml/2006/picture">
+                  <pic:nvPicPr>
+                    <pic:cNvPr id="1803604503" name=""/>
+                    <pic:cNvPicPr/>
+                  </pic:nvPicPr>
+                  <pic:blipFill>
+                    <a:blip r:embed="rId24"/>
+                    <a:stretch>
+                      <a:fillRect/>
+                    </a:stretch>
+                  </pic:blipFill>
+                  <pic:spPr>
+                    <a:xfrm>
+                      <a:off x="0" y="0"/>
+                      <a:ext cx="6181090" cy="2980055"/>
+                    </a:xfrm>
+                    <a:prstGeom prst="rect">
+                      <a:avLst/>
+                    </a:prstGeom>
+                  </pic:spPr>
+                </pic:pic>
+              </a:graphicData>
+            </a:graphic>
+          </wp:inline>
+        </w:drawing>
       </w:r>
     </w:p>
     <w:p>
       <w:pPr>
         <w:spacing w:after="40"/>
-      </w:pPr>
-      <w:r>
         <w:rPr>
           <w:b/>
           <w:color w:val="2563EB"/>
           <w:sz w:val="24"/>
-        </w:rPr>
-        <w:t xml:space="preserve">● </w:t>
-      </w:r>
-      <w:r>
-        <w:rPr>
+          <w:lang w:eastAsia="zh-TW"/>
+        </w:rPr>
+      </w:pPr>
+    </w:p>
+    <w:p>
+      <w:pPr>
+        <w:spacing w:after="40"/>
+        <w:rPr>
+          <w:rFonts w:hint="eastAsia"/>
           <w:b/>
           <w:color w:val="2563EB"/>
           <w:sz w:val="24"/>
-        </w:rPr>
-        <w:t>步驟</w:t>
-      </w:r>
+          <w:lang w:eastAsia="zh-TW"/>
+        </w:rPr>
+      </w:pPr>
+    </w:p>
+    <w:p>
+      <w:pPr>
+        <w:spacing w:after="40"/>
+        <w:rPr>
+          <w:lang w:eastAsia="zh-TW"/>
+        </w:rPr>
+      </w:pPr>
       <w:r>
         <w:rPr>
           <w:b/>
           <w:color w:val="2563EB"/>
           <w:sz w:val="24"/>
-        </w:rPr>
-        <w:t xml:space="preserve"> 2</w:t>
-      </w:r>
+          <w:lang w:eastAsia="zh-TW"/>
+        </w:rPr>
+        <w:lastRenderedPageBreak/>
+        <w:t>● 步驟 3　解讀年度視圖</w:t>
+      </w:r>
+    </w:p>
+    <w:p>
+      <w:pPr>
+        <w:rPr>
+          <w:lang w:eastAsia="zh-TW"/>
+        </w:rPr>
+      </w:pPr>
+      <w:r>
+        <w:rPr>
+          <w:lang w:eastAsia="zh-TW"/>
+        </w:rPr>
+        <w:t>呈現「各季趋势」雙軸折線圖、「各季等级结构」堆疊柱狀圖、「年度评鉴等级分布」圓餅圖，以及「年度综合排名」表格。</w:t>
+      </w:r>
+    </w:p>
+    <w:p>
+      <w:pPr>
+        <w:spacing w:after="40"/>
+        <w:rPr>
+          <w:lang w:eastAsia="zh-TW"/>
+        </w:rPr>
+      </w:pPr>
       <w:r>
         <w:rPr>
           <w:b/>
           <w:color w:val="2563EB"/>
-          <w:sz w:val="24"/>
-        </w:rPr>
-        <w:t xml:space="preserve">　輸入即時算分</w:t>
-      </w:r>
-    </w:p>
-    <w:p>
-      <w:r>
-        <w:lastRenderedPageBreak/>
-        <w:t>直接於表格填寫「检验批数」、「退货批数」、「外部客诉」、「产线</w:t>
-      </w:r>
-      <w:r>
-        <w:t>CAR</w:t>
-      </w:r>
-      <w:r>
-        <w:t>」、「延迟回复」、「达交率</w:t>
-      </w:r>
-      <w:r>
-        <w:t>%</w:t>
-      </w:r>
-      <w:r>
-        <w:t>」、「停线次数」、「特批扣分」、「品质服务」、「采购服务」等欄位；系統即時計算「品质</w:t>
-      </w:r>
-      <w:r>
-        <w:t>(70)</w:t>
-      </w:r>
-      <w:r>
-        <w:t>」、「交期</w:t>
-      </w:r>
-      <w:r>
-        <w:t>(20)</w:t>
-      </w:r>
-      <w:r>
-        <w:t>」、「服务</w:t>
-      </w:r>
-      <w:r>
-        <w:t>(10)</w:t>
-      </w:r>
-      <w:r>
-        <w:t>」、「综合」與「等级」。</w:t>
-      </w:r>
-    </w:p>
-    <w:p>
-      <w:pPr>
-        <w:spacing w:after="40"/>
-      </w:pPr>
-      <w:r>
-        <w:rPr>
-          <w:b/>
-          <w:color w:val="2563EB"/>
-        </w:rPr>
-        <w:t>圖</w:t>
-      </w:r>
-      <w:r>
-        <w:rPr>
-          <w:b/>
-          <w:color w:val="2563EB"/>
-        </w:rPr>
-        <w:t xml:space="preserve"> 6-2</w:t>
-      </w:r>
-      <w:r>
-        <w:rPr>
-          <w:b/>
-          <w:color w:val="2563EB"/>
-        </w:rPr>
-        <w:t>：可編輯評分表格與自動算分</w:t>
+          <w:lang w:eastAsia="zh-TW"/>
+        </w:rPr>
+        <w:t>圖 5-3：年度視圖圖表與排名</w:t>
       </w:r>
     </w:p>
     <w:p>
@@ -3018,123 +3452,50 @@
         <w:shd w:val="clear" w:color="auto" w:fill="F1F5F9"/>
         <w:spacing w:before="40" w:after="160"/>
         <w:jc w:val="center"/>
-      </w:pPr>
-      <w:r>
-        <w:rPr>
-          <w:color w:val="64748B"/>
-          <w:sz w:val="19"/>
-        </w:rPr>
-        <w:t>（請在此插入截圖）</w:t>
-      </w:r>
-    </w:p>
-    <w:p>
-      <w:pPr>
-        <w:spacing w:after="40"/>
-      </w:pPr>
-      <w:r>
-        <w:rPr>
-          <w:b/>
-          <w:color w:val="2563EB"/>
-          <w:sz w:val="24"/>
-        </w:rPr>
-        <w:t xml:space="preserve">● </w:t>
-      </w:r>
-      <w:r>
-        <w:rPr>
-          <w:b/>
-          <w:color w:val="2563EB"/>
-          <w:sz w:val="24"/>
-        </w:rPr>
-        <w:t>步驟</w:t>
-      </w:r>
-      <w:r>
-        <w:rPr>
-          <w:b/>
-          <w:color w:val="2563EB"/>
-          <w:sz w:val="24"/>
-        </w:rPr>
-        <w:t xml:space="preserve"> 3</w:t>
-      </w:r>
-      <w:r>
-        <w:rPr>
-          <w:b/>
-          <w:color w:val="2563EB"/>
-          <w:sz w:val="24"/>
-        </w:rPr>
-        <w:t xml:space="preserve">　帶入上一季</w:t>
-      </w:r>
-    </w:p>
-    <w:p>
-      <w:r>
-        <w:t>點「带入上一季」可將上季供應商清單與資料複製到本季，再逐筆確認調整（提示「已带入上一季数据，请确认后储存」）。</w:t>
-      </w:r>
-    </w:p>
-    <w:p>
-      <w:pPr>
-        <w:spacing w:after="40"/>
-      </w:pPr>
-      <w:r>
-        <w:rPr>
-          <w:b/>
-          <w:color w:val="2563EB"/>
-          <w:sz w:val="24"/>
-        </w:rPr>
-        <w:t xml:space="preserve">● </w:t>
-      </w:r>
-      <w:r>
-        <w:rPr>
-          <w:b/>
-          <w:color w:val="2563EB"/>
-          <w:sz w:val="24"/>
-        </w:rPr>
-        <w:t>步驟</w:t>
-      </w:r>
-      <w:r>
-        <w:rPr>
-          <w:b/>
-          <w:color w:val="2563EB"/>
-          <w:sz w:val="24"/>
-        </w:rPr>
-        <w:t xml:space="preserve"> 4</w:t>
-      </w:r>
-      <w:r>
-        <w:rPr>
-          <w:b/>
-          <w:color w:val="2563EB"/>
-          <w:sz w:val="24"/>
-        </w:rPr>
-        <w:t xml:space="preserve">　儲存</w:t>
-      </w:r>
-    </w:p>
-    <w:p>
-      <w:r>
-        <w:t>確認後點「储存」，畫面提示「已储存」，「有未储存的变更」標籤消失。</w:t>
-      </w:r>
-    </w:p>
-    <w:p>
-      <w:pPr>
-        <w:spacing w:after="40"/>
-      </w:pPr>
-      <w:r>
-        <w:rPr>
-          <w:b/>
-          <w:color w:val="2563EB"/>
-        </w:rPr>
-        <w:t>圖</w:t>
-      </w:r>
-      <w:r>
-        <w:rPr>
-          <w:b/>
-          <w:color w:val="2563EB"/>
-        </w:rPr>
-        <w:t xml:space="preserve"> 6-3</w:t>
-      </w:r>
-      <w:r>
-        <w:rPr>
-          <w:b/>
-          <w:color w:val="2563EB"/>
-        </w:rPr>
-        <w:t>：儲存後狀態</w:t>
+        <w:rPr>
+          <w:lang w:eastAsia="zh-TW"/>
+        </w:rPr>
+      </w:pPr>
+      <w:bookmarkStart w:id="6" w:name="_Toc237120573"/>
+      <w:r>
+        <w:rPr>
+          <w:lang w:eastAsia="zh-TW"/>
+        </w:rPr>
+        <w:drawing>
+          <wp:inline distT="0" distB="0" distL="0" distR="0" wp14:anchorId="43B28C6F" wp14:editId="749FC091">
+            <wp:extent cx="6181090" cy="2747645"/>
+            <wp:effectExtent l="0" t="0" r="0" b="0"/>
+            <wp:docPr id="1927654557" name="圖片 1"/>
+            <wp:cNvGraphicFramePr>
+              <a:graphicFrameLocks xmlns:a="http://schemas.openxmlformats.org/drawingml/2006/main" noChangeAspect="1"/>
+            </wp:cNvGraphicFramePr>
+            <a:graphic xmlns:a="http://schemas.openxmlformats.org/drawingml/2006/main">
+              <a:graphicData uri="http://schemas.openxmlformats.org/drawingml/2006/picture">
+                <pic:pic xmlns:pic="http://schemas.openxmlformats.org/drawingml/2006/picture">
+                  <pic:nvPicPr>
+                    <pic:cNvPr id="1927654557" name=""/>
+                    <pic:cNvPicPr/>
+                  </pic:nvPicPr>
+                  <pic:blipFill>
+                    <a:blip r:embed="rId25"/>
+                    <a:stretch>
+                      <a:fillRect/>
+                    </a:stretch>
+                  </pic:blipFill>
+                  <pic:spPr>
+                    <a:xfrm>
+                      <a:off x="0" y="0"/>
+                      <a:ext cx="6181090" cy="2747645"/>
+                    </a:xfrm>
+                    <a:prstGeom prst="rect">
+                      <a:avLst/>
+                    </a:prstGeom>
+                  </pic:spPr>
+                </pic:pic>
+              </a:graphicData>
+            </a:graphic>
+          </wp:inline>
+        </w:drawing>
       </w:r>
     </w:p>
     <w:p>
@@ -3148,61 +3509,716 @@
         <w:shd w:val="clear" w:color="auto" w:fill="F1F5F9"/>
         <w:spacing w:before="40" w:after="160"/>
         <w:jc w:val="center"/>
-      </w:pPr>
-      <w:r>
-        <w:rPr>
-          <w:color w:val="64748B"/>
-          <w:sz w:val="19"/>
-        </w:rPr>
-        <w:t>（請在此插入截圖）</w:t>
+        <w:rPr>
+          <w:rFonts w:hint="eastAsia"/>
+          <w:lang w:eastAsia="zh-TW"/>
+        </w:rPr>
+      </w:pPr>
+      <w:r>
+        <w:rPr>
+          <w:lang w:eastAsia="zh-TW"/>
+        </w:rPr>
+        <w:drawing>
+          <wp:inline distT="0" distB="0" distL="0" distR="0" wp14:anchorId="49C80D76" wp14:editId="6B3EA194">
+            <wp:extent cx="6181090" cy="2493645"/>
+            <wp:effectExtent l="0" t="0" r="0" b="1905"/>
+            <wp:docPr id="585335074" name="圖片 1"/>
+            <wp:cNvGraphicFramePr>
+              <a:graphicFrameLocks xmlns:a="http://schemas.openxmlformats.org/drawingml/2006/main" noChangeAspect="1"/>
+            </wp:cNvGraphicFramePr>
+            <a:graphic xmlns:a="http://schemas.openxmlformats.org/drawingml/2006/main">
+              <a:graphicData uri="http://schemas.openxmlformats.org/drawingml/2006/picture">
+                <pic:pic xmlns:pic="http://schemas.openxmlformats.org/drawingml/2006/picture">
+                  <pic:nvPicPr>
+                    <pic:cNvPr id="585335074" name=""/>
+                    <pic:cNvPicPr/>
+                  </pic:nvPicPr>
+                  <pic:blipFill>
+                    <a:blip r:embed="rId26"/>
+                    <a:stretch>
+                      <a:fillRect/>
+                    </a:stretch>
+                  </pic:blipFill>
+                  <pic:spPr>
+                    <a:xfrm>
+                      <a:off x="0" y="0"/>
+                      <a:ext cx="6181090" cy="2493645"/>
+                    </a:xfrm>
+                    <a:prstGeom prst="rect">
+                      <a:avLst/>
+                    </a:prstGeom>
+                  </pic:spPr>
+                </pic:pic>
+              </a:graphicData>
+            </a:graphic>
+          </wp:inline>
+        </w:drawing>
+      </w:r>
+    </w:p>
+    <w:p>
+      <w:pPr>
+        <w:rPr>
+          <w:lang w:eastAsia="zh-TW"/>
+        </w:rPr>
+      </w:pPr>
+    </w:p>
+    <w:p>
+      <w:pPr>
+        <w:rPr>
+          <w:rFonts w:hint="eastAsia"/>
+          <w:lang w:eastAsia="zh-TW"/>
+        </w:rPr>
+      </w:pPr>
+    </w:p>
+    <w:p>
+      <w:pPr>
+        <w:rPr>
+          <w:rFonts w:hint="eastAsia"/>
+          <w:lang w:eastAsia="zh-TW"/>
+        </w:rPr>
+      </w:pPr>
+    </w:p>
+    <w:p>
+      <w:pPr>
+        <w:pStyle w:val="1"/>
+        <w:rPr>
+          <w:lang w:eastAsia="zh-TW"/>
+        </w:rPr>
+      </w:pPr>
+      <w:r>
+        <w:rPr>
+          <w:lang w:eastAsia="zh-TW"/>
+        </w:rPr>
+        <w:lastRenderedPageBreak/>
+        <w:t>六、季度評比</w:t>
+      </w:r>
+      <w:bookmarkEnd w:id="6"/>
+    </w:p>
+    <w:p>
+      <w:pPr>
+        <w:rPr>
+          <w:lang w:eastAsia="zh-TW"/>
+        </w:rPr>
+      </w:pPr>
+      <w:r>
+        <w:rPr>
+          <w:lang w:eastAsia="zh-TW"/>
+        </w:rPr>
+        <w:t>左側選單「评比 › 季度评比」進入。頁面上方有三個分頁：「单家评比」、「批量录入」、「批量背调」。以下以最常用的「批量录入」說明。</w:t>
       </w:r>
     </w:p>
     <w:p>
       <w:pPr>
         <w:spacing w:after="40"/>
+        <w:rPr>
+          <w:lang w:eastAsia="zh-TW"/>
+        </w:rPr>
       </w:pPr>
       <w:r>
         <w:rPr>
           <w:b/>
           <w:color w:val="2563EB"/>
           <w:sz w:val="24"/>
-        </w:rPr>
-        <w:t xml:space="preserve">● </w:t>
-      </w:r>
-      <w:r>
+          <w:lang w:eastAsia="zh-TW"/>
+        </w:rPr>
+        <w:t>● 步驟 1　選擇評比期別</w:t>
+      </w:r>
+    </w:p>
+    <w:p>
+      <w:pPr>
+        <w:rPr>
+          <w:lang w:eastAsia="zh-TW"/>
+        </w:rPr>
+      </w:pPr>
+      <w:r>
+        <w:rPr>
+          <w:lang w:eastAsia="zh-TW"/>
+        </w:rPr>
+        <w:t>於「评比期别」選擇年份與季度，系統載入該期各供應商資料。</w:t>
+      </w:r>
+    </w:p>
+    <w:p>
+      <w:pPr>
+        <w:spacing w:after="40"/>
+        <w:rPr>
+          <w:lang w:eastAsia="zh-TW"/>
+        </w:rPr>
+      </w:pPr>
+      <w:r>
+        <w:rPr>
+          <w:b/>
+          <w:color w:val="2563EB"/>
+          <w:lang w:eastAsia="zh-TW"/>
+        </w:rPr>
+        <w:t>圖 6-1：季度評比工作台與期別選擇</w:t>
+      </w:r>
+    </w:p>
+    <w:p>
+      <w:pPr>
+        <w:pBdr>
+          <w:top w:val="dashed" w:sz="6" w:space="10" w:color="CBD5E1"/>
+          <w:left w:val="dashed" w:sz="6" w:space="10" w:color="CBD5E1"/>
+          <w:bottom w:val="dashed" w:sz="6" w:space="10" w:color="CBD5E1"/>
+          <w:right w:val="dashed" w:sz="6" w:space="10" w:color="CBD5E1"/>
+        </w:pBdr>
+        <w:shd w:val="clear" w:color="auto" w:fill="F1F5F9"/>
+        <w:spacing w:before="40" w:after="160"/>
+        <w:jc w:val="center"/>
+        <w:rPr>
+          <w:rFonts w:hint="eastAsia"/>
+          <w:lang w:eastAsia="zh-TW"/>
+        </w:rPr>
+      </w:pPr>
+      <w:r>
+        <w:rPr>
+          <w:lang w:eastAsia="zh-TW"/>
+        </w:rPr>
+        <w:drawing>
+          <wp:inline distT="0" distB="0" distL="0" distR="0" wp14:anchorId="1D20F2B7" wp14:editId="039EF35B">
+            <wp:extent cx="6181090" cy="2324100"/>
+            <wp:effectExtent l="0" t="0" r="0" b="0"/>
+            <wp:docPr id="271578240" name="圖片 1"/>
+            <wp:cNvGraphicFramePr>
+              <a:graphicFrameLocks xmlns:a="http://schemas.openxmlformats.org/drawingml/2006/main" noChangeAspect="1"/>
+            </wp:cNvGraphicFramePr>
+            <a:graphic xmlns:a="http://schemas.openxmlformats.org/drawingml/2006/main">
+              <a:graphicData uri="http://schemas.openxmlformats.org/drawingml/2006/picture">
+                <pic:pic xmlns:pic="http://schemas.openxmlformats.org/drawingml/2006/picture">
+                  <pic:nvPicPr>
+                    <pic:cNvPr id="271578240" name=""/>
+                    <pic:cNvPicPr/>
+                  </pic:nvPicPr>
+                  <pic:blipFill rotWithShape="1">
+                    <a:blip r:embed="rId27"/>
+                    <a:srcRect b="17863"/>
+                    <a:stretch>
+                      <a:fillRect/>
+                    </a:stretch>
+                  </pic:blipFill>
+                  <pic:spPr bwMode="auto">
+                    <a:xfrm>
+                      <a:off x="0" y="0"/>
+                      <a:ext cx="6181090" cy="2324100"/>
+                    </a:xfrm>
+                    <a:prstGeom prst="rect">
+                      <a:avLst/>
+                    </a:prstGeom>
+                    <a:ln>
+                      <a:noFill/>
+                    </a:ln>
+                    <a:extLst>
+                      <a:ext uri="{53640926-AAD7-44D8-BBD7-CCE9431645EC}">
+                        <a14:shadowObscured xmlns:a14="http://schemas.microsoft.com/office/drawing/2010/main"/>
+                      </a:ext>
+                    </a:extLst>
+                  </pic:spPr>
+                </pic:pic>
+              </a:graphicData>
+            </a:graphic>
+          </wp:inline>
+        </w:drawing>
+      </w:r>
+    </w:p>
+    <w:p>
+      <w:pPr>
+        <w:spacing w:after="40"/>
         <w:rPr>
           <w:b/>
           <w:color w:val="2563EB"/>
           <w:sz w:val="24"/>
-        </w:rPr>
-        <w:t>步驟</w:t>
-      </w:r>
-      <w:r>
+          <w:lang w:eastAsia="zh-TW"/>
+        </w:rPr>
+      </w:pPr>
+    </w:p>
+    <w:p>
+      <w:pPr>
+        <w:spacing w:after="40"/>
         <w:rPr>
           <w:b/>
           <w:color w:val="2563EB"/>
           <w:sz w:val="24"/>
-        </w:rPr>
-        <w:t xml:space="preserve"> 5</w:t>
-      </w:r>
-      <w:r>
+          <w:lang w:eastAsia="zh-TW"/>
+        </w:rPr>
+      </w:pPr>
+    </w:p>
+    <w:p>
+      <w:pPr>
+        <w:spacing w:after="40"/>
         <w:rPr>
           <w:b/>
           <w:color w:val="2563EB"/>
           <w:sz w:val="24"/>
-        </w:rPr>
-        <w:t xml:space="preserve">　歷史期別的解鎖修正（具權限者）</w:t>
-      </w:r>
-    </w:p>
-    <w:p>
-      <w:r>
-        <w:t>已封存期別顯示「已封存</w:t>
-      </w:r>
-      <w:r>
-        <w:t>·</w:t>
-      </w:r>
-      <w:r>
-        <w:t>唯读」標籤；管理者可點「解锁修正」後修改並儲存。</w:t>
+          <w:lang w:eastAsia="zh-TW"/>
+        </w:rPr>
+      </w:pPr>
+    </w:p>
+    <w:p>
+      <w:pPr>
+        <w:spacing w:after="40"/>
+        <w:rPr>
+          <w:b/>
+          <w:color w:val="2563EB"/>
+          <w:sz w:val="24"/>
+          <w:lang w:eastAsia="zh-TW"/>
+        </w:rPr>
+      </w:pPr>
+    </w:p>
+    <w:p>
+      <w:pPr>
+        <w:spacing w:after="40"/>
+        <w:rPr>
+          <w:b/>
+          <w:color w:val="2563EB"/>
+          <w:sz w:val="24"/>
+          <w:lang w:eastAsia="zh-TW"/>
+        </w:rPr>
+      </w:pPr>
+    </w:p>
+    <w:p>
+      <w:pPr>
+        <w:spacing w:after="40"/>
+        <w:rPr>
+          <w:b/>
+          <w:color w:val="2563EB"/>
+          <w:sz w:val="24"/>
+          <w:lang w:eastAsia="zh-TW"/>
+        </w:rPr>
+      </w:pPr>
+    </w:p>
+    <w:p>
+      <w:pPr>
+        <w:spacing w:after="40"/>
+        <w:rPr>
+          <w:b/>
+          <w:color w:val="2563EB"/>
+          <w:sz w:val="24"/>
+          <w:lang w:eastAsia="zh-TW"/>
+        </w:rPr>
+      </w:pPr>
+    </w:p>
+    <w:p>
+      <w:pPr>
+        <w:spacing w:after="40"/>
+        <w:rPr>
+          <w:b/>
+          <w:color w:val="2563EB"/>
+          <w:sz w:val="24"/>
+          <w:lang w:eastAsia="zh-TW"/>
+        </w:rPr>
+      </w:pPr>
+    </w:p>
+    <w:p>
+      <w:pPr>
+        <w:spacing w:after="40"/>
+        <w:rPr>
+          <w:b/>
+          <w:color w:val="2563EB"/>
+          <w:sz w:val="24"/>
+          <w:lang w:eastAsia="zh-TW"/>
+        </w:rPr>
+      </w:pPr>
+    </w:p>
+    <w:p>
+      <w:pPr>
+        <w:spacing w:after="40"/>
+        <w:rPr>
+          <w:b/>
+          <w:color w:val="2563EB"/>
+          <w:sz w:val="24"/>
+          <w:lang w:eastAsia="zh-TW"/>
+        </w:rPr>
+      </w:pPr>
+    </w:p>
+    <w:p>
+      <w:pPr>
+        <w:spacing w:after="40"/>
+        <w:rPr>
+          <w:lang w:eastAsia="zh-TW"/>
+        </w:rPr>
+      </w:pPr>
+      <w:r>
+        <w:rPr>
+          <w:b/>
+          <w:color w:val="2563EB"/>
+          <w:sz w:val="24"/>
+          <w:lang w:eastAsia="zh-TW"/>
+        </w:rPr>
+        <w:lastRenderedPageBreak/>
+        <w:t>● 步驟 2　輸入即時算分</w:t>
+      </w:r>
+    </w:p>
+    <w:p>
+      <w:pPr>
+        <w:rPr>
+          <w:lang w:eastAsia="zh-TW"/>
+        </w:rPr>
+      </w:pPr>
+      <w:r>
+        <w:rPr>
+          <w:lang w:eastAsia="zh-TW"/>
+        </w:rPr>
+        <w:t>直接於表格填寫「检验批数」、「退货批数」、「外部客诉」、「产线CAR」、「延迟回复」、「达交率%」、「停线次数」、「特批扣分」、「品质服务」、「采购服务」等欄位；系統即時計算「品质(70)」、「交期(20)」、「服务(10)」、「综合」與「等级」。</w:t>
+      </w:r>
+    </w:p>
+    <w:p>
+      <w:pPr>
+        <w:spacing w:after="40"/>
+        <w:rPr>
+          <w:lang w:eastAsia="zh-TW"/>
+        </w:rPr>
+      </w:pPr>
+      <w:r>
+        <w:rPr>
+          <w:b/>
+          <w:color w:val="2563EB"/>
+          <w:lang w:eastAsia="zh-TW"/>
+        </w:rPr>
+        <w:t>圖 6-2：可編輯評分表格與自動算分</w:t>
+      </w:r>
+    </w:p>
+    <w:p>
+      <w:pPr>
+        <w:pBdr>
+          <w:top w:val="dashed" w:sz="6" w:space="10" w:color="CBD5E1"/>
+          <w:left w:val="dashed" w:sz="6" w:space="10" w:color="CBD5E1"/>
+          <w:bottom w:val="dashed" w:sz="6" w:space="10" w:color="CBD5E1"/>
+          <w:right w:val="dashed" w:sz="6" w:space="10" w:color="CBD5E1"/>
+        </w:pBdr>
+        <w:shd w:val="clear" w:color="auto" w:fill="F1F5F9"/>
+        <w:spacing w:before="40" w:after="160"/>
+        <w:jc w:val="center"/>
+        <w:rPr>
+          <w:lang w:eastAsia="zh-TW"/>
+        </w:rPr>
+      </w:pPr>
+      <w:r>
+        <w:rPr>
+          <w:lang w:eastAsia="zh-TW"/>
+        </w:rPr>
+        <w:drawing>
+          <wp:inline distT="0" distB="0" distL="0" distR="0" wp14:anchorId="14B8DC98" wp14:editId="00627FB7">
+            <wp:extent cx="6181090" cy="2966720"/>
+            <wp:effectExtent l="0" t="0" r="0" b="5080"/>
+            <wp:docPr id="1170219822" name="圖片 1"/>
+            <wp:cNvGraphicFramePr>
+              <a:graphicFrameLocks xmlns:a="http://schemas.openxmlformats.org/drawingml/2006/main" noChangeAspect="1"/>
+            </wp:cNvGraphicFramePr>
+            <a:graphic xmlns:a="http://schemas.openxmlformats.org/drawingml/2006/main">
+              <a:graphicData uri="http://schemas.openxmlformats.org/drawingml/2006/picture">
+                <pic:pic xmlns:pic="http://schemas.openxmlformats.org/drawingml/2006/picture">
+                  <pic:nvPicPr>
+                    <pic:cNvPr id="1170219822" name=""/>
+                    <pic:cNvPicPr/>
+                  </pic:nvPicPr>
+                  <pic:blipFill>
+                    <a:blip r:embed="rId28"/>
+                    <a:stretch>
+                      <a:fillRect/>
+                    </a:stretch>
+                  </pic:blipFill>
+                  <pic:spPr>
+                    <a:xfrm>
+                      <a:off x="0" y="0"/>
+                      <a:ext cx="6181090" cy="2966720"/>
+                    </a:xfrm>
+                    <a:prstGeom prst="rect">
+                      <a:avLst/>
+                    </a:prstGeom>
+                  </pic:spPr>
+                </pic:pic>
+              </a:graphicData>
+            </a:graphic>
+          </wp:inline>
+        </w:drawing>
+      </w:r>
+    </w:p>
+    <w:p>
+      <w:pPr>
+        <w:pBdr>
+          <w:top w:val="dashed" w:sz="6" w:space="10" w:color="CBD5E1"/>
+          <w:left w:val="dashed" w:sz="6" w:space="10" w:color="CBD5E1"/>
+          <w:bottom w:val="dashed" w:sz="6" w:space="10" w:color="CBD5E1"/>
+          <w:right w:val="dashed" w:sz="6" w:space="10" w:color="CBD5E1"/>
+        </w:pBdr>
+        <w:shd w:val="clear" w:color="auto" w:fill="F1F5F9"/>
+        <w:spacing w:before="40" w:after="160"/>
+        <w:jc w:val="center"/>
+        <w:rPr>
+          <w:rFonts w:hint="eastAsia"/>
+          <w:lang w:eastAsia="zh-TW"/>
+        </w:rPr>
+      </w:pPr>
+      <w:r>
+        <w:rPr>
+          <w:lang w:eastAsia="zh-TW"/>
+        </w:rPr>
+        <w:drawing>
+          <wp:inline distT="0" distB="0" distL="0" distR="0" wp14:anchorId="17CE64D5" wp14:editId="03AC0A7A">
+            <wp:extent cx="6181090" cy="900430"/>
+            <wp:effectExtent l="0" t="0" r="0" b="0"/>
+            <wp:docPr id="1944616926" name="圖片 1"/>
+            <wp:cNvGraphicFramePr>
+              <a:graphicFrameLocks xmlns:a="http://schemas.openxmlformats.org/drawingml/2006/main" noChangeAspect="1"/>
+            </wp:cNvGraphicFramePr>
+            <a:graphic xmlns:a="http://schemas.openxmlformats.org/drawingml/2006/main">
+              <a:graphicData uri="http://schemas.openxmlformats.org/drawingml/2006/picture">
+                <pic:pic xmlns:pic="http://schemas.openxmlformats.org/drawingml/2006/picture">
+                  <pic:nvPicPr>
+                    <pic:cNvPr id="1944616926" name=""/>
+                    <pic:cNvPicPr/>
+                  </pic:nvPicPr>
+                  <pic:blipFill>
+                    <a:blip r:embed="rId29"/>
+                    <a:stretch>
+                      <a:fillRect/>
+                    </a:stretch>
+                  </pic:blipFill>
+                  <pic:spPr>
+                    <a:xfrm>
+                      <a:off x="0" y="0"/>
+                      <a:ext cx="6181090" cy="900430"/>
+                    </a:xfrm>
+                    <a:prstGeom prst="rect">
+                      <a:avLst/>
+                    </a:prstGeom>
+                  </pic:spPr>
+                </pic:pic>
+              </a:graphicData>
+            </a:graphic>
+          </wp:inline>
+        </w:drawing>
+      </w:r>
+    </w:p>
+    <w:p>
+      <w:pPr>
+        <w:spacing w:after="40"/>
+        <w:rPr>
+          <w:lang w:eastAsia="zh-TW"/>
+        </w:rPr>
+      </w:pPr>
+      <w:r>
+        <w:rPr>
+          <w:b/>
+          <w:color w:val="2563EB"/>
+          <w:sz w:val="24"/>
+          <w:lang w:eastAsia="zh-TW"/>
+        </w:rPr>
+        <w:t>● 步驟 3　帶入上一季</w:t>
+      </w:r>
+    </w:p>
+    <w:p>
+      <w:pPr>
+        <w:rPr>
+          <w:lang w:eastAsia="zh-TW"/>
+        </w:rPr>
+      </w:pPr>
+      <w:r>
+        <w:rPr>
+          <w:lang w:eastAsia="zh-TW"/>
+        </w:rPr>
+        <w:t>點「带入上一季」可將上季供應商清單與資料複製到本季，再逐筆確認調整（提示「已带入上一季数据，请确认后储存」）。</w:t>
+      </w:r>
+    </w:p>
+    <w:p>
+      <w:pPr>
+        <w:spacing w:after="40"/>
+        <w:rPr>
+          <w:lang w:eastAsia="zh-TW"/>
+        </w:rPr>
+      </w:pPr>
+      <w:r>
+        <w:rPr>
+          <w:b/>
+          <w:color w:val="2563EB"/>
+          <w:sz w:val="24"/>
+          <w:lang w:eastAsia="zh-TW"/>
+        </w:rPr>
+        <w:t>● 步驟 4　儲存</w:t>
+      </w:r>
+    </w:p>
+    <w:p>
+      <w:pPr>
+        <w:rPr>
+          <w:lang w:eastAsia="zh-TW"/>
+        </w:rPr>
+      </w:pPr>
+      <w:r>
+        <w:rPr>
+          <w:lang w:eastAsia="zh-TW"/>
+        </w:rPr>
+        <w:t>確認後點「储存」，畫面提示「已储存」，「有未储存的变更」標籤消失。</w:t>
+      </w:r>
+    </w:p>
+    <w:p>
+      <w:pPr>
+        <w:spacing w:after="40"/>
+        <w:rPr>
+          <w:b/>
+          <w:color w:val="2563EB"/>
+          <w:lang w:eastAsia="zh-TW"/>
+        </w:rPr>
+      </w:pPr>
+    </w:p>
+    <w:p>
+      <w:pPr>
+        <w:spacing w:after="40"/>
+        <w:rPr>
+          <w:b/>
+          <w:color w:val="2563EB"/>
+          <w:lang w:eastAsia="zh-TW"/>
+        </w:rPr>
+      </w:pPr>
+    </w:p>
+    <w:p>
+      <w:pPr>
+        <w:spacing w:after="40"/>
+        <w:rPr>
+          <w:lang w:eastAsia="zh-TW"/>
+        </w:rPr>
+      </w:pPr>
+      <w:r>
+        <w:rPr>
+          <w:b/>
+          <w:color w:val="2563EB"/>
+          <w:lang w:eastAsia="zh-TW"/>
+        </w:rPr>
+        <w:lastRenderedPageBreak/>
+        <w:t>圖 6-3：儲存後狀態</w:t>
+      </w:r>
+    </w:p>
+    <w:p>
+      <w:pPr>
+        <w:pBdr>
+          <w:top w:val="dashed" w:sz="6" w:space="10" w:color="CBD5E1"/>
+          <w:left w:val="dashed" w:sz="6" w:space="10" w:color="CBD5E1"/>
+          <w:bottom w:val="dashed" w:sz="6" w:space="10" w:color="CBD5E1"/>
+          <w:right w:val="dashed" w:sz="6" w:space="10" w:color="CBD5E1"/>
+        </w:pBdr>
+        <w:shd w:val="clear" w:color="auto" w:fill="F1F5F9"/>
+        <w:spacing w:before="40" w:after="160"/>
+        <w:jc w:val="center"/>
+        <w:rPr>
+          <w:rFonts w:hint="eastAsia"/>
+          <w:lang w:eastAsia="zh-TW"/>
+        </w:rPr>
+      </w:pPr>
+      <w:r>
+        <w:rPr>
+          <w:lang w:eastAsia="zh-TW"/>
+        </w:rPr>
+        <w:drawing>
+          <wp:inline distT="0" distB="0" distL="0" distR="0" wp14:anchorId="61D7253D" wp14:editId="1B2C6D6A">
+            <wp:extent cx="6181090" cy="2940685"/>
+            <wp:effectExtent l="0" t="0" r="0" b="0"/>
+            <wp:docPr id="1129194305" name="圖片 1"/>
+            <wp:cNvGraphicFramePr>
+              <a:graphicFrameLocks xmlns:a="http://schemas.openxmlformats.org/drawingml/2006/main" noChangeAspect="1"/>
+            </wp:cNvGraphicFramePr>
+            <a:graphic xmlns:a="http://schemas.openxmlformats.org/drawingml/2006/main">
+              <a:graphicData uri="http://schemas.openxmlformats.org/drawingml/2006/picture">
+                <pic:pic xmlns:pic="http://schemas.openxmlformats.org/drawingml/2006/picture">
+                  <pic:nvPicPr>
+                    <pic:cNvPr id="1129194305" name=""/>
+                    <pic:cNvPicPr/>
+                  </pic:nvPicPr>
+                  <pic:blipFill>
+                    <a:blip r:embed="rId30"/>
+                    <a:stretch>
+                      <a:fillRect/>
+                    </a:stretch>
+                  </pic:blipFill>
+                  <pic:spPr>
+                    <a:xfrm>
+                      <a:off x="0" y="0"/>
+                      <a:ext cx="6181090" cy="2940685"/>
+                    </a:xfrm>
+                    <a:prstGeom prst="rect">
+                      <a:avLst/>
+                    </a:prstGeom>
+                  </pic:spPr>
+                </pic:pic>
+              </a:graphicData>
+            </a:graphic>
+          </wp:inline>
+        </w:drawing>
+      </w:r>
+    </w:p>
+    <w:p>
+      <w:pPr>
+        <w:spacing w:after="40"/>
+        <w:rPr>
+          <w:lang w:eastAsia="zh-TW"/>
+        </w:rPr>
+      </w:pPr>
+      <w:r>
+        <w:rPr>
+          <w:b/>
+          <w:color w:val="2563EB"/>
+          <w:sz w:val="24"/>
+          <w:lang w:eastAsia="zh-TW"/>
+        </w:rPr>
+        <w:t>● 步驟 5　歷史期別的解鎖修正（具權限者）</w:t>
+      </w:r>
+    </w:p>
+    <w:p>
+      <w:pPr>
+        <w:rPr>
+          <w:lang w:eastAsia="zh-TW"/>
+        </w:rPr>
+      </w:pPr>
+      <w:r>
+        <w:rPr>
+          <w:lang w:eastAsia="zh-TW"/>
+        </w:rPr>
+        <w:t>已封存期別顯示「已封存·唯读」標籤；管理者可點「解锁修正」後修改並儲存。</w:t>
+      </w:r>
+    </w:p>
+    <w:p>
+      <w:pPr>
+        <w:rPr>
+          <w:rFonts w:hint="eastAsia"/>
+          <w:lang w:eastAsia="zh-TW"/>
+        </w:rPr>
+      </w:pPr>
+      <w:r>
+        <w:rPr>
+          <w:lang w:eastAsia="zh-TW"/>
+        </w:rPr>
+        <w:drawing>
+          <wp:inline distT="0" distB="0" distL="0" distR="0" wp14:anchorId="352F797B" wp14:editId="3B7CC7AA">
+            <wp:extent cx="6181090" cy="2442210"/>
+            <wp:effectExtent l="0" t="0" r="0" b="0"/>
+            <wp:docPr id="1788035360" name="圖片 1"/>
+            <wp:cNvGraphicFramePr>
+              <a:graphicFrameLocks xmlns:a="http://schemas.openxmlformats.org/drawingml/2006/main" noChangeAspect="1"/>
+            </wp:cNvGraphicFramePr>
+            <a:graphic xmlns:a="http://schemas.openxmlformats.org/drawingml/2006/main">
+              <a:graphicData uri="http://schemas.openxmlformats.org/drawingml/2006/picture">
+                <pic:pic xmlns:pic="http://schemas.openxmlformats.org/drawingml/2006/picture">
+                  <pic:nvPicPr>
+                    <pic:cNvPr id="1788035360" name=""/>
+                    <pic:cNvPicPr/>
+                  </pic:nvPicPr>
+                  <pic:blipFill>
+                    <a:blip r:embed="rId31"/>
+                    <a:stretch>
+                      <a:fillRect/>
+                    </a:stretch>
+                  </pic:blipFill>
+                  <pic:spPr>
+                    <a:xfrm>
+                      <a:off x="0" y="0"/>
+                      <a:ext cx="6181090" cy="2442210"/>
+                    </a:xfrm>
+                    <a:prstGeom prst="rect">
+                      <a:avLst/>
+                    </a:prstGeom>
+                  </pic:spPr>
+                </pic:pic>
+              </a:graphicData>
+            </a:graphic>
+          </wp:inline>
+        </w:drawing>
       </w:r>
     </w:p>
     <w:p>
@@ -3216,12 +4232,16 @@
         <w:shd w:val="clear" w:color="auto" w:fill="EFF4FF"/>
         <w:spacing w:before="120" w:after="160"/>
         <w:ind w:left="72"/>
+        <w:rPr>
+          <w:lang w:eastAsia="zh-TW"/>
+        </w:rPr>
       </w:pPr>
       <w:r>
         <w:rPr>
           <w:b/>
           <w:color w:val="1E3A8A"/>
           <w:sz w:val="20"/>
+          <w:lang w:eastAsia="zh-TW"/>
         </w:rPr>
         <w:t>【單家評比／批量背調】</w:t>
       </w:r>
@@ -3229,109 +4249,100 @@
         <w:rPr>
           <w:color w:val="334155"/>
           <w:sz w:val="20"/>
+          <w:lang w:eastAsia="zh-TW"/>
         </w:rPr>
         <w:t>「单家评比」適合逐一供應商細填；「批量背调」用於一次維護各供應商的背調資料，操作方式見「八」的背調說明。</w:t>
       </w:r>
     </w:p>
     <w:p>
       <w:pPr>
+        <w:rPr>
+          <w:lang w:eastAsia="zh-TW"/>
+        </w:rPr>
+      </w:pPr>
+      <w:bookmarkStart w:id="7" w:name="_Toc237120574"/>
+    </w:p>
+    <w:p>
+      <w:pPr>
+        <w:rPr>
+          <w:rFonts w:hint="eastAsia"/>
+          <w:lang w:eastAsia="zh-TW"/>
+        </w:rPr>
+      </w:pPr>
+    </w:p>
+    <w:p>
+      <w:pPr>
         <w:pStyle w:val="1"/>
-      </w:pPr>
-      <w:bookmarkStart w:id="7" w:name="_Toc237120574"/>
-      <w:r>
+        <w:rPr>
+          <w:lang w:eastAsia="zh-TW"/>
+        </w:rPr>
+      </w:pPr>
+      <w:r>
+        <w:rPr>
+          <w:lang w:eastAsia="zh-TW"/>
+        </w:rPr>
+        <w:lastRenderedPageBreak/>
         <w:t>七、年度評鑑</w:t>
       </w:r>
       <w:bookmarkEnd w:id="7"/>
     </w:p>
     <w:p>
-      <w:r>
-        <w:t>左側選單「评比</w:t>
-      </w:r>
-      <w:r>
-        <w:t xml:space="preserve"> › </w:t>
-      </w:r>
-      <w:r>
-        <w:t>年度评鉴」進入，用於彙整全年季度表現並加計稽核結果，產出年度分與等級。</w:t>
+      <w:pPr>
+        <w:rPr>
+          <w:lang w:eastAsia="zh-TW"/>
+        </w:rPr>
+      </w:pPr>
+      <w:r>
+        <w:rPr>
+          <w:lang w:eastAsia="zh-TW"/>
+        </w:rPr>
+        <w:t>左側選單「评比 › 年度评鉴」進入，用於彙整全年季度表現並加計稽核結果，產出年度分與等級。</w:t>
       </w:r>
     </w:p>
     <w:p>
       <w:pPr>
         <w:spacing w:after="40"/>
+        <w:rPr>
+          <w:lang w:eastAsia="zh-TW"/>
+        </w:rPr>
       </w:pPr>
       <w:r>
         <w:rPr>
           <w:b/>
           <w:color w:val="2563EB"/>
           <w:sz w:val="24"/>
-        </w:rPr>
-        <w:t xml:space="preserve">● </w:t>
-      </w:r>
+          <w:lang w:eastAsia="zh-TW"/>
+        </w:rPr>
+        <w:t>● 步驟 1　選擇年度</w:t>
+      </w:r>
+    </w:p>
+    <w:p>
+      <w:pPr>
+        <w:rPr>
+          <w:lang w:eastAsia="zh-TW"/>
+        </w:rPr>
+      </w:pPr>
+      <w:r>
+        <w:rPr>
+          <w:lang w:eastAsia="zh-TW"/>
+        </w:rPr>
+        <w:t>於「年度」選擇要評鑑的年份，載入各供應商 Q1～Q4 分數與「月均」（唯讀）。</w:t>
+      </w:r>
+    </w:p>
+    <w:p>
+      <w:pPr>
+        <w:spacing w:after="40"/>
+        <w:rPr>
+          <w:lang w:eastAsia="zh-TW"/>
+        </w:rPr>
+      </w:pPr>
       <w:r>
         <w:rPr>
           <w:b/>
           <w:color w:val="2563EB"/>
-          <w:sz w:val="24"/>
-        </w:rPr>
-        <w:t>步驟</w:t>
-      </w:r>
-      <w:r>
-        <w:rPr>
-          <w:b/>
-          <w:color w:val="2563EB"/>
-          <w:sz w:val="24"/>
-        </w:rPr>
-        <w:t xml:space="preserve"> 1</w:t>
-      </w:r>
-      <w:r>
-        <w:rPr>
-          <w:b/>
-          <w:color w:val="2563EB"/>
-          <w:sz w:val="24"/>
-        </w:rPr>
-        <w:t xml:space="preserve">　選擇年度</w:t>
-      </w:r>
-    </w:p>
-    <w:p>
-      <w:r>
-        <w:t>於「年度」選擇要評鑑的年份，載入各供應商</w:t>
-      </w:r>
-      <w:r>
-        <w:t xml:space="preserve"> Q1</w:t>
-      </w:r>
-      <w:r>
-        <w:t>～</w:t>
-      </w:r>
-      <w:r>
-        <w:t xml:space="preserve">Q4 </w:t>
-      </w:r>
-      <w:r>
-        <w:t>分數與「月均」（唯讀）。</w:t>
-      </w:r>
-    </w:p>
-    <w:p>
-      <w:pPr>
-        <w:spacing w:after="40"/>
-      </w:pPr>
-      <w:r>
-        <w:rPr>
-          <w:b/>
-          <w:color w:val="2563EB"/>
-        </w:rPr>
-        <w:t>圖</w:t>
-      </w:r>
-      <w:r>
-        <w:rPr>
-          <w:b/>
-          <w:color w:val="2563EB"/>
-        </w:rPr>
-        <w:t xml:space="preserve"> 7-1</w:t>
-      </w:r>
-      <w:r>
-        <w:rPr>
-          <w:b/>
-          <w:color w:val="2563EB"/>
-        </w:rPr>
-        <w:t>：年度評鑑表格</w:t>
+          <w:lang w:eastAsia="zh-TW"/>
+        </w:rPr>
+        <w:t>圖 7-1：年度評鑑表格</w:t>
       </w:r>
     </w:p>
     <w:p>
@@ -3345,154 +4356,193 @@
         <w:shd w:val="clear" w:color="auto" w:fill="F1F5F9"/>
         <w:spacing w:before="40" w:after="160"/>
         <w:jc w:val="center"/>
-      </w:pPr>
-      <w:r>
-        <w:rPr>
-          <w:color w:val="64748B"/>
-          <w:sz w:val="19"/>
-        </w:rPr>
-        <w:lastRenderedPageBreak/>
-        <w:t>（請在此插入截圖）</w:t>
+        <w:rPr>
+          <w:rFonts w:hint="eastAsia"/>
+          <w:lang w:eastAsia="zh-TW"/>
+        </w:rPr>
+      </w:pPr>
+      <w:r>
+        <w:rPr>
+          <w:lang w:eastAsia="zh-TW"/>
+        </w:rPr>
+        <w:drawing>
+          <wp:inline distT="0" distB="0" distL="0" distR="0" wp14:anchorId="6F6FDF3C" wp14:editId="558A3D90">
+            <wp:extent cx="6181090" cy="2828925"/>
+            <wp:effectExtent l="0" t="0" r="0" b="9525"/>
+            <wp:docPr id="1014414589" name="圖片 1"/>
+            <wp:cNvGraphicFramePr>
+              <a:graphicFrameLocks xmlns:a="http://schemas.openxmlformats.org/drawingml/2006/main" noChangeAspect="1"/>
+            </wp:cNvGraphicFramePr>
+            <a:graphic xmlns:a="http://schemas.openxmlformats.org/drawingml/2006/main">
+              <a:graphicData uri="http://schemas.openxmlformats.org/drawingml/2006/picture">
+                <pic:pic xmlns:pic="http://schemas.openxmlformats.org/drawingml/2006/picture">
+                  <pic:nvPicPr>
+                    <pic:cNvPr id="1014414589" name=""/>
+                    <pic:cNvPicPr/>
+                  </pic:nvPicPr>
+                  <pic:blipFill>
+                    <a:blip r:embed="rId32"/>
+                    <a:stretch>
+                      <a:fillRect/>
+                    </a:stretch>
+                  </pic:blipFill>
+                  <pic:spPr>
+                    <a:xfrm>
+                      <a:off x="0" y="0"/>
+                      <a:ext cx="6181090" cy="2828925"/>
+                    </a:xfrm>
+                    <a:prstGeom prst="rect">
+                      <a:avLst/>
+                    </a:prstGeom>
+                  </pic:spPr>
+                </pic:pic>
+              </a:graphicData>
+            </a:graphic>
+          </wp:inline>
+        </w:drawing>
       </w:r>
     </w:p>
     <w:p>
       <w:pPr>
         <w:spacing w:after="40"/>
+        <w:rPr>
+          <w:lang w:eastAsia="zh-TW"/>
+        </w:rPr>
       </w:pPr>
       <w:r>
         <w:rPr>
           <w:b/>
           <w:color w:val="2563EB"/>
           <w:sz w:val="24"/>
-        </w:rPr>
-        <w:t xml:space="preserve">● </w:t>
-      </w:r>
-      <w:r>
+          <w:lang w:eastAsia="zh-TW"/>
+        </w:rPr>
+        <w:t>● 步驟 2　填寫稽核項目</w:t>
+      </w:r>
+    </w:p>
+    <w:p>
+      <w:pPr>
+        <w:rPr>
+          <w:lang w:eastAsia="zh-TW"/>
+        </w:rPr>
+      </w:pPr>
+      <w:r>
+        <w:rPr>
+          <w:lang w:eastAsia="zh-TW"/>
+        </w:rPr>
+        <w:t>編輯「VDA」、「QSA」、「QPA」、「HSF」、「others」等欄位，系統即時重算「年度分」與「等级」。</w:t>
+      </w:r>
+    </w:p>
+    <w:p>
+      <w:pPr>
+        <w:spacing w:after="40"/>
         <w:rPr>
           <w:b/>
           <w:color w:val="2563EB"/>
           <w:sz w:val="24"/>
-        </w:rPr>
-        <w:t>步驟</w:t>
-      </w:r>
-      <w:r>
+          <w:lang w:eastAsia="zh-TW"/>
+        </w:rPr>
+      </w:pPr>
+    </w:p>
+    <w:p>
+      <w:pPr>
+        <w:spacing w:after="40"/>
         <w:rPr>
           <w:b/>
           <w:color w:val="2563EB"/>
           <w:sz w:val="24"/>
-        </w:rPr>
-        <w:t xml:space="preserve"> 2</w:t>
-      </w:r>
-      <w:r>
+          <w:lang w:eastAsia="zh-TW"/>
+        </w:rPr>
+      </w:pPr>
+    </w:p>
+    <w:p>
+      <w:pPr>
+        <w:spacing w:after="40"/>
         <w:rPr>
           <w:b/>
           <w:color w:val="2563EB"/>
           <w:sz w:val="24"/>
-        </w:rPr>
-        <w:t xml:space="preserve">　填寫稽核項目</w:t>
-      </w:r>
-    </w:p>
-    <w:p>
-      <w:r>
-        <w:t>編輯「</w:t>
-      </w:r>
-      <w:r>
-        <w:t>VDA</w:t>
-      </w:r>
-      <w:r>
-        <w:t>」、「</w:t>
-      </w:r>
-      <w:r>
-        <w:t>QSA</w:t>
-      </w:r>
-      <w:r>
-        <w:t>」、「</w:t>
-      </w:r>
-      <w:r>
-        <w:t>QPA</w:t>
-      </w:r>
-      <w:r>
-        <w:t>」、「</w:t>
-      </w:r>
-      <w:r>
-        <w:t>HSF</w:t>
-      </w:r>
-      <w:r>
-        <w:t>」、「</w:t>
-      </w:r>
-      <w:r>
-        <w:t>others</w:t>
-      </w:r>
-      <w:r>
-        <w:t>」等欄位，系統即時重算「年度分」與「等级」。</w:t>
-      </w:r>
+          <w:lang w:eastAsia="zh-TW"/>
+        </w:rPr>
+      </w:pPr>
     </w:p>
     <w:p>
       <w:pPr>
         <w:spacing w:after="40"/>
-      </w:pPr>
-      <w:r>
         <w:rPr>
           <w:b/>
           <w:color w:val="2563EB"/>
           <w:sz w:val="24"/>
-        </w:rPr>
-        <w:t xml:space="preserve">● </w:t>
-      </w:r>
-      <w:r>
+          <w:lang w:eastAsia="zh-TW"/>
+        </w:rPr>
+      </w:pPr>
+    </w:p>
+    <w:p>
+      <w:pPr>
+        <w:spacing w:after="40"/>
         <w:rPr>
           <w:b/>
           <w:color w:val="2563EB"/>
           <w:sz w:val="24"/>
-        </w:rPr>
-        <w:t>步驟</w:t>
-      </w:r>
-      <w:r>
+          <w:lang w:eastAsia="zh-TW"/>
+        </w:rPr>
+      </w:pPr>
+    </w:p>
+    <w:p>
+      <w:pPr>
+        <w:spacing w:after="40"/>
         <w:rPr>
           <w:b/>
           <w:color w:val="2563EB"/>
           <w:sz w:val="24"/>
-        </w:rPr>
-        <w:t xml:space="preserve"> 3</w:t>
-      </w:r>
+          <w:lang w:eastAsia="zh-TW"/>
+        </w:rPr>
+      </w:pPr>
+    </w:p>
+    <w:p>
+      <w:pPr>
+        <w:spacing w:after="40"/>
+        <w:rPr>
+          <w:lang w:eastAsia="zh-TW"/>
+        </w:rPr>
+      </w:pPr>
       <w:r>
         <w:rPr>
           <w:b/>
           <w:color w:val="2563EB"/>
           <w:sz w:val="24"/>
-        </w:rPr>
-        <w:t xml:space="preserve">　設定下年度稽核與備註</w:t>
-      </w:r>
-    </w:p>
-    <w:p>
-      <w:r>
+          <w:lang w:eastAsia="zh-TW"/>
+        </w:rPr>
+        <w:lastRenderedPageBreak/>
+        <w:t>● 步驟 3　設定下年度稽核與備註</w:t>
+      </w:r>
+    </w:p>
+    <w:p>
+      <w:pPr>
+        <w:rPr>
+          <w:lang w:eastAsia="zh-TW"/>
+        </w:rPr>
+      </w:pPr>
+      <w:r>
+        <w:rPr>
+          <w:lang w:eastAsia="zh-TW"/>
+        </w:rPr>
         <w:t>於「下年度稽核」選擇（實地稽核／文件審核／免稽核），必要時於「备注」補充說明。</w:t>
       </w:r>
     </w:p>
     <w:p>
       <w:pPr>
         <w:spacing w:after="40"/>
+        <w:rPr>
+          <w:lang w:eastAsia="zh-TW"/>
+        </w:rPr>
       </w:pPr>
       <w:r>
         <w:rPr>
           <w:b/>
           <w:color w:val="2563EB"/>
-        </w:rPr>
-        <w:t>圖</w:t>
-      </w:r>
-      <w:r>
-        <w:rPr>
-          <w:b/>
-          <w:color w:val="2563EB"/>
-        </w:rPr>
-        <w:t xml:space="preserve"> 7-2</w:t>
-      </w:r>
-      <w:r>
-        <w:rPr>
-          <w:b/>
-          <w:color w:val="2563EB"/>
-        </w:rPr>
-        <w:t>：稽核項目與下年度稽核設定</w:t>
+          <w:lang w:eastAsia="zh-TW"/>
+        </w:rPr>
+        <w:t>圖 7-2：稽核項目與下年度稽核設定</w:t>
       </w:r>
     </w:p>
     <w:p>
@@ -3506,170 +4556,168 @@
         <w:shd w:val="clear" w:color="auto" w:fill="F1F5F9"/>
         <w:spacing w:before="40" w:after="160"/>
         <w:jc w:val="center"/>
-      </w:pPr>
-      <w:r>
-        <w:rPr>
-          <w:color w:val="64748B"/>
-          <w:sz w:val="19"/>
-        </w:rPr>
-        <w:t>（請在此插入截圖）</w:t>
+        <w:rPr>
+          <w:rFonts w:hint="eastAsia"/>
+          <w:lang w:eastAsia="zh-TW"/>
+        </w:rPr>
+      </w:pPr>
+      <w:r>
+        <w:rPr>
+          <w:lang w:eastAsia="zh-TW"/>
+        </w:rPr>
+        <w:drawing>
+          <wp:inline distT="0" distB="0" distL="0" distR="0" wp14:anchorId="1968340E" wp14:editId="67C02BAC">
+            <wp:extent cx="6181090" cy="1002665"/>
+            <wp:effectExtent l="0" t="0" r="0" b="6985"/>
+            <wp:docPr id="1631457110" name="圖片 1"/>
+            <wp:cNvGraphicFramePr>
+              <a:graphicFrameLocks xmlns:a="http://schemas.openxmlformats.org/drawingml/2006/main" noChangeAspect="1"/>
+            </wp:cNvGraphicFramePr>
+            <a:graphic xmlns:a="http://schemas.openxmlformats.org/drawingml/2006/main">
+              <a:graphicData uri="http://schemas.openxmlformats.org/drawingml/2006/picture">
+                <pic:pic xmlns:pic="http://schemas.openxmlformats.org/drawingml/2006/picture">
+                  <pic:nvPicPr>
+                    <pic:cNvPr id="1631457110" name=""/>
+                    <pic:cNvPicPr/>
+                  </pic:nvPicPr>
+                  <pic:blipFill>
+                    <a:blip r:embed="rId33"/>
+                    <a:stretch>
+                      <a:fillRect/>
+                    </a:stretch>
+                  </pic:blipFill>
+                  <pic:spPr>
+                    <a:xfrm>
+                      <a:off x="0" y="0"/>
+                      <a:ext cx="6181090" cy="1002665"/>
+                    </a:xfrm>
+                    <a:prstGeom prst="rect">
+                      <a:avLst/>
+                    </a:prstGeom>
+                  </pic:spPr>
+                </pic:pic>
+              </a:graphicData>
+            </a:graphic>
+          </wp:inline>
+        </w:drawing>
       </w:r>
     </w:p>
     <w:p>
       <w:pPr>
         <w:spacing w:after="40"/>
+        <w:rPr>
+          <w:lang w:eastAsia="zh-TW"/>
+        </w:rPr>
       </w:pPr>
       <w:r>
         <w:rPr>
           <w:b/>
           <w:color w:val="2563EB"/>
           <w:sz w:val="24"/>
-        </w:rPr>
-        <w:t xml:space="preserve">● </w:t>
-      </w:r>
+          <w:lang w:eastAsia="zh-TW"/>
+        </w:rPr>
+        <w:t>● 步驟 4　儲存</w:t>
+      </w:r>
+    </w:p>
+    <w:p>
+      <w:pPr>
+        <w:rPr>
+          <w:rFonts w:hint="eastAsia"/>
+          <w:lang w:eastAsia="zh-TW"/>
+        </w:rPr>
+      </w:pPr>
+      <w:r>
+        <w:rPr>
+          <w:lang w:eastAsia="zh-TW"/>
+        </w:rPr>
+        <w:t>點「储存」，提示「年度评鉴已储存」。</w:t>
+      </w:r>
+    </w:p>
+    <w:p>
+      <w:pPr>
+        <w:pStyle w:val="1"/>
+        <w:rPr>
+          <w:lang w:eastAsia="zh-TW"/>
+        </w:rPr>
+      </w:pPr>
+      <w:bookmarkStart w:id="8" w:name="_Toc237120575"/>
+      <w:r>
+        <w:rPr>
+          <w:lang w:eastAsia="zh-TW"/>
+        </w:rPr>
+        <w:t>八、</w:t>
+      </w:r>
+      <w:r>
+        <w:rPr>
+          <w:lang w:eastAsia="zh-TW"/>
+        </w:rPr>
+        <w:t xml:space="preserve">OSAT </w:t>
+      </w:r>
+      <w:r>
+        <w:rPr>
+          <w:lang w:eastAsia="zh-TW"/>
+        </w:rPr>
+        <w:t>評比</w:t>
+      </w:r>
+      <w:bookmarkEnd w:id="8"/>
+    </w:p>
+    <w:p>
+      <w:pPr>
+        <w:rPr>
+          <w:lang w:eastAsia="zh-TW"/>
+        </w:rPr>
+      </w:pPr>
+      <w:r>
+        <w:rPr>
+          <w:lang w:eastAsia="zh-TW"/>
+        </w:rPr>
+        <w:t>左側選單「评比 › OSAT 评比」進入，為封測代工廠的月度評比模組。</w:t>
+      </w:r>
+    </w:p>
+    <w:p>
+      <w:pPr>
+        <w:spacing w:after="40"/>
+        <w:rPr>
+          <w:lang w:eastAsia="zh-TW"/>
+        </w:rPr>
+      </w:pPr>
       <w:r>
         <w:rPr>
           <w:b/>
           <w:color w:val="2563EB"/>
           <w:sz w:val="24"/>
-        </w:rPr>
-        <w:t>步驟</w:t>
-      </w:r>
+          <w:lang w:eastAsia="zh-TW"/>
+        </w:rPr>
+        <w:t>● 步驟 1　選擇年月</w:t>
+      </w:r>
+    </w:p>
+    <w:p>
+      <w:pPr>
+        <w:rPr>
+          <w:lang w:eastAsia="zh-TW"/>
+        </w:rPr>
+      </w:pPr>
+      <w:r>
+        <w:rPr>
+          <w:lang w:eastAsia="zh-TW"/>
+        </w:rPr>
+        <w:t>於上方選擇「年 月」，表格載入該月各廠區的「出货量」、「进料批数」、「退货批数」、「客诉总件」、「品质分」、「采购分」與「综合分」。</w:t>
+      </w:r>
+    </w:p>
+    <w:p>
+      <w:pPr>
+        <w:spacing w:after="40"/>
+        <w:rPr>
+          <w:lang w:eastAsia="zh-TW"/>
+        </w:rPr>
+      </w:pPr>
       <w:r>
         <w:rPr>
           <w:b/>
           <w:color w:val="2563EB"/>
-          <w:sz w:val="24"/>
-        </w:rPr>
-        <w:t xml:space="preserve"> 4</w:t>
-      </w:r>
-      <w:r>
-        <w:rPr>
-          <w:b/>
-          <w:color w:val="2563EB"/>
-          <w:sz w:val="24"/>
-        </w:rPr>
-        <w:t xml:space="preserve">　儲存</w:t>
-      </w:r>
-    </w:p>
-    <w:p>
-      <w:r>
-        <w:t>點「储存」，提示「年度评鉴已储存」。</w:t>
-      </w:r>
-    </w:p>
-    <w:p>
-      <w:pPr>
-        <w:pStyle w:val="1"/>
-      </w:pPr>
-      <w:bookmarkStart w:id="8" w:name="_Toc237120575"/>
-      <w:r>
-        <w:t>八、</w:t>
-      </w:r>
-      <w:r>
-        <w:t xml:space="preserve">OSAT </w:t>
-      </w:r>
-      <w:r>
-        <w:t>評比</w:t>
-      </w:r>
-      <w:bookmarkEnd w:id="8"/>
-    </w:p>
-    <w:p>
-      <w:r>
-        <w:t>左側選單「评比</w:t>
-      </w:r>
-      <w:r>
-        <w:t xml:space="preserve"> › OSAT </w:t>
-      </w:r>
-      <w:r>
-        <w:t>评比」進入，為封測代工廠的月度評比模組。</w:t>
-      </w:r>
-    </w:p>
-    <w:p>
-      <w:pPr>
-        <w:spacing w:after="40"/>
-      </w:pPr>
-      <w:r>
-        <w:rPr>
-          <w:b/>
-          <w:color w:val="2563EB"/>
-          <w:sz w:val="24"/>
-        </w:rPr>
-        <w:t xml:space="preserve">● </w:t>
-      </w:r>
-      <w:r>
-        <w:rPr>
-          <w:b/>
-          <w:color w:val="2563EB"/>
-          <w:sz w:val="24"/>
-        </w:rPr>
-        <w:t>步驟</w:t>
-      </w:r>
-      <w:r>
-        <w:rPr>
-          <w:b/>
-          <w:color w:val="2563EB"/>
-          <w:sz w:val="24"/>
-        </w:rPr>
-        <w:t xml:space="preserve"> 1</w:t>
-      </w:r>
-      <w:r>
-        <w:rPr>
-          <w:b/>
-          <w:color w:val="2563EB"/>
-          <w:sz w:val="24"/>
-        </w:rPr>
-        <w:t xml:space="preserve">　選擇年月</w:t>
-      </w:r>
-    </w:p>
-    <w:p>
-      <w:r>
-        <w:t>於上方選擇「年</w:t>
-      </w:r>
-      <w:r>
-        <w:t xml:space="preserve"> </w:t>
-      </w:r>
-      <w:r>
-        <w:t>月」，表格載入該月各廠區的「出货量」、「进料批数」、「退货批数」、「客诉总件」、「品质分」、「采购分」與「综合分」。</w:t>
-      </w:r>
-    </w:p>
-    <w:p>
-      <w:pPr>
-        <w:spacing w:after="40"/>
-      </w:pPr>
-      <w:r>
-        <w:rPr>
-          <w:b/>
-          <w:color w:val="2563EB"/>
-        </w:rPr>
-        <w:t>圖</w:t>
-      </w:r>
-      <w:r>
-        <w:rPr>
-          <w:b/>
-          <w:color w:val="2563EB"/>
-        </w:rPr>
-        <w:t xml:space="preserve"> 8-1</w:t>
-      </w:r>
-      <w:r>
-        <w:rPr>
-          <w:b/>
-          <w:color w:val="2563EB"/>
-        </w:rPr>
-        <w:t>：</w:t>
-      </w:r>
-      <w:r>
-        <w:rPr>
-          <w:b/>
-          <w:color w:val="2563EB"/>
-        </w:rPr>
-        <w:t xml:space="preserve">OSAT </w:t>
-      </w:r>
-      <w:r>
-        <w:rPr>
-          <w:b/>
-          <w:color w:val="2563EB"/>
-        </w:rPr>
-        <w:t>月度評比</w:t>
+          <w:lang w:eastAsia="zh-TW"/>
+        </w:rPr>
+        <w:t>圖 8-1：OSAT 月度評比</w:t>
       </w:r>
     </w:p>
     <w:p>
@@ -3683,13 +4731,50 @@
         <w:shd w:val="clear" w:color="auto" w:fill="F1F5F9"/>
         <w:spacing w:before="40" w:after="160"/>
         <w:jc w:val="center"/>
-      </w:pPr>
-      <w:r>
-        <w:rPr>
-          <w:color w:val="64748B"/>
-          <w:sz w:val="19"/>
-        </w:rPr>
-        <w:t>（請在此插入截圖）</w:t>
+        <w:rPr>
+          <w:rFonts w:hint="eastAsia"/>
+          <w:lang w:eastAsia="zh-TW"/>
+        </w:rPr>
+      </w:pPr>
+      <w:r>
+        <w:rPr>
+          <w:lang w:eastAsia="zh-TW"/>
+        </w:rPr>
+        <w:drawing>
+          <wp:inline distT="0" distB="0" distL="0" distR="0" wp14:anchorId="320DC8EB" wp14:editId="7D50AA3A">
+            <wp:extent cx="6181090" cy="1593850"/>
+            <wp:effectExtent l="0" t="0" r="0" b="6350"/>
+            <wp:docPr id="936358941" name="圖片 1"/>
+            <wp:cNvGraphicFramePr>
+              <a:graphicFrameLocks xmlns:a="http://schemas.openxmlformats.org/drawingml/2006/main" noChangeAspect="1"/>
+            </wp:cNvGraphicFramePr>
+            <a:graphic xmlns:a="http://schemas.openxmlformats.org/drawingml/2006/main">
+              <a:graphicData uri="http://schemas.openxmlformats.org/drawingml/2006/picture">
+                <pic:pic xmlns:pic="http://schemas.openxmlformats.org/drawingml/2006/picture">
+                  <pic:nvPicPr>
+                    <pic:cNvPr id="936358941" name=""/>
+                    <pic:cNvPicPr/>
+                  </pic:nvPicPr>
+                  <pic:blipFill>
+                    <a:blip r:embed="rId34"/>
+                    <a:stretch>
+                      <a:fillRect/>
+                    </a:stretch>
+                  </pic:blipFill>
+                  <pic:spPr>
+                    <a:xfrm>
+                      <a:off x="0" y="0"/>
+                      <a:ext cx="6181090" cy="1593850"/>
+                    </a:xfrm>
+                    <a:prstGeom prst="rect">
+                      <a:avLst/>
+                    </a:prstGeom>
+                  </pic:spPr>
+                </pic:pic>
+              </a:graphicData>
+            </a:graphic>
+          </wp:inline>
+        </w:drawing>
       </w:r>
     </w:p>
     <w:p>
@@ -3703,12 +4788,17 @@
         <w:shd w:val="clear" w:color="auto" w:fill="EFF4FF"/>
         <w:spacing w:before="120" w:after="160"/>
         <w:ind w:left="72"/>
+        <w:rPr>
+          <w:rFonts w:hint="eastAsia"/>
+          <w:lang w:eastAsia="zh-TW"/>
+        </w:rPr>
       </w:pPr>
       <w:r>
         <w:rPr>
           <w:b/>
           <w:color w:val="1E3A8A"/>
           <w:sz w:val="20"/>
+          <w:lang w:eastAsia="zh-TW"/>
         </w:rPr>
         <w:t>【資料狀態】</w:t>
       </w:r>
@@ -3716,130 +4806,85 @@
         <w:rPr>
           <w:color w:val="334155"/>
           <w:sz w:val="20"/>
-        </w:rPr>
-        <w:t>本模組已接上真實資料表；若目前無資料顯示，代表該期尚無</w:t>
-      </w:r>
-      <w:r>
-        <w:rPr>
-          <w:color w:val="334155"/>
-          <w:sz w:val="20"/>
-        </w:rPr>
-        <w:t xml:space="preserve"> OSAT </w:t>
-      </w:r>
-      <w:r>
-        <w:rPr>
-          <w:color w:val="334155"/>
-          <w:sz w:val="20"/>
-        </w:rPr>
-        <w:t>紀錄，一旦有資料即會呈現。</w:t>
-      </w:r>
+          <w:lang w:eastAsia="zh-TW"/>
+        </w:rPr>
+        <w:t>本模組已接上真實資料表；若目前無資料顯示，代表該期尚無 OSAT 紀錄，一旦有資料即會呈現。</w:t>
+      </w:r>
+      <w:bookmarkStart w:id="9" w:name="_Toc237120576"/>
     </w:p>
     <w:p>
       <w:pPr>
         <w:pStyle w:val="1"/>
-      </w:pPr>
-      <w:bookmarkStart w:id="9" w:name="_Toc237120576"/>
-      <w:r>
+        <w:rPr>
+          <w:lang w:eastAsia="zh-TW"/>
+        </w:rPr>
+      </w:pPr>
+      <w:r>
+        <w:rPr>
+          <w:lang w:eastAsia="zh-TW"/>
+        </w:rPr>
         <w:lastRenderedPageBreak/>
         <w:t>九、比價尋源</w:t>
       </w:r>
       <w:bookmarkEnd w:id="9"/>
     </w:p>
     <w:p>
-      <w:r>
+      <w:pPr>
+        <w:rPr>
+          <w:lang w:eastAsia="zh-TW"/>
+        </w:rPr>
+      </w:pPr>
+      <w:r>
+        <w:rPr>
+          <w:lang w:eastAsia="zh-TW"/>
+        </w:rPr>
         <w:t>左側選單點「比价寻源」進入。左側為「案件列表」，右側為選定案件的詳情；系統會自動帶入各供應商的評級與背調，協助選商決策。</w:t>
       </w:r>
     </w:p>
     <w:p>
       <w:pPr>
         <w:spacing w:after="40"/>
+        <w:rPr>
+          <w:lang w:eastAsia="zh-TW"/>
+        </w:rPr>
       </w:pPr>
       <w:r>
         <w:rPr>
           <w:b/>
           <w:color w:val="2563EB"/>
           <w:sz w:val="24"/>
-        </w:rPr>
-        <w:t xml:space="preserve">● </w:t>
-      </w:r>
+          <w:lang w:eastAsia="zh-TW"/>
+        </w:rPr>
+        <w:t>● 步驟 1　建立比價案件</w:t>
+      </w:r>
+    </w:p>
+    <w:p>
+      <w:pPr>
+        <w:rPr>
+          <w:lang w:eastAsia="zh-TW"/>
+        </w:rPr>
+      </w:pPr>
+      <w:r>
+        <w:rPr>
+          <w:lang w:eastAsia="zh-TW"/>
+        </w:rPr>
+        <w:t>點「新增比价案件」，選擇模板（「空白案件」、「同一家·议价前后」、「多供方·模具+产品」、「多供方·仅产品」），填「案件名称」（必填）、「品项」、「说明」，點「建立」。</w:t>
+      </w:r>
+    </w:p>
+    <w:p>
+      <w:pPr>
+        <w:spacing w:after="40"/>
+        <w:rPr>
+          <w:lang w:eastAsia="zh-TW"/>
+        </w:rPr>
+      </w:pPr>
       <w:r>
         <w:rPr>
           <w:b/>
           <w:color w:val="2563EB"/>
-          <w:sz w:val="24"/>
-        </w:rPr>
-        <w:t>步驟</w:t>
-      </w:r>
-      <w:r>
-        <w:rPr>
-          <w:b/>
-          <w:color w:val="2563EB"/>
-          <w:sz w:val="24"/>
-        </w:rPr>
-        <w:t xml:space="preserve"> 1</w:t>
-      </w:r>
-      <w:r>
-        <w:rPr>
-          <w:b/>
-          <w:color w:val="2563EB"/>
-          <w:sz w:val="24"/>
-        </w:rPr>
-        <w:t xml:space="preserve">　建立比價案件</w:t>
-      </w:r>
-    </w:p>
-    <w:p>
-      <w:r>
-        <w:t>點「新增比价案件」，選擇模板（「空白案件」、「同一家</w:t>
-      </w:r>
-      <w:r>
-        <w:t>·</w:t>
-      </w:r>
-      <w:r>
-        <w:t>议价前后」、「多供方</w:t>
-      </w:r>
-      <w:r>
-        <w:t>·</w:t>
-      </w:r>
-      <w:r>
-        <w:t>模具</w:t>
-      </w:r>
-      <w:r>
-        <w:t>+</w:t>
-      </w:r>
-      <w:r>
-        <w:t>产品」、「多供方</w:t>
-      </w:r>
-      <w:r>
-        <w:t>·</w:t>
-      </w:r>
-      <w:r>
-        <w:t>仅产品」），填「案件名称」（必填）、「品项」、「说明」，點「建立」。</w:t>
-      </w:r>
-    </w:p>
-    <w:p>
-      <w:pPr>
-        <w:spacing w:after="40"/>
-      </w:pPr>
-      <w:r>
-        <w:rPr>
-          <w:b/>
-          <w:color w:val="2563EB"/>
-        </w:rPr>
-        <w:t>圖</w:t>
-      </w:r>
-      <w:r>
-        <w:rPr>
-          <w:b/>
-          <w:color w:val="2563EB"/>
-        </w:rPr>
-        <w:t xml:space="preserve"> 9-1</w:t>
-      </w:r>
-      <w:r>
-        <w:rPr>
-          <w:b/>
-          <w:color w:val="2563EB"/>
-        </w:rPr>
-        <w:t>：新增比價案件</w:t>
+          <w:lang w:eastAsia="zh-TW"/>
+        </w:rPr>
+        <w:t>圖 9-1：新增比價案件</w:t>
       </w:r>
     </w:p>
     <w:p>
@@ -3853,99 +4898,174 @@
         <w:shd w:val="clear" w:color="auto" w:fill="F1F5F9"/>
         <w:spacing w:before="40" w:after="160"/>
         <w:jc w:val="center"/>
-      </w:pPr>
-      <w:r>
-        <w:rPr>
-          <w:color w:val="64748B"/>
-          <w:sz w:val="19"/>
-        </w:rPr>
-        <w:t>（請在此插入截圖）</w:t>
+        <w:rPr>
+          <w:rFonts w:hint="eastAsia"/>
+          <w:lang w:eastAsia="zh-TW"/>
+        </w:rPr>
+      </w:pPr>
+      <w:r>
+        <w:rPr>
+          <w:lang w:eastAsia="zh-TW"/>
+        </w:rPr>
+        <w:drawing>
+          <wp:inline distT="0" distB="0" distL="0" distR="0" wp14:anchorId="0A1D8289" wp14:editId="3D80F76E">
+            <wp:extent cx="6181090" cy="3201670"/>
+            <wp:effectExtent l="0" t="0" r="0" b="0"/>
+            <wp:docPr id="2012975265" name="圖片 1"/>
+            <wp:cNvGraphicFramePr>
+              <a:graphicFrameLocks xmlns:a="http://schemas.openxmlformats.org/drawingml/2006/main" noChangeAspect="1"/>
+            </wp:cNvGraphicFramePr>
+            <a:graphic xmlns:a="http://schemas.openxmlformats.org/drawingml/2006/main">
+              <a:graphicData uri="http://schemas.openxmlformats.org/drawingml/2006/picture">
+                <pic:pic xmlns:pic="http://schemas.openxmlformats.org/drawingml/2006/picture">
+                  <pic:nvPicPr>
+                    <pic:cNvPr id="2012975265" name=""/>
+                    <pic:cNvPicPr/>
+                  </pic:nvPicPr>
+                  <pic:blipFill>
+                    <a:blip r:embed="rId35"/>
+                    <a:stretch>
+                      <a:fillRect/>
+                    </a:stretch>
+                  </pic:blipFill>
+                  <pic:spPr>
+                    <a:xfrm>
+                      <a:off x="0" y="0"/>
+                      <a:ext cx="6181090" cy="3201670"/>
+                    </a:xfrm>
+                    <a:prstGeom prst="rect">
+                      <a:avLst/>
+                    </a:prstGeom>
+                  </pic:spPr>
+                </pic:pic>
+              </a:graphicData>
+            </a:graphic>
+          </wp:inline>
+        </w:drawing>
       </w:r>
     </w:p>
     <w:p>
       <w:pPr>
         <w:spacing w:after="40"/>
-      </w:pPr>
-      <w:r>
         <w:rPr>
           <w:b/>
           <w:color w:val="2563EB"/>
           <w:sz w:val="24"/>
-        </w:rPr>
-        <w:t xml:space="preserve">● </w:t>
-      </w:r>
-      <w:r>
+          <w:lang w:eastAsia="zh-TW"/>
+        </w:rPr>
+      </w:pPr>
+    </w:p>
+    <w:p>
+      <w:pPr>
+        <w:spacing w:after="40"/>
         <w:rPr>
           <w:b/>
           <w:color w:val="2563EB"/>
           <w:sz w:val="24"/>
-        </w:rPr>
-        <w:t>步驟</w:t>
-      </w:r>
-      <w:r>
+          <w:lang w:eastAsia="zh-TW"/>
+        </w:rPr>
+      </w:pPr>
+    </w:p>
+    <w:p>
+      <w:pPr>
+        <w:spacing w:after="40"/>
         <w:rPr>
           <w:b/>
           <w:color w:val="2563EB"/>
           <w:sz w:val="24"/>
-        </w:rPr>
-        <w:t xml:space="preserve"> 2</w:t>
-      </w:r>
-      <w:r>
+          <w:lang w:eastAsia="zh-TW"/>
+        </w:rPr>
+      </w:pPr>
+    </w:p>
+    <w:p>
+      <w:pPr>
+        <w:spacing w:after="40"/>
         <w:rPr>
           <w:b/>
           <w:color w:val="2563EB"/>
           <w:sz w:val="24"/>
-        </w:rPr>
-        <w:t xml:space="preserve">　瀏覽與篩選案件</w:t>
-      </w:r>
-    </w:p>
-    <w:p>
-      <w:r>
-        <w:t>以「搜索案件名称</w:t>
-      </w:r>
-      <w:r>
-        <w:t xml:space="preserve"> / </w:t>
-      </w:r>
-      <w:r>
-        <w:t>品项」搜尋，或用「全部</w:t>
-      </w:r>
-      <w:r>
-        <w:t xml:space="preserve"> / </w:t>
-      </w:r>
-      <w:r>
-        <w:t>进行中</w:t>
-      </w:r>
-      <w:r>
-        <w:t xml:space="preserve"> / </w:t>
-      </w:r>
-      <w:r>
-        <w:t>已决」切換狀態；點清單中任一案件於右側檢視詳情。</w:t>
-      </w:r>
+          <w:lang w:eastAsia="zh-TW"/>
+        </w:rPr>
+      </w:pPr>
     </w:p>
     <w:p>
       <w:pPr>
         <w:spacing w:after="40"/>
-      </w:pPr>
-      <w:r>
         <w:rPr>
           <w:b/>
           <w:color w:val="2563EB"/>
-        </w:rPr>
-        <w:t>圖</w:t>
-      </w:r>
-      <w:r>
+          <w:sz w:val="24"/>
+          <w:lang w:eastAsia="zh-TW"/>
+        </w:rPr>
+      </w:pPr>
+    </w:p>
+    <w:p>
+      <w:pPr>
+        <w:spacing w:after="40"/>
         <w:rPr>
           <w:b/>
           <w:color w:val="2563EB"/>
-        </w:rPr>
-        <w:t xml:space="preserve"> 9-2</w:t>
-      </w:r>
-      <w:r>
+          <w:sz w:val="24"/>
+          <w:lang w:eastAsia="zh-TW"/>
+        </w:rPr>
+      </w:pPr>
+    </w:p>
+    <w:p>
+      <w:pPr>
+        <w:spacing w:after="40"/>
         <w:rPr>
           <w:b/>
           <w:color w:val="2563EB"/>
-        </w:rPr>
-        <w:t>：案件列表與詳情</w:t>
+          <w:sz w:val="24"/>
+          <w:lang w:eastAsia="zh-TW"/>
+        </w:rPr>
+      </w:pPr>
+    </w:p>
+    <w:p>
+      <w:pPr>
+        <w:spacing w:after="40"/>
+        <w:rPr>
+          <w:lang w:eastAsia="zh-TW"/>
+        </w:rPr>
+      </w:pPr>
+      <w:r>
+        <w:rPr>
+          <w:b/>
+          <w:color w:val="2563EB"/>
+          <w:sz w:val="24"/>
+          <w:lang w:eastAsia="zh-TW"/>
+        </w:rPr>
+        <w:lastRenderedPageBreak/>
+        <w:t>● 步驟 2　瀏覽與篩選案件</w:t>
+      </w:r>
+    </w:p>
+    <w:p>
+      <w:pPr>
+        <w:rPr>
+          <w:lang w:eastAsia="zh-TW"/>
+        </w:rPr>
+      </w:pPr>
+      <w:r>
+        <w:rPr>
+          <w:lang w:eastAsia="zh-TW"/>
+        </w:rPr>
+        <w:t>以「搜索案件名称 / 品项」搜尋，或用「全部 / 进行中 / 已决」切換狀態；點清單中任一案件於右側檢視詳情。</w:t>
+      </w:r>
+    </w:p>
+    <w:p>
+      <w:pPr>
+        <w:spacing w:after="40"/>
+        <w:rPr>
+          <w:lang w:eastAsia="zh-TW"/>
+        </w:rPr>
+      </w:pPr>
+      <w:r>
+        <w:rPr>
+          <w:b/>
+          <w:color w:val="2563EB"/>
+          <w:lang w:eastAsia="zh-TW"/>
+        </w:rPr>
+        <w:t>圖 9-2：案件列表與詳情</w:t>
       </w:r>
     </w:p>
     <w:p>
@@ -3959,99 +5079,96 @@
         <w:shd w:val="clear" w:color="auto" w:fill="F1F5F9"/>
         <w:spacing w:before="40" w:after="160"/>
         <w:jc w:val="center"/>
-      </w:pPr>
-      <w:r>
-        <w:rPr>
-          <w:color w:val="64748B"/>
-          <w:sz w:val="19"/>
-        </w:rPr>
-        <w:t>（請在此插入截圖）</w:t>
+        <w:rPr>
+          <w:rFonts w:hint="eastAsia"/>
+          <w:lang w:eastAsia="zh-TW"/>
+        </w:rPr>
+      </w:pPr>
+      <w:r>
+        <w:rPr>
+          <w:lang w:eastAsia="zh-TW"/>
+        </w:rPr>
+        <w:drawing>
+          <wp:inline distT="0" distB="0" distL="0" distR="0" wp14:anchorId="33E341CF" wp14:editId="62B0D3DE">
+            <wp:extent cx="6181090" cy="2077720"/>
+            <wp:effectExtent l="0" t="0" r="0" b="0"/>
+            <wp:docPr id="1932791344" name="圖片 1"/>
+            <wp:cNvGraphicFramePr>
+              <a:graphicFrameLocks xmlns:a="http://schemas.openxmlformats.org/drawingml/2006/main" noChangeAspect="1"/>
+            </wp:cNvGraphicFramePr>
+            <a:graphic xmlns:a="http://schemas.openxmlformats.org/drawingml/2006/main">
+              <a:graphicData uri="http://schemas.openxmlformats.org/drawingml/2006/picture">
+                <pic:pic xmlns:pic="http://schemas.openxmlformats.org/drawingml/2006/picture">
+                  <pic:nvPicPr>
+                    <pic:cNvPr id="1932791344" name=""/>
+                    <pic:cNvPicPr/>
+                  </pic:nvPicPr>
+                  <pic:blipFill>
+                    <a:blip r:embed="rId36"/>
+                    <a:stretch>
+                      <a:fillRect/>
+                    </a:stretch>
+                  </pic:blipFill>
+                  <pic:spPr>
+                    <a:xfrm>
+                      <a:off x="0" y="0"/>
+                      <a:ext cx="6181090" cy="2077720"/>
+                    </a:xfrm>
+                    <a:prstGeom prst="rect">
+                      <a:avLst/>
+                    </a:prstGeom>
+                  </pic:spPr>
+                </pic:pic>
+              </a:graphicData>
+            </a:graphic>
+          </wp:inline>
+        </w:drawing>
       </w:r>
     </w:p>
     <w:p>
       <w:pPr>
         <w:spacing w:after="40"/>
+        <w:rPr>
+          <w:lang w:eastAsia="zh-TW"/>
+        </w:rPr>
       </w:pPr>
       <w:r>
         <w:rPr>
           <w:b/>
           <w:color w:val="2563EB"/>
           <w:sz w:val="24"/>
-        </w:rPr>
-        <w:t xml:space="preserve">● </w:t>
-      </w:r>
+          <w:lang w:eastAsia="zh-TW"/>
+        </w:rPr>
+        <w:t>● 步驟 3　新增報價</w:t>
+      </w:r>
+    </w:p>
+    <w:p>
+      <w:pPr>
+        <w:rPr>
+          <w:lang w:eastAsia="zh-TW"/>
+        </w:rPr>
+      </w:pPr>
+      <w:r>
+        <w:rPr>
+          <w:lang w:eastAsia="zh-TW"/>
+        </w:rPr>
+        <w:t>於案件詳情點「新增报价」，於三個分頁填寫：①「报价」（供方、阶段、产品明细、合计）、②「交期与条款」（样品交期、交货周期、账期、模具条款）、③「背调与评估」（自動帶入評級與背調風險，並填本案備註與綜合評估）。可先「暂存」草稿，確認後「储存」（提示「已新增报价」）。</w:t>
+      </w:r>
+    </w:p>
+    <w:p>
+      <w:pPr>
+        <w:spacing w:after="40"/>
+        <w:rPr>
+          <w:lang w:eastAsia="zh-TW"/>
+        </w:rPr>
+      </w:pPr>
       <w:r>
         <w:rPr>
           <w:b/>
           <w:color w:val="2563EB"/>
-          <w:sz w:val="24"/>
-        </w:rPr>
-        <w:t>步驟</w:t>
-      </w:r>
-      <w:r>
-        <w:rPr>
-          <w:b/>
-          <w:color w:val="2563EB"/>
-          <w:sz w:val="24"/>
-        </w:rPr>
-        <w:t xml:space="preserve"> 3</w:t>
-      </w:r>
-      <w:r>
-        <w:rPr>
-          <w:b/>
-          <w:color w:val="2563EB"/>
-          <w:sz w:val="24"/>
-        </w:rPr>
-        <w:t xml:space="preserve">　新增報價</w:t>
-      </w:r>
-    </w:p>
-    <w:p>
-      <w:r>
-        <w:t>於案件詳情點「新增报价」，於三個分頁填寫：</w:t>
-      </w:r>
-      <w:r>
-        <w:t>①</w:t>
-      </w:r>
-      <w:r>
-        <w:t>「报价」（供方、阶段、产品明细、合计）、</w:t>
-      </w:r>
-      <w:r>
-        <w:t>②</w:t>
-      </w:r>
-      <w:r>
-        <w:t>「交期与条款」（样品交期、交货周期、账期、模具条款）、</w:t>
-      </w:r>
-      <w:r>
-        <w:t>③</w:t>
-      </w:r>
-      <w:r>
-        <w:t>「背调与评估」（自動帶入評級與背調風險，並填本案備註與綜合評估）。可先「暂存」草稿，確認後「储存」（提示「已新增报价」）。</w:t>
-      </w:r>
-    </w:p>
-    <w:p>
-      <w:pPr>
-        <w:spacing w:after="40"/>
-      </w:pPr>
-      <w:r>
-        <w:rPr>
-          <w:b/>
-          <w:color w:val="2563EB"/>
-        </w:rPr>
-        <w:t>圖</w:t>
-      </w:r>
-      <w:r>
-        <w:rPr>
-          <w:b/>
-          <w:color w:val="2563EB"/>
-        </w:rPr>
-        <w:t xml:space="preserve"> 9-3</w:t>
-      </w:r>
-      <w:r>
-        <w:rPr>
-          <w:b/>
-          <w:color w:val="2563EB"/>
-        </w:rPr>
-        <w:t>：新增報價（三分頁）</w:t>
+          <w:lang w:eastAsia="zh-TW"/>
+        </w:rPr>
+        <w:t>圖 9-3：新增報價（三分頁）</w:t>
       </w:r>
     </w:p>
     <w:p>
@@ -4065,100 +5182,97 @@
         <w:shd w:val="clear" w:color="auto" w:fill="F1F5F9"/>
         <w:spacing w:before="40" w:after="160"/>
         <w:jc w:val="center"/>
-      </w:pPr>
-      <w:r>
-        <w:rPr>
-          <w:color w:val="64748B"/>
-          <w:sz w:val="19"/>
-        </w:rPr>
-        <w:t>（請在此插入截圖）</w:t>
+        <w:rPr>
+          <w:rFonts w:hint="eastAsia"/>
+          <w:lang w:eastAsia="zh-TW"/>
+        </w:rPr>
+      </w:pPr>
+      <w:r>
+        <w:rPr>
+          <w:lang w:eastAsia="zh-TW"/>
+        </w:rPr>
+        <w:drawing>
+          <wp:inline distT="0" distB="0" distL="0" distR="0" wp14:anchorId="329DF15D" wp14:editId="4FC4B92B">
+            <wp:extent cx="3543300" cy="2698063"/>
+            <wp:effectExtent l="0" t="0" r="0" b="7620"/>
+            <wp:docPr id="1913875717" name="圖片 1"/>
+            <wp:cNvGraphicFramePr>
+              <a:graphicFrameLocks xmlns:a="http://schemas.openxmlformats.org/drawingml/2006/main" noChangeAspect="1"/>
+            </wp:cNvGraphicFramePr>
+            <a:graphic xmlns:a="http://schemas.openxmlformats.org/drawingml/2006/main">
+              <a:graphicData uri="http://schemas.openxmlformats.org/drawingml/2006/picture">
+                <pic:pic xmlns:pic="http://schemas.openxmlformats.org/drawingml/2006/picture">
+                  <pic:nvPicPr>
+                    <pic:cNvPr id="1913875717" name=""/>
+                    <pic:cNvPicPr/>
+                  </pic:nvPicPr>
+                  <pic:blipFill>
+                    <a:blip r:embed="rId37"/>
+                    <a:stretch>
+                      <a:fillRect/>
+                    </a:stretch>
+                  </pic:blipFill>
+                  <pic:spPr>
+                    <a:xfrm>
+                      <a:off x="0" y="0"/>
+                      <a:ext cx="3555823" cy="2707599"/>
+                    </a:xfrm>
+                    <a:prstGeom prst="rect">
+                      <a:avLst/>
+                    </a:prstGeom>
+                  </pic:spPr>
+                </pic:pic>
+              </a:graphicData>
+            </a:graphic>
+          </wp:inline>
+        </w:drawing>
       </w:r>
     </w:p>
     <w:p>
       <w:pPr>
         <w:spacing w:after="40"/>
+        <w:rPr>
+          <w:lang w:eastAsia="zh-TW"/>
+        </w:rPr>
       </w:pPr>
       <w:r>
         <w:rPr>
           <w:b/>
           <w:color w:val="2563EB"/>
           <w:sz w:val="24"/>
-        </w:rPr>
-        <w:t xml:space="preserve">● </w:t>
-      </w:r>
+          <w:lang w:eastAsia="zh-TW"/>
+        </w:rPr>
+        <w:lastRenderedPageBreak/>
+        <w:t>● 步驟 4　比較與標記最優</w:t>
+      </w:r>
+    </w:p>
+    <w:p>
+      <w:pPr>
+        <w:rPr>
+          <w:lang w:eastAsia="zh-TW"/>
+        </w:rPr>
+      </w:pPr>
+      <w:r>
+        <w:rPr>
+          <w:lang w:eastAsia="zh-TW"/>
+        </w:rPr>
+        <w:t>報價表格並列各供方的價格、評級、交期與背調。點報價列的 ★ 圖示可標記／取消「最優」；亦可點「建议最优」由系統以規則（價格 60% + 背調 40%）排序推薦，再點「采纳为最优一家」。</w:t>
+      </w:r>
+    </w:p>
+    <w:p>
+      <w:pPr>
+        <w:spacing w:after="40"/>
+        <w:rPr>
+          <w:lang w:eastAsia="zh-TW"/>
+        </w:rPr>
+      </w:pPr>
       <w:r>
         <w:rPr>
           <w:b/>
           <w:color w:val="2563EB"/>
-          <w:sz w:val="24"/>
-        </w:rPr>
-        <w:t>步驟</w:t>
-      </w:r>
-      <w:r>
-        <w:rPr>
-          <w:b/>
-          <w:color w:val="2563EB"/>
-          <w:sz w:val="24"/>
-        </w:rPr>
-        <w:t xml:space="preserve"> 4</w:t>
-      </w:r>
-      <w:r>
-        <w:rPr>
-          <w:b/>
-          <w:color w:val="2563EB"/>
-          <w:sz w:val="24"/>
-        </w:rPr>
-        <w:t xml:space="preserve">　比較與標記最優</w:t>
-      </w:r>
-    </w:p>
-    <w:p>
-      <w:r>
-        <w:t>報價表格並列各供方的價格、評級、交期與背調。點報價列的</w:t>
-      </w:r>
-      <w:r>
-        <w:t xml:space="preserve"> ★ </w:t>
-      </w:r>
-      <w:r>
-        <w:t>圖示可標記／取消「最優」；亦可點「建议最优」由系統以規則（價格</w:t>
-      </w:r>
-      <w:r>
-        <w:t xml:space="preserve"> 60% + </w:t>
-      </w:r>
-      <w:r>
-        <w:t>背調</w:t>
-      </w:r>
-      <w:r>
-        <w:t xml:space="preserve"> 40%</w:t>
-      </w:r>
-      <w:r>
-        <w:t>）排序推薦，再點「采纳为最优一家」。</w:t>
-      </w:r>
-    </w:p>
-    <w:p>
-      <w:pPr>
-        <w:spacing w:after="40"/>
-      </w:pPr>
-      <w:r>
-        <w:rPr>
-          <w:b/>
-          <w:color w:val="2563EB"/>
-        </w:rPr>
-        <w:lastRenderedPageBreak/>
-        <w:t>圖</w:t>
-      </w:r>
-      <w:r>
-        <w:rPr>
-          <w:b/>
-          <w:color w:val="2563EB"/>
-        </w:rPr>
-        <w:t xml:space="preserve"> 9-4</w:t>
-      </w:r>
-      <w:r>
-        <w:rPr>
-          <w:b/>
-          <w:color w:val="2563EB"/>
-        </w:rPr>
-        <w:t>：報價比較與最優建議</w:t>
+          <w:lang w:eastAsia="zh-TW"/>
+        </w:rPr>
+        <w:t>圖 9-4：報價比較與最優建議</w:t>
       </w:r>
     </w:p>
     <w:p>
@@ -4172,188 +5286,49 @@
         <w:shd w:val="clear" w:color="auto" w:fill="F1F5F9"/>
         <w:spacing w:before="40" w:after="160"/>
         <w:jc w:val="center"/>
-      </w:pPr>
-      <w:r>
-        <w:rPr>
-          <w:color w:val="64748B"/>
-          <w:sz w:val="19"/>
-        </w:rPr>
-        <w:t>（請在此插入截圖）</w:t>
-      </w:r>
-    </w:p>
-    <w:p>
-      <w:pPr>
-        <w:spacing w:after="40"/>
-      </w:pPr>
-      <w:r>
-        <w:rPr>
-          <w:b/>
-          <w:color w:val="2563EB"/>
-          <w:sz w:val="24"/>
-        </w:rPr>
-        <w:t xml:space="preserve">● </w:t>
-      </w:r>
-      <w:r>
-        <w:rPr>
-          <w:b/>
-          <w:color w:val="2563EB"/>
-          <w:sz w:val="24"/>
-        </w:rPr>
-        <w:t>步驟</w:t>
-      </w:r>
-      <w:r>
-        <w:rPr>
-          <w:b/>
-          <w:color w:val="2563EB"/>
-          <w:sz w:val="24"/>
-        </w:rPr>
-        <w:t xml:space="preserve"> 5</w:t>
-      </w:r>
-      <w:r>
-        <w:rPr>
-          <w:b/>
-          <w:color w:val="2563EB"/>
-          <w:sz w:val="24"/>
-        </w:rPr>
-        <w:t xml:space="preserve">　匯出與維護</w:t>
-      </w:r>
-    </w:p>
-    <w:p>
-      <w:r>
-        <w:t>點「导出」將比價表輸出為</w:t>
-      </w:r>
-      <w:r>
-        <w:t xml:space="preserve"> CSV</w:t>
-      </w:r>
-      <w:r>
-        <w:t>；編輯或刪除報價、刪除整個案件皆有對應按鈕與確認提示。</w:t>
-      </w:r>
-    </w:p>
-    <w:p>
-      <w:pPr>
-        <w:pStyle w:val="1"/>
-      </w:pPr>
-      <w:bookmarkStart w:id="10" w:name="_Toc237120577"/>
-      <w:r>
-        <w:t>十、</w:t>
-      </w:r>
-      <w:r>
-        <w:t xml:space="preserve">AI </w:t>
-      </w:r>
-      <w:r>
-        <w:t>助手</w:t>
-      </w:r>
-      <w:bookmarkEnd w:id="10"/>
-    </w:p>
-    <w:p>
-      <w:r>
-        <w:t>畫面右下角的浮動「</w:t>
-      </w:r>
-      <w:r>
-        <w:t xml:space="preserve">AI </w:t>
-      </w:r>
-      <w:r>
-        <w:t>助手」按鈕可於任何頁面開啟，協助以自然語言分析資料、歸納重點並追問。</w:t>
-      </w:r>
-    </w:p>
-    <w:p>
-      <w:pPr>
-        <w:spacing w:after="40"/>
-      </w:pPr>
-      <w:r>
-        <w:rPr>
-          <w:b/>
-          <w:color w:val="2563EB"/>
-          <w:sz w:val="24"/>
-        </w:rPr>
-        <w:t xml:space="preserve">● </w:t>
-      </w:r>
-      <w:r>
-        <w:rPr>
-          <w:b/>
-          <w:color w:val="2563EB"/>
-          <w:sz w:val="24"/>
-        </w:rPr>
-        <w:t>步驟</w:t>
-      </w:r>
-      <w:r>
-        <w:rPr>
-          <w:b/>
-          <w:color w:val="2563EB"/>
-          <w:sz w:val="24"/>
-        </w:rPr>
-        <w:t xml:space="preserve"> 1</w:t>
-      </w:r>
-      <w:r>
-        <w:rPr>
-          <w:b/>
-          <w:color w:val="2563EB"/>
-          <w:sz w:val="24"/>
-        </w:rPr>
-        <w:t xml:space="preserve">　開啟並提問</w:t>
-      </w:r>
-    </w:p>
-    <w:p>
-      <w:r>
-        <w:t>點右下角「</w:t>
-      </w:r>
-      <w:r>
-        <w:t xml:space="preserve">AI </w:t>
-      </w:r>
-      <w:r>
-        <w:t>助手」開啟側邊視窗。首次可點「试试这些问题」的模板（如「本季整体评比趋势如何？」），或於「输入问题</w:t>
-      </w:r>
-      <w:r>
-        <w:t>…</w:t>
-      </w:r>
-      <w:r>
-        <w:t>」輸入後按</w:t>
-      </w:r>
-      <w:r>
-        <w:t xml:space="preserve"> Enter </w:t>
-      </w:r>
-      <w:r>
-        <w:t>送出。</w:t>
-      </w:r>
-    </w:p>
-    <w:p>
-      <w:pPr>
-        <w:spacing w:after="40"/>
-      </w:pPr>
-      <w:r>
-        <w:rPr>
-          <w:b/>
-          <w:color w:val="2563EB"/>
-        </w:rPr>
-        <w:t>圖</w:t>
-      </w:r>
-      <w:r>
-        <w:rPr>
-          <w:b/>
-          <w:color w:val="2563EB"/>
-        </w:rPr>
-        <w:t xml:space="preserve"> 10-1</w:t>
-      </w:r>
-      <w:r>
-        <w:rPr>
-          <w:b/>
-          <w:color w:val="2563EB"/>
-        </w:rPr>
-        <w:t>：</w:t>
-      </w:r>
-      <w:r>
-        <w:rPr>
-          <w:b/>
-          <w:color w:val="2563EB"/>
-        </w:rPr>
-        <w:t xml:space="preserve">AI </w:t>
-      </w:r>
-      <w:r>
-        <w:rPr>
-          <w:b/>
-          <w:color w:val="2563EB"/>
-        </w:rPr>
-        <w:t>助手側邊視窗</w:t>
+        <w:rPr>
+          <w:lang w:eastAsia="zh-TW"/>
+        </w:rPr>
+      </w:pPr>
+      <w:r>
+        <w:rPr>
+          <w:lang w:eastAsia="zh-TW"/>
+        </w:rPr>
+        <w:drawing>
+          <wp:inline distT="0" distB="0" distL="0" distR="0" wp14:anchorId="02FD1902" wp14:editId="387D037B">
+            <wp:extent cx="6181090" cy="295910"/>
+            <wp:effectExtent l="0" t="0" r="0" b="8890"/>
+            <wp:docPr id="887770982" name="圖片 1"/>
+            <wp:cNvGraphicFramePr>
+              <a:graphicFrameLocks xmlns:a="http://schemas.openxmlformats.org/drawingml/2006/main" noChangeAspect="1"/>
+            </wp:cNvGraphicFramePr>
+            <a:graphic xmlns:a="http://schemas.openxmlformats.org/drawingml/2006/main">
+              <a:graphicData uri="http://schemas.openxmlformats.org/drawingml/2006/picture">
+                <pic:pic xmlns:pic="http://schemas.openxmlformats.org/drawingml/2006/picture">
+                  <pic:nvPicPr>
+                    <pic:cNvPr id="887770982" name=""/>
+                    <pic:cNvPicPr/>
+                  </pic:nvPicPr>
+                  <pic:blipFill>
+                    <a:blip r:embed="rId38"/>
+                    <a:stretch>
+                      <a:fillRect/>
+                    </a:stretch>
+                  </pic:blipFill>
+                  <pic:spPr>
+                    <a:xfrm>
+                      <a:off x="0" y="0"/>
+                      <a:ext cx="6181090" cy="295910"/>
+                    </a:xfrm>
+                    <a:prstGeom prst="rect">
+                      <a:avLst/>
+                    </a:prstGeom>
+                  </pic:spPr>
+                </pic:pic>
+              </a:graphicData>
+            </a:graphic>
+          </wp:inline>
+        </w:drawing>
       </w:r>
     </w:p>
     <w:p>
@@ -4367,98 +5342,49 @@
         <w:shd w:val="clear" w:color="auto" w:fill="F1F5F9"/>
         <w:spacing w:before="40" w:after="160"/>
         <w:jc w:val="center"/>
-      </w:pPr>
-      <w:r>
-        <w:rPr>
-          <w:color w:val="64748B"/>
-          <w:sz w:val="19"/>
-        </w:rPr>
-        <w:t>（請在此插入截圖）</w:t>
-      </w:r>
-    </w:p>
-    <w:p>
-      <w:pPr>
-        <w:spacing w:after="40"/>
-      </w:pPr>
-      <w:r>
-        <w:rPr>
-          <w:b/>
-          <w:color w:val="2563EB"/>
-          <w:sz w:val="24"/>
-        </w:rPr>
-        <w:t xml:space="preserve">● </w:t>
-      </w:r>
-      <w:r>
-        <w:rPr>
-          <w:b/>
-          <w:color w:val="2563EB"/>
-          <w:sz w:val="24"/>
-        </w:rPr>
-        <w:t>步驟</w:t>
-      </w:r>
-      <w:r>
-        <w:rPr>
-          <w:b/>
-          <w:color w:val="2563EB"/>
-          <w:sz w:val="24"/>
-        </w:rPr>
-        <w:t xml:space="preserve"> 2</w:t>
-      </w:r>
-      <w:r>
-        <w:rPr>
-          <w:b/>
-          <w:color w:val="2563EB"/>
-          <w:sz w:val="24"/>
-        </w:rPr>
-        <w:t xml:space="preserve">　追問深化</w:t>
-      </w:r>
-    </w:p>
-    <w:p>
-      <w:r>
-        <w:t xml:space="preserve">AI </w:t>
-      </w:r>
-      <w:r>
-        <w:t>回覆後會提供「追问」建議標籤，點一下即可就同一主題深入探討。</w:t>
-      </w:r>
-    </w:p>
-    <w:p>
-      <w:pPr>
-        <w:spacing w:after="40"/>
-      </w:pPr>
-      <w:r>
-        <w:rPr>
-          <w:b/>
-          <w:color w:val="2563EB"/>
-        </w:rPr>
-        <w:t>圖</w:t>
-      </w:r>
-      <w:r>
-        <w:rPr>
-          <w:b/>
-          <w:color w:val="2563EB"/>
-        </w:rPr>
-        <w:t xml:space="preserve"> 10-2</w:t>
-      </w:r>
-      <w:r>
-        <w:rPr>
-          <w:b/>
-          <w:color w:val="2563EB"/>
-        </w:rPr>
-        <w:t>：</w:t>
-      </w:r>
-      <w:r>
-        <w:rPr>
-          <w:b/>
-          <w:color w:val="2563EB"/>
-        </w:rPr>
-        <w:t xml:space="preserve">AI </w:t>
-      </w:r>
-      <w:r>
-        <w:rPr>
-          <w:b/>
-          <w:color w:val="2563EB"/>
-        </w:rPr>
-        <w:t>回覆與追問建議</w:t>
+        <w:rPr>
+          <w:lang w:eastAsia="zh-TW"/>
+        </w:rPr>
+      </w:pPr>
+      <w:r>
+        <w:rPr>
+          <w:lang w:eastAsia="zh-TW"/>
+        </w:rPr>
+        <w:drawing>
+          <wp:inline distT="0" distB="0" distL="0" distR="0" wp14:anchorId="6F811C22" wp14:editId="37EBC2A7">
+            <wp:extent cx="3817620" cy="3414174"/>
+            <wp:effectExtent l="0" t="0" r="0" b="0"/>
+            <wp:docPr id="415940714" name="圖片 1"/>
+            <wp:cNvGraphicFramePr>
+              <a:graphicFrameLocks xmlns:a="http://schemas.openxmlformats.org/drawingml/2006/main" noChangeAspect="1"/>
+            </wp:cNvGraphicFramePr>
+            <a:graphic xmlns:a="http://schemas.openxmlformats.org/drawingml/2006/main">
+              <a:graphicData uri="http://schemas.openxmlformats.org/drawingml/2006/picture">
+                <pic:pic xmlns:pic="http://schemas.openxmlformats.org/drawingml/2006/picture">
+                  <pic:nvPicPr>
+                    <pic:cNvPr id="415940714" name=""/>
+                    <pic:cNvPicPr/>
+                  </pic:nvPicPr>
+                  <pic:blipFill>
+                    <a:blip r:embed="rId39"/>
+                    <a:stretch>
+                      <a:fillRect/>
+                    </a:stretch>
+                  </pic:blipFill>
+                  <pic:spPr>
+                    <a:xfrm>
+                      <a:off x="0" y="0"/>
+                      <a:ext cx="3847964" cy="3441311"/>
+                    </a:xfrm>
+                    <a:prstGeom prst="rect">
+                      <a:avLst/>
+                    </a:prstGeom>
+                  </pic:spPr>
+                </pic:pic>
+              </a:graphicData>
+            </a:graphic>
+          </wp:inline>
+        </w:drawing>
       </w:r>
     </w:p>
     <w:p>
@@ -4472,13 +5398,414 @@
         <w:shd w:val="clear" w:color="auto" w:fill="F1F5F9"/>
         <w:spacing w:before="40" w:after="160"/>
         <w:jc w:val="center"/>
-      </w:pPr>
-      <w:r>
-        <w:rPr>
-          <w:color w:val="64748B"/>
-          <w:sz w:val="19"/>
-        </w:rPr>
-        <w:t>（請在此插入截圖）</w:t>
+        <w:rPr>
+          <w:rFonts w:hint="eastAsia"/>
+          <w:lang w:eastAsia="zh-TW"/>
+        </w:rPr>
+      </w:pPr>
+      <w:r>
+        <w:rPr>
+          <w:lang w:eastAsia="zh-TW"/>
+        </w:rPr>
+        <w:drawing>
+          <wp:inline distT="0" distB="0" distL="0" distR="0" wp14:anchorId="788E75B0" wp14:editId="5401B7AF">
+            <wp:extent cx="6181090" cy="1800225"/>
+            <wp:effectExtent l="0" t="0" r="0" b="9525"/>
+            <wp:docPr id="1742296337" name="圖片 1"/>
+            <wp:cNvGraphicFramePr>
+              <a:graphicFrameLocks xmlns:a="http://schemas.openxmlformats.org/drawingml/2006/main" noChangeAspect="1"/>
+            </wp:cNvGraphicFramePr>
+            <a:graphic xmlns:a="http://schemas.openxmlformats.org/drawingml/2006/main">
+              <a:graphicData uri="http://schemas.openxmlformats.org/drawingml/2006/picture">
+                <pic:pic xmlns:pic="http://schemas.openxmlformats.org/drawingml/2006/picture">
+                  <pic:nvPicPr>
+                    <pic:cNvPr id="1742296337" name=""/>
+                    <pic:cNvPicPr/>
+                  </pic:nvPicPr>
+                  <pic:blipFill>
+                    <a:blip r:embed="rId40"/>
+                    <a:stretch>
+                      <a:fillRect/>
+                    </a:stretch>
+                  </pic:blipFill>
+                  <pic:spPr>
+                    <a:xfrm>
+                      <a:off x="0" y="0"/>
+                      <a:ext cx="6181090" cy="1800225"/>
+                    </a:xfrm>
+                    <a:prstGeom prst="rect">
+                      <a:avLst/>
+                    </a:prstGeom>
+                  </pic:spPr>
+                </pic:pic>
+              </a:graphicData>
+            </a:graphic>
+          </wp:inline>
+        </w:drawing>
+      </w:r>
+    </w:p>
+    <w:p>
+      <w:pPr>
+        <w:spacing w:after="40"/>
+        <w:rPr>
+          <w:lang w:eastAsia="zh-TW"/>
+        </w:rPr>
+      </w:pPr>
+      <w:r>
+        <w:rPr>
+          <w:b/>
+          <w:color w:val="2563EB"/>
+          <w:sz w:val="24"/>
+          <w:lang w:eastAsia="zh-TW"/>
+        </w:rPr>
+        <w:t>● 步驟 5　匯出與維護</w:t>
+      </w:r>
+    </w:p>
+    <w:p>
+      <w:pPr>
+        <w:rPr>
+          <w:rFonts w:hint="eastAsia"/>
+          <w:lang w:eastAsia="zh-TW"/>
+        </w:rPr>
+      </w:pPr>
+      <w:r>
+        <w:rPr>
+          <w:lang w:eastAsia="zh-TW"/>
+        </w:rPr>
+        <w:t>點「导出」將比價表輸出為 CSV；編輯或刪除報價、刪除整個案件皆有對應按鈕與確認提示。</w:t>
+      </w:r>
+    </w:p>
+    <w:p>
+      <w:pPr>
+        <w:pStyle w:val="1"/>
+        <w:rPr>
+          <w:lang w:eastAsia="zh-TW"/>
+        </w:rPr>
+      </w:pPr>
+      <w:bookmarkStart w:id="10" w:name="_Toc237120577"/>
+      <w:r>
+        <w:rPr>
+          <w:lang w:eastAsia="zh-TW"/>
+        </w:rPr>
+        <w:lastRenderedPageBreak/>
+        <w:t>十、</w:t>
+      </w:r>
+      <w:r>
+        <w:rPr>
+          <w:lang w:eastAsia="zh-TW"/>
+        </w:rPr>
+        <w:t xml:space="preserve">AI </w:t>
+      </w:r>
+      <w:r>
+        <w:rPr>
+          <w:lang w:eastAsia="zh-TW"/>
+        </w:rPr>
+        <w:t>助手</w:t>
+      </w:r>
+      <w:bookmarkEnd w:id="10"/>
+    </w:p>
+    <w:p>
+      <w:pPr>
+        <w:rPr>
+          <w:lang w:eastAsia="zh-TW"/>
+        </w:rPr>
+      </w:pPr>
+      <w:r>
+        <w:rPr>
+          <w:lang w:eastAsia="zh-TW"/>
+        </w:rPr>
+        <w:t>畫面右下角的浮動「AI 助手」按鈕可於任何頁面開啟，協助以自然語言分析資料、歸納重點並追問。</w:t>
+      </w:r>
+    </w:p>
+    <w:p>
+      <w:pPr>
+        <w:spacing w:after="40"/>
+        <w:rPr>
+          <w:lang w:eastAsia="zh-TW"/>
+        </w:rPr>
+      </w:pPr>
+      <w:r>
+        <w:rPr>
+          <w:b/>
+          <w:color w:val="2563EB"/>
+          <w:sz w:val="24"/>
+          <w:lang w:eastAsia="zh-TW"/>
+        </w:rPr>
+        <w:t>● 步驟 1　開啟並提問</w:t>
+      </w:r>
+    </w:p>
+    <w:p>
+      <w:pPr>
+        <w:rPr>
+          <w:lang w:eastAsia="zh-TW"/>
+        </w:rPr>
+      </w:pPr>
+      <w:r>
+        <w:rPr>
+          <w:lang w:eastAsia="zh-TW"/>
+        </w:rPr>
+        <w:t>點右下角「AI 助手」開啟側邊視窗。首次可點「试试这些问题」的模板（如「本季整体评比趋势如何？」），或於「输入问题…」輸入後按 Enter 送出。</w:t>
+      </w:r>
+    </w:p>
+    <w:p>
+      <w:pPr>
+        <w:spacing w:after="40"/>
+        <w:rPr>
+          <w:lang w:eastAsia="zh-TW"/>
+        </w:rPr>
+      </w:pPr>
+      <w:r>
+        <w:rPr>
+          <w:b/>
+          <w:color w:val="2563EB"/>
+          <w:lang w:eastAsia="zh-TW"/>
+        </w:rPr>
+        <w:t>圖 10-1：AI 助手側邊視窗</w:t>
+      </w:r>
+    </w:p>
+    <w:p>
+      <w:pPr>
+        <w:pBdr>
+          <w:top w:val="dashed" w:sz="6" w:space="10" w:color="CBD5E1"/>
+          <w:left w:val="dashed" w:sz="6" w:space="10" w:color="CBD5E1"/>
+          <w:bottom w:val="dashed" w:sz="6" w:space="10" w:color="CBD5E1"/>
+          <w:right w:val="dashed" w:sz="6" w:space="10" w:color="CBD5E1"/>
+        </w:pBdr>
+        <w:shd w:val="clear" w:color="auto" w:fill="F1F5F9"/>
+        <w:spacing w:before="40" w:after="160"/>
+        <w:jc w:val="center"/>
+        <w:rPr>
+          <w:rFonts w:hint="eastAsia"/>
+          <w:lang w:eastAsia="zh-TW"/>
+        </w:rPr>
+      </w:pPr>
+      <w:r>
+        <w:rPr>
+          <w:lang w:eastAsia="zh-TW"/>
+        </w:rPr>
+        <w:drawing>
+          <wp:inline distT="0" distB="0" distL="0" distR="0" wp14:anchorId="5DC2EC52" wp14:editId="19F0FF40">
+            <wp:extent cx="876376" cy="1242168"/>
+            <wp:effectExtent l="0" t="0" r="0" b="0"/>
+            <wp:docPr id="663702052" name="圖片 1"/>
+            <wp:cNvGraphicFramePr>
+              <a:graphicFrameLocks xmlns:a="http://schemas.openxmlformats.org/drawingml/2006/main" noChangeAspect="1"/>
+            </wp:cNvGraphicFramePr>
+            <a:graphic xmlns:a="http://schemas.openxmlformats.org/drawingml/2006/main">
+              <a:graphicData uri="http://schemas.openxmlformats.org/drawingml/2006/picture">
+                <pic:pic xmlns:pic="http://schemas.openxmlformats.org/drawingml/2006/picture">
+                  <pic:nvPicPr>
+                    <pic:cNvPr id="663702052" name=""/>
+                    <pic:cNvPicPr/>
+                  </pic:nvPicPr>
+                  <pic:blipFill>
+                    <a:blip r:embed="rId41"/>
+                    <a:stretch>
+                      <a:fillRect/>
+                    </a:stretch>
+                  </pic:blipFill>
+                  <pic:spPr>
+                    <a:xfrm>
+                      <a:off x="0" y="0"/>
+                      <a:ext cx="876376" cy="1242168"/>
+                    </a:xfrm>
+                    <a:prstGeom prst="rect">
+                      <a:avLst/>
+                    </a:prstGeom>
+                  </pic:spPr>
+                </pic:pic>
+              </a:graphicData>
+            </a:graphic>
+          </wp:inline>
+        </w:drawing>
+      </w:r>
+      <w:r>
+        <w:rPr>
+          <w:lang w:eastAsia="zh-TW"/>
+        </w:rPr>
+        <w:drawing>
+          <wp:inline distT="0" distB="0" distL="0" distR="0" wp14:anchorId="65C587A8" wp14:editId="224898AD">
+            <wp:extent cx="2606040" cy="4285598"/>
+            <wp:effectExtent l="0" t="0" r="3810" b="1270"/>
+            <wp:docPr id="721621788" name="圖片 1"/>
+            <wp:cNvGraphicFramePr>
+              <a:graphicFrameLocks xmlns:a="http://schemas.openxmlformats.org/drawingml/2006/main" noChangeAspect="1"/>
+            </wp:cNvGraphicFramePr>
+            <a:graphic xmlns:a="http://schemas.openxmlformats.org/drawingml/2006/main">
+              <a:graphicData uri="http://schemas.openxmlformats.org/drawingml/2006/picture">
+                <pic:pic xmlns:pic="http://schemas.openxmlformats.org/drawingml/2006/picture">
+                  <pic:nvPicPr>
+                    <pic:cNvPr id="721621788" name=""/>
+                    <pic:cNvPicPr/>
+                  </pic:nvPicPr>
+                  <pic:blipFill>
+                    <a:blip r:embed="rId42"/>
+                    <a:stretch>
+                      <a:fillRect/>
+                    </a:stretch>
+                  </pic:blipFill>
+                  <pic:spPr>
+                    <a:xfrm>
+                      <a:off x="0" y="0"/>
+                      <a:ext cx="2609408" cy="4291137"/>
+                    </a:xfrm>
+                    <a:prstGeom prst="rect">
+                      <a:avLst/>
+                    </a:prstGeom>
+                  </pic:spPr>
+                </pic:pic>
+              </a:graphicData>
+            </a:graphic>
+          </wp:inline>
+        </w:drawing>
+      </w:r>
+    </w:p>
+    <w:p>
+      <w:pPr>
+        <w:spacing w:after="40"/>
+        <w:rPr>
+          <w:b/>
+          <w:color w:val="2563EB"/>
+          <w:sz w:val="24"/>
+          <w:lang w:eastAsia="zh-TW"/>
+        </w:rPr>
+      </w:pPr>
+    </w:p>
+    <w:p>
+      <w:pPr>
+        <w:spacing w:after="40"/>
+        <w:rPr>
+          <w:b/>
+          <w:color w:val="2563EB"/>
+          <w:sz w:val="24"/>
+          <w:lang w:eastAsia="zh-TW"/>
+        </w:rPr>
+      </w:pPr>
+    </w:p>
+    <w:p>
+      <w:pPr>
+        <w:spacing w:after="40"/>
+        <w:rPr>
+          <w:b/>
+          <w:color w:val="2563EB"/>
+          <w:sz w:val="24"/>
+          <w:lang w:eastAsia="zh-TW"/>
+        </w:rPr>
+      </w:pPr>
+    </w:p>
+    <w:p>
+      <w:pPr>
+        <w:spacing w:after="40"/>
+        <w:rPr>
+          <w:b/>
+          <w:color w:val="2563EB"/>
+          <w:sz w:val="24"/>
+          <w:lang w:eastAsia="zh-TW"/>
+        </w:rPr>
+      </w:pPr>
+    </w:p>
+    <w:p>
+      <w:pPr>
+        <w:spacing w:after="40"/>
+        <w:rPr>
+          <w:lang w:eastAsia="zh-TW"/>
+        </w:rPr>
+      </w:pPr>
+      <w:r>
+        <w:rPr>
+          <w:b/>
+          <w:color w:val="2563EB"/>
+          <w:sz w:val="24"/>
+          <w:lang w:eastAsia="zh-TW"/>
+        </w:rPr>
+        <w:lastRenderedPageBreak/>
+        <w:t>● 步驟 2　追問深化</w:t>
+      </w:r>
+    </w:p>
+    <w:p>
+      <w:pPr>
+        <w:rPr>
+          <w:lang w:eastAsia="zh-TW"/>
+        </w:rPr>
+      </w:pPr>
+      <w:r>
+        <w:rPr>
+          <w:lang w:eastAsia="zh-TW"/>
+        </w:rPr>
+        <w:t>AI 回覆後會提供「追问」建議標籤，點一下即可就同一主題深入探討。</w:t>
+      </w:r>
+    </w:p>
+    <w:p>
+      <w:pPr>
+        <w:spacing w:after="40"/>
+        <w:rPr>
+          <w:lang w:eastAsia="zh-TW"/>
+        </w:rPr>
+      </w:pPr>
+      <w:r>
+        <w:rPr>
+          <w:b/>
+          <w:color w:val="2563EB"/>
+          <w:lang w:eastAsia="zh-TW"/>
+        </w:rPr>
+        <w:t>圖 10-2：AI 回覆與追問建議</w:t>
+      </w:r>
+    </w:p>
+    <w:p>
+      <w:pPr>
+        <w:pBdr>
+          <w:top w:val="dashed" w:sz="6" w:space="10" w:color="CBD5E1"/>
+          <w:left w:val="dashed" w:sz="6" w:space="10" w:color="CBD5E1"/>
+          <w:bottom w:val="dashed" w:sz="6" w:space="10" w:color="CBD5E1"/>
+          <w:right w:val="dashed" w:sz="6" w:space="10" w:color="CBD5E1"/>
+        </w:pBdr>
+        <w:shd w:val="clear" w:color="auto" w:fill="F1F5F9"/>
+        <w:spacing w:before="40" w:after="160"/>
+        <w:jc w:val="center"/>
+        <w:rPr>
+          <w:rFonts w:hint="eastAsia"/>
+          <w:lang w:eastAsia="zh-TW"/>
+        </w:rPr>
+      </w:pPr>
+      <w:r>
+        <w:rPr>
+          <w:lang w:eastAsia="zh-TW"/>
+        </w:rPr>
+        <w:drawing>
+          <wp:inline distT="0" distB="0" distL="0" distR="0" wp14:anchorId="02AE9C0E" wp14:editId="02F21FE5">
+            <wp:extent cx="3208020" cy="5291389"/>
+            <wp:effectExtent l="0" t="0" r="0" b="5080"/>
+            <wp:docPr id="1319944596" name="圖片 1"/>
+            <wp:cNvGraphicFramePr>
+              <a:graphicFrameLocks xmlns:a="http://schemas.openxmlformats.org/drawingml/2006/main" noChangeAspect="1"/>
+            </wp:cNvGraphicFramePr>
+            <a:graphic xmlns:a="http://schemas.openxmlformats.org/drawingml/2006/main">
+              <a:graphicData uri="http://schemas.openxmlformats.org/drawingml/2006/picture">
+                <pic:pic xmlns:pic="http://schemas.openxmlformats.org/drawingml/2006/picture">
+                  <pic:nvPicPr>
+                    <pic:cNvPr id="1319944596" name=""/>
+                    <pic:cNvPicPr/>
+                  </pic:nvPicPr>
+                  <pic:blipFill>
+                    <a:blip r:embed="rId43"/>
+                    <a:stretch>
+                      <a:fillRect/>
+                    </a:stretch>
+                  </pic:blipFill>
+                  <pic:spPr>
+                    <a:xfrm>
+                      <a:off x="0" y="0"/>
+                      <a:ext cx="3210931" cy="5296191"/>
+                    </a:xfrm>
+                    <a:prstGeom prst="rect">
+                      <a:avLst/>
+                    </a:prstGeom>
+                  </pic:spPr>
+                </pic:pic>
+              </a:graphicData>
+            </a:graphic>
+          </wp:inline>
+        </w:drawing>
       </w:r>
     </w:p>
     <w:p>
@@ -4492,12 +5819,16 @@
         <w:shd w:val="clear" w:color="auto" w:fill="EFF4FF"/>
         <w:spacing w:before="120" w:after="160"/>
         <w:ind w:left="72"/>
+        <w:rPr>
+          <w:lang w:eastAsia="zh-TW"/>
+        </w:rPr>
       </w:pPr>
       <w:r>
         <w:rPr>
           <w:b/>
           <w:color w:val="1E3A8A"/>
           <w:sz w:val="20"/>
+          <w:lang w:eastAsia="zh-TW"/>
         </w:rPr>
         <w:t>【連線狀態】</w:t>
       </w:r>
@@ -4505,132 +5836,100 @@
         <w:rPr>
           <w:color w:val="334155"/>
           <w:sz w:val="20"/>
-        </w:rPr>
-        <w:t>視窗標題旁的標籤顯示「已连接」代表</w:t>
-      </w:r>
-      <w:r>
-        <w:rPr>
-          <w:color w:val="334155"/>
-          <w:sz w:val="20"/>
-        </w:rPr>
-        <w:t xml:space="preserve"> AI </w:t>
-      </w:r>
-      <w:r>
-        <w:rPr>
-          <w:color w:val="334155"/>
-          <w:sz w:val="20"/>
-        </w:rPr>
-        <w:t>服務正常；若顯示「未配置」，請洽系統管理員於後端設定</w:t>
-      </w:r>
-      <w:r>
-        <w:rPr>
-          <w:color w:val="334155"/>
-          <w:sz w:val="20"/>
-        </w:rPr>
-        <w:t xml:space="preserve"> AI </w:t>
-      </w:r>
-      <w:r>
-        <w:rPr>
-          <w:color w:val="334155"/>
-          <w:sz w:val="20"/>
-        </w:rPr>
-        <w:t>服務後重啟即可啟用。</w:t>
-      </w:r>
+          <w:lang w:eastAsia="zh-TW"/>
+        </w:rPr>
+        <w:t>視窗標題旁的標籤顯示「已连接」代表 AI 服務正常；若顯示「未配置」，請洽系統管理員於後端設定 AI 服務後重啟即可啟用。</w:t>
+      </w:r>
+    </w:p>
+    <w:p>
+      <w:pPr>
+        <w:rPr>
+          <w:lang w:eastAsia="zh-TW"/>
+        </w:rPr>
+      </w:pPr>
+      <w:bookmarkStart w:id="11" w:name="_Toc237120578"/>
+    </w:p>
+    <w:p>
+      <w:pPr>
+        <w:rPr>
+          <w:rFonts w:hint="eastAsia"/>
+          <w:lang w:eastAsia="zh-TW"/>
+        </w:rPr>
+      </w:pPr>
     </w:p>
     <w:p>
       <w:pPr>
         <w:pStyle w:val="1"/>
-      </w:pPr>
-      <w:bookmarkStart w:id="11" w:name="_Toc237120578"/>
-      <w:r>
+        <w:rPr>
+          <w:lang w:eastAsia="zh-TW"/>
+        </w:rPr>
+      </w:pPr>
+      <w:r>
+        <w:rPr>
+          <w:lang w:eastAsia="zh-TW"/>
+        </w:rPr>
+        <w:lastRenderedPageBreak/>
         <w:t>十一、系統管理－帳號管理</w:t>
       </w:r>
       <w:bookmarkEnd w:id="11"/>
     </w:p>
     <w:p>
-      <w:r>
-        <w:t>限管理者。左側選單「系统管理</w:t>
-      </w:r>
-      <w:r>
-        <w:t xml:space="preserve"> › </w:t>
-      </w:r>
-      <w:r>
-        <w:t>帐号管理」進入，維護使用者帳號、角色與啟用狀態。</w:t>
+      <w:pPr>
+        <w:rPr>
+          <w:lang w:eastAsia="zh-TW"/>
+        </w:rPr>
+      </w:pPr>
+      <w:r>
+        <w:rPr>
+          <w:lang w:eastAsia="zh-TW"/>
+        </w:rPr>
+        <w:t>限管理者。左側選單「系统管理 › 帐号管理」進入，維護使用者帳號、角色與啟用狀態。</w:t>
       </w:r>
     </w:p>
     <w:p>
       <w:pPr>
         <w:spacing w:after="40"/>
+        <w:rPr>
+          <w:lang w:eastAsia="zh-TW"/>
+        </w:rPr>
       </w:pPr>
       <w:r>
         <w:rPr>
           <w:b/>
           <w:color w:val="2563EB"/>
           <w:sz w:val="24"/>
-        </w:rPr>
-        <w:t xml:space="preserve">● </w:t>
-      </w:r>
+          <w:lang w:eastAsia="zh-TW"/>
+        </w:rPr>
+        <w:t>● 步驟 1　新增帳號</w:t>
+      </w:r>
+    </w:p>
+    <w:p>
+      <w:pPr>
+        <w:rPr>
+          <w:lang w:eastAsia="zh-TW"/>
+        </w:rPr>
+      </w:pPr>
+      <w:r>
+        <w:rPr>
+          <w:lang w:eastAsia="zh-TW"/>
+        </w:rPr>
+        <w:t>點「新增帐号」，填「账号」（必填）、「初始密码」（必填，至少 6 碼）、「角色」（必填），點「建立」（提示「已新增账号」）。</w:t>
+      </w:r>
+    </w:p>
+    <w:p>
+      <w:pPr>
+        <w:spacing w:after="40"/>
+        <w:rPr>
+          <w:lang w:eastAsia="zh-TW"/>
+        </w:rPr>
+      </w:pPr>
       <w:r>
         <w:rPr>
           <w:b/>
           <w:color w:val="2563EB"/>
-          <w:sz w:val="24"/>
-        </w:rPr>
-        <w:t>步驟</w:t>
-      </w:r>
-      <w:r>
-        <w:rPr>
-          <w:b/>
-          <w:color w:val="2563EB"/>
-          <w:sz w:val="24"/>
-        </w:rPr>
-        <w:t xml:space="preserve"> 1</w:t>
-      </w:r>
-      <w:r>
-        <w:rPr>
-          <w:b/>
-          <w:color w:val="2563EB"/>
-          <w:sz w:val="24"/>
-        </w:rPr>
-        <w:t xml:space="preserve">　新增帳號</w:t>
-      </w:r>
-    </w:p>
-    <w:p>
-      <w:r>
-        <w:lastRenderedPageBreak/>
-        <w:t>點「新增帐号」，填「账号」（必填）、「初始密码」（必填，至少</w:t>
-      </w:r>
-      <w:r>
-        <w:t xml:space="preserve"> 6 </w:t>
-      </w:r>
-      <w:r>
-        <w:t>碼）、「角色」（必填），點「建立」（提示「已新增账号」）。</w:t>
-      </w:r>
-    </w:p>
-    <w:p>
-      <w:pPr>
-        <w:spacing w:after="40"/>
-      </w:pPr>
-      <w:r>
-        <w:rPr>
-          <w:b/>
-          <w:color w:val="2563EB"/>
-        </w:rPr>
-        <w:t>圖</w:t>
-      </w:r>
-      <w:r>
-        <w:rPr>
-          <w:b/>
-          <w:color w:val="2563EB"/>
-        </w:rPr>
-        <w:t xml:space="preserve"> 11-1</w:t>
-      </w:r>
-      <w:r>
-        <w:rPr>
-          <w:b/>
-          <w:color w:val="2563EB"/>
-        </w:rPr>
-        <w:t>：帳號管理與新增帳號</w:t>
+          <w:lang w:eastAsia="zh-TW"/>
+        </w:rPr>
+        <w:t>圖 11-1：帳號管理與新增帳號</w:t>
       </w:r>
     </w:p>
     <w:p>
@@ -4644,123 +5943,126 @@
         <w:shd w:val="clear" w:color="auto" w:fill="F1F5F9"/>
         <w:spacing w:before="40" w:after="160"/>
         <w:jc w:val="center"/>
-      </w:pPr>
-      <w:r>
-        <w:rPr>
-          <w:color w:val="64748B"/>
-          <w:sz w:val="19"/>
-        </w:rPr>
-        <w:t>（請在此插入截圖）</w:t>
+        <w:rPr>
+          <w:rFonts w:hint="eastAsia"/>
+          <w:lang w:eastAsia="zh-TW"/>
+        </w:rPr>
+      </w:pPr>
+      <w:r>
+        <w:rPr>
+          <w:lang w:eastAsia="zh-TW"/>
+        </w:rPr>
+        <w:drawing>
+          <wp:inline distT="0" distB="0" distL="0" distR="0" wp14:anchorId="2A542318" wp14:editId="6310C4E7">
+            <wp:extent cx="6181090" cy="1288415"/>
+            <wp:effectExtent l="0" t="0" r="0" b="6985"/>
+            <wp:docPr id="974321903" name="圖片 1"/>
+            <wp:cNvGraphicFramePr>
+              <a:graphicFrameLocks xmlns:a="http://schemas.openxmlformats.org/drawingml/2006/main" noChangeAspect="1"/>
+            </wp:cNvGraphicFramePr>
+            <a:graphic xmlns:a="http://schemas.openxmlformats.org/drawingml/2006/main">
+              <a:graphicData uri="http://schemas.openxmlformats.org/drawingml/2006/picture">
+                <pic:pic xmlns:pic="http://schemas.openxmlformats.org/drawingml/2006/picture">
+                  <pic:nvPicPr>
+                    <pic:cNvPr id="974321903" name=""/>
+                    <pic:cNvPicPr/>
+                  </pic:nvPicPr>
+                  <pic:blipFill>
+                    <a:blip r:embed="rId44"/>
+                    <a:stretch>
+                      <a:fillRect/>
+                    </a:stretch>
+                  </pic:blipFill>
+                  <pic:spPr>
+                    <a:xfrm>
+                      <a:off x="0" y="0"/>
+                      <a:ext cx="6181090" cy="1288415"/>
+                    </a:xfrm>
+                    <a:prstGeom prst="rect">
+                      <a:avLst/>
+                    </a:prstGeom>
+                  </pic:spPr>
+                </pic:pic>
+              </a:graphicData>
+            </a:graphic>
+          </wp:inline>
+        </w:drawing>
       </w:r>
     </w:p>
     <w:p>
       <w:pPr>
         <w:spacing w:after="40"/>
+        <w:rPr>
+          <w:lang w:eastAsia="zh-TW"/>
+        </w:rPr>
       </w:pPr>
       <w:r>
         <w:rPr>
           <w:b/>
           <w:color w:val="2563EB"/>
           <w:sz w:val="24"/>
-        </w:rPr>
-        <w:t xml:space="preserve">● </w:t>
-      </w:r>
+          <w:lang w:eastAsia="zh-TW"/>
+        </w:rPr>
+        <w:t>● 步驟 2　調整角色與啟用</w:t>
+      </w:r>
+    </w:p>
+    <w:p>
+      <w:pPr>
+        <w:rPr>
+          <w:lang w:eastAsia="zh-TW"/>
+        </w:rPr>
+      </w:pPr>
+      <w:r>
+        <w:rPr>
+          <w:lang w:eastAsia="zh-TW"/>
+        </w:rPr>
+        <w:t>於表格「角色」下拉即時切換角色；以「启用」開關即時啟用／停用帳號。</w:t>
+      </w:r>
+    </w:p>
+    <w:p>
+      <w:pPr>
+        <w:spacing w:after="40"/>
+        <w:rPr>
+          <w:lang w:eastAsia="zh-TW"/>
+        </w:rPr>
+      </w:pPr>
       <w:r>
         <w:rPr>
           <w:b/>
           <w:color w:val="2563EB"/>
           <w:sz w:val="24"/>
-        </w:rPr>
-        <w:t>步驟</w:t>
-      </w:r>
+          <w:lang w:eastAsia="zh-TW"/>
+        </w:rPr>
+        <w:t>● 步驟 3　重置密碼</w:t>
+      </w:r>
+    </w:p>
+    <w:p>
+      <w:pPr>
+        <w:rPr>
+          <w:lang w:eastAsia="zh-TW"/>
+        </w:rPr>
+      </w:pPr>
+      <w:r>
+        <w:rPr>
+          <w:lang w:eastAsia="zh-TW"/>
+        </w:rPr>
+        <w:t>點該帳號的「重置密码」，可自訂新密碼或留空由系統產生臨時密碼；若為臨時密碼會彈窗顯示，請複製交付使用者並提醒盡快自行修改。</w:t>
+      </w:r>
+    </w:p>
+    <w:p>
+      <w:pPr>
+        <w:spacing w:after="40"/>
+        <w:rPr>
+          <w:lang w:eastAsia="zh-TW"/>
+        </w:rPr>
+      </w:pPr>
       <w:r>
         <w:rPr>
           <w:b/>
           <w:color w:val="2563EB"/>
-          <w:sz w:val="24"/>
-        </w:rPr>
-        <w:t xml:space="preserve"> 2</w:t>
-      </w:r>
-      <w:r>
-        <w:rPr>
-          <w:b/>
-          <w:color w:val="2563EB"/>
-          <w:sz w:val="24"/>
-        </w:rPr>
-        <w:t xml:space="preserve">　調整角色與啟用</w:t>
-      </w:r>
-    </w:p>
-    <w:p>
-      <w:r>
-        <w:t>於表格「角色」下拉即時切換角色；以「启用」開關即時啟用／停用帳號。</w:t>
-      </w:r>
-    </w:p>
-    <w:p>
-      <w:pPr>
-        <w:spacing w:after="40"/>
-      </w:pPr>
-      <w:r>
-        <w:rPr>
-          <w:b/>
-          <w:color w:val="2563EB"/>
-          <w:sz w:val="24"/>
-        </w:rPr>
-        <w:t xml:space="preserve">● </w:t>
-      </w:r>
-      <w:r>
-        <w:rPr>
-          <w:b/>
-          <w:color w:val="2563EB"/>
-          <w:sz w:val="24"/>
-        </w:rPr>
-        <w:t>步驟</w:t>
-      </w:r>
-      <w:r>
-        <w:rPr>
-          <w:b/>
-          <w:color w:val="2563EB"/>
-          <w:sz w:val="24"/>
-        </w:rPr>
-        <w:t xml:space="preserve"> 3</w:t>
-      </w:r>
-      <w:r>
-        <w:rPr>
-          <w:b/>
-          <w:color w:val="2563EB"/>
-          <w:sz w:val="24"/>
-        </w:rPr>
-        <w:t xml:space="preserve">　重置密碼</w:t>
-      </w:r>
-    </w:p>
-    <w:p>
-      <w:r>
-        <w:t>點該帳號的「重置密码」，可自訂新密碼或留空由系統產生臨時密碼；若為臨時密碼會彈窗顯示，請複製交付使用者並提醒盡快自行修改。</w:t>
-      </w:r>
-    </w:p>
-    <w:p>
-      <w:pPr>
-        <w:spacing w:after="40"/>
-      </w:pPr>
-      <w:r>
-        <w:rPr>
-          <w:b/>
-          <w:color w:val="2563EB"/>
-        </w:rPr>
-        <w:t>圖</w:t>
-      </w:r>
-      <w:r>
-        <w:rPr>
-          <w:b/>
-          <w:color w:val="2563EB"/>
-        </w:rPr>
-        <w:t xml:space="preserve"> 11-2</w:t>
-      </w:r>
-      <w:r>
-        <w:rPr>
-          <w:b/>
-          <w:color w:val="2563EB"/>
-        </w:rPr>
-        <w:t>：重置密碼</w:t>
+          <w:lang w:eastAsia="zh-TW"/>
+        </w:rPr>
+        <w:t>圖 11-2：重置密碼</w:t>
       </w:r>
     </w:p>
     <w:p>
@@ -4774,156 +6076,126 @@
         <w:shd w:val="clear" w:color="auto" w:fill="F1F5F9"/>
         <w:spacing w:before="40" w:after="160"/>
         <w:jc w:val="center"/>
-      </w:pPr>
-      <w:r>
-        <w:rPr>
-          <w:color w:val="64748B"/>
-          <w:sz w:val="19"/>
-        </w:rPr>
-        <w:t>（請在此插入截圖）</w:t>
-      </w:r>
+        <w:rPr>
+          <w:rFonts w:hint="eastAsia"/>
+          <w:lang w:eastAsia="zh-TW"/>
+        </w:rPr>
+      </w:pPr>
+      <w:r>
+        <w:rPr>
+          <w:lang w:eastAsia="zh-TW"/>
+        </w:rPr>
+        <w:drawing>
+          <wp:inline distT="0" distB="0" distL="0" distR="0" wp14:anchorId="018D2477" wp14:editId="10EB8220">
+            <wp:extent cx="4145280" cy="1986055"/>
+            <wp:effectExtent l="0" t="0" r="7620" b="0"/>
+            <wp:docPr id="1607491688" name="圖片 1"/>
+            <wp:cNvGraphicFramePr>
+              <a:graphicFrameLocks xmlns:a="http://schemas.openxmlformats.org/drawingml/2006/main" noChangeAspect="1"/>
+            </wp:cNvGraphicFramePr>
+            <a:graphic xmlns:a="http://schemas.openxmlformats.org/drawingml/2006/main">
+              <a:graphicData uri="http://schemas.openxmlformats.org/drawingml/2006/picture">
+                <pic:pic xmlns:pic="http://schemas.openxmlformats.org/drawingml/2006/picture">
+                  <pic:nvPicPr>
+                    <pic:cNvPr id="1607491688" name=""/>
+                    <pic:cNvPicPr/>
+                  </pic:nvPicPr>
+                  <pic:blipFill>
+                    <a:blip r:embed="rId45"/>
+                    <a:stretch>
+                      <a:fillRect/>
+                    </a:stretch>
+                  </pic:blipFill>
+                  <pic:spPr>
+                    <a:xfrm>
+                      <a:off x="0" y="0"/>
+                      <a:ext cx="4157513" cy="1991916"/>
+                    </a:xfrm>
+                    <a:prstGeom prst="rect">
+                      <a:avLst/>
+                    </a:prstGeom>
+                  </pic:spPr>
+                </pic:pic>
+              </a:graphicData>
+            </a:graphic>
+          </wp:inline>
+        </w:drawing>
+      </w:r>
+      <w:bookmarkStart w:id="12" w:name="_Toc237120579"/>
     </w:p>
     <w:p>
       <w:pPr>
         <w:pStyle w:val="1"/>
-      </w:pPr>
-      <w:bookmarkStart w:id="12" w:name="_Toc237120579"/>
-      <w:r>
+        <w:rPr>
+          <w:lang w:eastAsia="zh-TW"/>
+        </w:rPr>
+      </w:pPr>
+      <w:r>
+        <w:rPr>
+          <w:lang w:eastAsia="zh-TW"/>
+        </w:rPr>
+        <w:lastRenderedPageBreak/>
         <w:t>十二、系統管理－評分設定</w:t>
       </w:r>
       <w:bookmarkEnd w:id="12"/>
     </w:p>
     <w:p>
-      <w:r>
-        <w:t>限管理者。左側選單「系统管理</w:t>
-      </w:r>
-      <w:r>
-        <w:t xml:space="preserve"> › </w:t>
-      </w:r>
-      <w:r>
-        <w:t>评分设定」進入，調整評分模型參數。分為三個分頁：「</w:t>
-      </w:r>
-      <w:r>
-        <w:t xml:space="preserve">① </w:t>
-      </w:r>
-      <w:r>
-        <w:t>品质（</w:t>
-      </w:r>
-      <w:r>
-        <w:t>70</w:t>
-      </w:r>
-      <w:r>
-        <w:t>）」、「</w:t>
-      </w:r>
-      <w:r>
-        <w:t xml:space="preserve">② </w:t>
-      </w:r>
-      <w:r>
-        <w:t>交期（</w:t>
-      </w:r>
-      <w:r>
-        <w:t>20</w:t>
-      </w:r>
-      <w:r>
-        <w:t>）」、「</w:t>
-      </w:r>
-      <w:r>
-        <w:t xml:space="preserve">③ </w:t>
-      </w:r>
-      <w:r>
-        <w:t>等级与降级」。</w:t>
+      <w:pPr>
+        <w:rPr>
+          <w:lang w:eastAsia="zh-TW"/>
+        </w:rPr>
+      </w:pPr>
+      <w:r>
+        <w:rPr>
+          <w:lang w:eastAsia="zh-TW"/>
+        </w:rPr>
+        <w:t>限管理者。左側選單「系统管理 › 评分设定」進入，調整評分模型參數。分為三個分頁：「① 品质（70）」、「② 交期（20）」、「③ 等级与降级」。</w:t>
       </w:r>
     </w:p>
     <w:p>
       <w:pPr>
         <w:spacing w:after="40"/>
+        <w:rPr>
+          <w:lang w:eastAsia="zh-TW"/>
+        </w:rPr>
       </w:pPr>
       <w:r>
         <w:rPr>
           <w:b/>
           <w:color w:val="2563EB"/>
           <w:sz w:val="24"/>
-        </w:rPr>
-        <w:t xml:space="preserve">● </w:t>
-      </w:r>
+          <w:lang w:eastAsia="zh-TW"/>
+        </w:rPr>
+        <w:t>● 步驟 1　品質參數</w:t>
+      </w:r>
+    </w:p>
+    <w:p>
+      <w:pPr>
+        <w:rPr>
+          <w:lang w:eastAsia="zh-TW"/>
+        </w:rPr>
+      </w:pPr>
+      <w:r>
+        <w:rPr>
+          <w:lang w:eastAsia="zh-TW"/>
+        </w:rPr>
+        <w:t>設定「CAR 评分（满分 40，扣分制）」的基數與各項係數，以及「LAR 批退良率阶梯（满分 30）」的分數階梯。</w:t>
+      </w:r>
+    </w:p>
+    <w:p>
+      <w:pPr>
+        <w:spacing w:after="40"/>
+        <w:rPr>
+          <w:lang w:eastAsia="zh-TW"/>
+        </w:rPr>
+      </w:pPr>
       <w:r>
         <w:rPr>
           <w:b/>
           <w:color w:val="2563EB"/>
-          <w:sz w:val="24"/>
-        </w:rPr>
-        <w:t>步驟</w:t>
-      </w:r>
-      <w:r>
-        <w:rPr>
-          <w:b/>
-          <w:color w:val="2563EB"/>
-          <w:sz w:val="24"/>
-        </w:rPr>
-        <w:t xml:space="preserve"> 1</w:t>
-      </w:r>
-      <w:r>
-        <w:rPr>
-          <w:b/>
-          <w:color w:val="2563EB"/>
-          <w:sz w:val="24"/>
-        </w:rPr>
-        <w:t xml:space="preserve">　品質參數</w:t>
-      </w:r>
-    </w:p>
-    <w:p>
-      <w:r>
-        <w:t>設定「</w:t>
-      </w:r>
-      <w:r>
-        <w:t xml:space="preserve">CAR </w:t>
-      </w:r>
-      <w:r>
-        <w:t>评分（满分</w:t>
-      </w:r>
-      <w:r>
-        <w:t xml:space="preserve"> 40</w:t>
-      </w:r>
-      <w:r>
-        <w:t>，扣分制）」的基數與各項係數，以及「</w:t>
-      </w:r>
-      <w:r>
-        <w:t xml:space="preserve">LAR </w:t>
-      </w:r>
-      <w:r>
-        <w:t>批退良率阶梯（满分</w:t>
-      </w:r>
-      <w:r>
-        <w:t xml:space="preserve"> 30</w:t>
-      </w:r>
-      <w:r>
-        <w:t>）」的分數階梯。</w:t>
-      </w:r>
-    </w:p>
-    <w:p>
-      <w:pPr>
-        <w:spacing w:after="40"/>
-      </w:pPr>
-      <w:r>
-        <w:rPr>
-          <w:b/>
-          <w:color w:val="2563EB"/>
-        </w:rPr>
-        <w:t>圖</w:t>
-      </w:r>
-      <w:r>
-        <w:rPr>
-          <w:b/>
-          <w:color w:val="2563EB"/>
-        </w:rPr>
-        <w:t xml:space="preserve"> 12-1</w:t>
-      </w:r>
-      <w:r>
-        <w:rPr>
-          <w:b/>
-          <w:color w:val="2563EB"/>
-        </w:rPr>
-        <w:t>：品質參數設定</w:t>
+          <w:lang w:eastAsia="zh-TW"/>
+        </w:rPr>
+        <w:t>圖 12-1：品質參數設定</w:t>
       </w:r>
     </w:p>
     <w:p>
@@ -4937,160 +6209,252 @@
         <w:shd w:val="clear" w:color="auto" w:fill="F1F5F9"/>
         <w:spacing w:before="40" w:after="160"/>
         <w:jc w:val="center"/>
-      </w:pPr>
-      <w:r>
-        <w:rPr>
-          <w:color w:val="64748B"/>
-          <w:sz w:val="19"/>
-        </w:rPr>
-        <w:t>（請在此插入截圖）</w:t>
+        <w:rPr>
+          <w:rFonts w:hint="eastAsia"/>
+          <w:lang w:eastAsia="zh-TW"/>
+        </w:rPr>
+      </w:pPr>
+      <w:r>
+        <w:rPr>
+          <w:lang w:eastAsia="zh-TW"/>
+        </w:rPr>
+        <w:drawing>
+          <wp:inline distT="0" distB="0" distL="0" distR="0" wp14:anchorId="24B5FBE1" wp14:editId="622AAE92">
+            <wp:extent cx="6181090" cy="3021330"/>
+            <wp:effectExtent l="0" t="0" r="0" b="7620"/>
+            <wp:docPr id="1621851200" name="圖片 1"/>
+            <wp:cNvGraphicFramePr>
+              <a:graphicFrameLocks xmlns:a="http://schemas.openxmlformats.org/drawingml/2006/main" noChangeAspect="1"/>
+            </wp:cNvGraphicFramePr>
+            <a:graphic xmlns:a="http://schemas.openxmlformats.org/drawingml/2006/main">
+              <a:graphicData uri="http://schemas.openxmlformats.org/drawingml/2006/picture">
+                <pic:pic xmlns:pic="http://schemas.openxmlformats.org/drawingml/2006/picture">
+                  <pic:nvPicPr>
+                    <pic:cNvPr id="1621851200" name=""/>
+                    <pic:cNvPicPr/>
+                  </pic:nvPicPr>
+                  <pic:blipFill>
+                    <a:blip r:embed="rId46"/>
+                    <a:stretch>
+                      <a:fillRect/>
+                    </a:stretch>
+                  </pic:blipFill>
+                  <pic:spPr>
+                    <a:xfrm>
+                      <a:off x="0" y="0"/>
+                      <a:ext cx="6181090" cy="3021330"/>
+                    </a:xfrm>
+                    <a:prstGeom prst="rect">
+                      <a:avLst/>
+                    </a:prstGeom>
+                  </pic:spPr>
+                </pic:pic>
+              </a:graphicData>
+            </a:graphic>
+          </wp:inline>
+        </w:drawing>
       </w:r>
     </w:p>
     <w:p>
       <w:pPr>
         <w:spacing w:after="40"/>
-      </w:pPr>
-      <w:r>
         <w:rPr>
           <w:b/>
           <w:color w:val="2563EB"/>
           <w:sz w:val="24"/>
-        </w:rPr>
-        <w:t xml:space="preserve">● </w:t>
-      </w:r>
-      <w:r>
+          <w:lang w:eastAsia="zh-TW"/>
+        </w:rPr>
+      </w:pPr>
+    </w:p>
+    <w:p>
+      <w:pPr>
+        <w:spacing w:after="40"/>
         <w:rPr>
           <w:b/>
           <w:color w:val="2563EB"/>
           <w:sz w:val="24"/>
-        </w:rPr>
-        <w:t>步驟</w:t>
-      </w:r>
-      <w:r>
+          <w:lang w:eastAsia="zh-TW"/>
+        </w:rPr>
+      </w:pPr>
+    </w:p>
+    <w:p>
+      <w:pPr>
+        <w:spacing w:after="40"/>
         <w:rPr>
           <w:b/>
           <w:color w:val="2563EB"/>
           <w:sz w:val="24"/>
-        </w:rPr>
-        <w:t xml:space="preserve"> 2</w:t>
-      </w:r>
-      <w:r>
+          <w:lang w:eastAsia="zh-TW"/>
+        </w:rPr>
+      </w:pPr>
+    </w:p>
+    <w:p>
+      <w:pPr>
+        <w:spacing w:after="40"/>
         <w:rPr>
           <w:b/>
           <w:color w:val="2563EB"/>
           <w:sz w:val="24"/>
-        </w:rPr>
-        <w:t xml:space="preserve">　交期參數</w:t>
-      </w:r>
-    </w:p>
-    <w:p>
-      <w:r>
-        <w:t>設定「采购评核（满分</w:t>
-      </w:r>
-      <w:r>
-        <w:t xml:space="preserve"> 20</w:t>
-      </w:r>
-      <w:r>
-        <w:t>，扣分制）」的基數、停線扣分，及「达交率扣分阶梯」。</w:t>
-      </w:r>
+          <w:lang w:eastAsia="zh-TW"/>
+        </w:rPr>
+      </w:pPr>
     </w:p>
     <w:p>
       <w:pPr>
         <w:spacing w:after="40"/>
-      </w:pPr>
-      <w:r>
         <w:rPr>
           <w:b/>
           <w:color w:val="2563EB"/>
           <w:sz w:val="24"/>
-        </w:rPr>
-        <w:t xml:space="preserve">● </w:t>
-      </w:r>
-      <w:r>
+          <w:lang w:eastAsia="zh-TW"/>
+        </w:rPr>
+      </w:pPr>
+    </w:p>
+    <w:p>
+      <w:pPr>
+        <w:spacing w:after="40"/>
         <w:rPr>
           <w:b/>
           <w:color w:val="2563EB"/>
           <w:sz w:val="24"/>
-        </w:rPr>
-        <w:t>步驟</w:t>
-      </w:r>
-      <w:r>
+          <w:lang w:eastAsia="zh-TW"/>
+        </w:rPr>
+      </w:pPr>
+    </w:p>
+    <w:p>
+      <w:pPr>
+        <w:spacing w:after="40"/>
         <w:rPr>
           <w:b/>
           <w:color w:val="2563EB"/>
           <w:sz w:val="24"/>
-        </w:rPr>
-        <w:t xml:space="preserve"> 3</w:t>
-      </w:r>
+          <w:lang w:eastAsia="zh-TW"/>
+        </w:rPr>
+      </w:pPr>
+    </w:p>
+    <w:p>
+      <w:pPr>
+        <w:spacing w:after="40"/>
+        <w:rPr>
+          <w:lang w:eastAsia="zh-TW"/>
+        </w:rPr>
+      </w:pPr>
       <w:r>
         <w:rPr>
           <w:b/>
           <w:color w:val="2563EB"/>
           <w:sz w:val="24"/>
-        </w:rPr>
-        <w:t xml:space="preserve">　等級與降級</w:t>
-      </w:r>
-    </w:p>
-    <w:p>
-      <w:r>
+          <w:lang w:eastAsia="zh-TW"/>
+        </w:rPr>
         <w:lastRenderedPageBreak/>
-        <w:t>設定一般／</w:t>
-      </w:r>
-      <w:r>
-        <w:t xml:space="preserve">AU </w:t>
-      </w:r>
-      <w:r>
-        <w:t>供應商的</w:t>
-      </w:r>
-      <w:r>
-        <w:t xml:space="preserve"> A</w:t>
-      </w:r>
-      <w:r>
-        <w:t>～</w:t>
-      </w:r>
-      <w:r>
-        <w:t xml:space="preserve">E </w:t>
-      </w:r>
-      <w:r>
-        <w:t>級門檻，以及降級規則的「品质分</w:t>
-      </w:r>
-      <w:r>
-        <w:t xml:space="preserve"> &lt;</w:t>
-      </w:r>
-      <w:r>
-        <w:t>」、「交期分</w:t>
-      </w:r>
-      <w:r>
-        <w:t xml:space="preserve"> &lt;</w:t>
-      </w:r>
-      <w:r>
-        <w:t>」門檻。</w:t>
+        <w:t>● 步驟 2　交期參數</w:t>
+      </w:r>
+    </w:p>
+    <w:p>
+      <w:pPr>
+        <w:rPr>
+          <w:lang w:eastAsia="zh-TW"/>
+        </w:rPr>
+      </w:pPr>
+      <w:r>
+        <w:rPr>
+          <w:lang w:eastAsia="zh-TW"/>
+        </w:rPr>
+        <w:t>設定「采购评核（满分 20，扣分制）」的基數、停線扣分，及「达交率扣分阶梯」。</w:t>
+      </w:r>
+    </w:p>
+    <w:p>
+      <w:pPr>
+        <w:rPr>
+          <w:rFonts w:hint="eastAsia"/>
+          <w:lang w:eastAsia="zh-TW"/>
+        </w:rPr>
+      </w:pPr>
+      <w:r>
+        <w:rPr>
+          <w:lang w:eastAsia="zh-TW"/>
+        </w:rPr>
+        <w:drawing>
+          <wp:inline distT="0" distB="0" distL="0" distR="0" wp14:anchorId="2A90A63F" wp14:editId="2AB26E1C">
+            <wp:extent cx="6181090" cy="2790825"/>
+            <wp:effectExtent l="0" t="0" r="0" b="9525"/>
+            <wp:docPr id="29539417" name="圖片 1"/>
+            <wp:cNvGraphicFramePr>
+              <a:graphicFrameLocks xmlns:a="http://schemas.openxmlformats.org/drawingml/2006/main" noChangeAspect="1"/>
+            </wp:cNvGraphicFramePr>
+            <a:graphic xmlns:a="http://schemas.openxmlformats.org/drawingml/2006/main">
+              <a:graphicData uri="http://schemas.openxmlformats.org/drawingml/2006/picture">
+                <pic:pic xmlns:pic="http://schemas.openxmlformats.org/drawingml/2006/picture">
+                  <pic:nvPicPr>
+                    <pic:cNvPr id="29539417" name=""/>
+                    <pic:cNvPicPr/>
+                  </pic:nvPicPr>
+                  <pic:blipFill>
+                    <a:blip r:embed="rId47"/>
+                    <a:stretch>
+                      <a:fillRect/>
+                    </a:stretch>
+                  </pic:blipFill>
+                  <pic:spPr>
+                    <a:xfrm>
+                      <a:off x="0" y="0"/>
+                      <a:ext cx="6181090" cy="2790825"/>
+                    </a:xfrm>
+                    <a:prstGeom prst="rect">
+                      <a:avLst/>
+                    </a:prstGeom>
+                  </pic:spPr>
+                </pic:pic>
+              </a:graphicData>
+            </a:graphic>
+          </wp:inline>
+        </w:drawing>
       </w:r>
     </w:p>
     <w:p>
       <w:pPr>
         <w:spacing w:after="40"/>
+        <w:rPr>
+          <w:lang w:eastAsia="zh-TW"/>
+        </w:rPr>
       </w:pPr>
       <w:r>
         <w:rPr>
           <w:b/>
           <w:color w:val="2563EB"/>
-        </w:rPr>
-        <w:t>圖</w:t>
-      </w:r>
+          <w:sz w:val="24"/>
+          <w:lang w:eastAsia="zh-TW"/>
+        </w:rPr>
+        <w:t>● 步驟 3　等級與降級</w:t>
+      </w:r>
+    </w:p>
+    <w:p>
+      <w:pPr>
+        <w:rPr>
+          <w:lang w:eastAsia="zh-TW"/>
+        </w:rPr>
+      </w:pPr>
+      <w:r>
+        <w:rPr>
+          <w:lang w:eastAsia="zh-TW"/>
+        </w:rPr>
+        <w:t>設定一般／AU 供應商的 A～E 級門檻，以及降級規則的「品质分 &lt;」、「交期分 &lt;」門檻。</w:t>
+      </w:r>
+    </w:p>
+    <w:p>
+      <w:pPr>
+        <w:spacing w:after="40"/>
+        <w:rPr>
+          <w:lang w:eastAsia="zh-TW"/>
+        </w:rPr>
+      </w:pPr>
       <w:r>
         <w:rPr>
           <w:b/>
           <w:color w:val="2563EB"/>
-        </w:rPr>
-        <w:t xml:space="preserve"> 12-2</w:t>
-      </w:r>
-      <w:r>
-        <w:rPr>
-          <w:b/>
-          <w:color w:val="2563EB"/>
-        </w:rPr>
-        <w:t>：等級門檻與降級規則</w:t>
+          <w:lang w:eastAsia="zh-TW"/>
+        </w:rPr>
+        <w:t>圖 12-2：等級門檻與降級規則</w:t>
       </w:r>
     </w:p>
     <w:p>
@@ -5104,54 +6468,102 @@
         <w:shd w:val="clear" w:color="auto" w:fill="F1F5F9"/>
         <w:spacing w:before="40" w:after="160"/>
         <w:jc w:val="center"/>
-      </w:pPr>
-      <w:r>
-        <w:rPr>
-          <w:color w:val="64748B"/>
-          <w:sz w:val="19"/>
-        </w:rPr>
-        <w:t>（請在此插入截圖）</w:t>
+        <w:rPr>
+          <w:rFonts w:hint="eastAsia"/>
+          <w:lang w:eastAsia="zh-TW"/>
+        </w:rPr>
+      </w:pPr>
+      <w:r>
+        <w:rPr>
+          <w:lang w:eastAsia="zh-TW"/>
+        </w:rPr>
+        <w:drawing>
+          <wp:inline distT="0" distB="0" distL="0" distR="0" wp14:anchorId="693F943D" wp14:editId="5CF19089">
+            <wp:extent cx="6181090" cy="2527300"/>
+            <wp:effectExtent l="0" t="0" r="0" b="6350"/>
+            <wp:docPr id="1137006472" name="圖片 1"/>
+            <wp:cNvGraphicFramePr>
+              <a:graphicFrameLocks xmlns:a="http://schemas.openxmlformats.org/drawingml/2006/main" noChangeAspect="1"/>
+            </wp:cNvGraphicFramePr>
+            <a:graphic xmlns:a="http://schemas.openxmlformats.org/drawingml/2006/main">
+              <a:graphicData uri="http://schemas.openxmlformats.org/drawingml/2006/picture">
+                <pic:pic xmlns:pic="http://schemas.openxmlformats.org/drawingml/2006/picture">
+                  <pic:nvPicPr>
+                    <pic:cNvPr id="1137006472" name=""/>
+                    <pic:cNvPicPr/>
+                  </pic:nvPicPr>
+                  <pic:blipFill>
+                    <a:blip r:embed="rId48"/>
+                    <a:stretch>
+                      <a:fillRect/>
+                    </a:stretch>
+                  </pic:blipFill>
+                  <pic:spPr>
+                    <a:xfrm>
+                      <a:off x="0" y="0"/>
+                      <a:ext cx="6181090" cy="2527300"/>
+                    </a:xfrm>
+                    <a:prstGeom prst="rect">
+                      <a:avLst/>
+                    </a:prstGeom>
+                  </pic:spPr>
+                </pic:pic>
+              </a:graphicData>
+            </a:graphic>
+          </wp:inline>
+        </w:drawing>
       </w:r>
     </w:p>
     <w:p>
       <w:pPr>
         <w:spacing w:after="40"/>
-      </w:pPr>
-      <w:r>
         <w:rPr>
           <w:b/>
           <w:color w:val="2563EB"/>
           <w:sz w:val="24"/>
-        </w:rPr>
-        <w:t xml:space="preserve">● </w:t>
-      </w:r>
-      <w:r>
+          <w:lang w:eastAsia="zh-TW"/>
+        </w:rPr>
+      </w:pPr>
+    </w:p>
+    <w:p>
+      <w:pPr>
+        <w:spacing w:after="40"/>
         <w:rPr>
           <w:b/>
           <w:color w:val="2563EB"/>
           <w:sz w:val="24"/>
-        </w:rPr>
-        <w:t>步驟</w:t>
-      </w:r>
+          <w:lang w:eastAsia="zh-TW"/>
+        </w:rPr>
+      </w:pPr>
+    </w:p>
+    <w:p>
+      <w:pPr>
+        <w:spacing w:after="40"/>
+        <w:rPr>
+          <w:lang w:eastAsia="zh-TW"/>
+        </w:rPr>
+      </w:pPr>
       <w:r>
         <w:rPr>
           <w:b/>
           <w:color w:val="2563EB"/>
           <w:sz w:val="24"/>
-        </w:rPr>
-        <w:t xml:space="preserve"> 4</w:t>
-      </w:r>
-      <w:r>
-        <w:rPr>
-          <w:b/>
-          <w:color w:val="2563EB"/>
-          <w:sz w:val="24"/>
-        </w:rPr>
-        <w:t xml:space="preserve">　儲存或還原</w:t>
-      </w:r>
-    </w:p>
-    <w:p>
-      <w:r>
+          <w:lang w:eastAsia="zh-TW"/>
+        </w:rPr>
+        <w:lastRenderedPageBreak/>
+        <w:t>● 步驟 4　儲存或還原</w:t>
+      </w:r>
+    </w:p>
+    <w:p>
+      <w:pPr>
+        <w:rPr>
+          <w:lang w:eastAsia="zh-TW"/>
+        </w:rPr>
+      </w:pPr>
+      <w:r>
+        <w:rPr>
+          <w:lang w:eastAsia="zh-TW"/>
+        </w:rPr>
         <w:t>點「储存」套用（提示「评分设定已储存，将套用于后续计算」）；點「还原预设」可回復預設值。</w:t>
       </w:r>
     </w:p>
@@ -5166,12 +6578,16 @@
         <w:shd w:val="clear" w:color="auto" w:fill="EFF4FF"/>
         <w:spacing w:before="120" w:after="160"/>
         <w:ind w:left="72"/>
+        <w:rPr>
+          <w:lang w:eastAsia="zh-TW"/>
+        </w:rPr>
       </w:pPr>
       <w:r>
         <w:rPr>
           <w:b/>
           <w:color w:val="1E3A8A"/>
           <w:sz w:val="20"/>
+          <w:lang w:eastAsia="zh-TW"/>
         </w:rPr>
         <w:t>【重要】</w:t>
       </w:r>
@@ -5179,12 +6595,13 @@
         <w:rPr>
           <w:color w:val="334155"/>
           <w:sz w:val="20"/>
+          <w:lang w:eastAsia="zh-TW"/>
         </w:rPr>
         <w:t>評分設定會影響後續所有計算結果，調整前請確認規則正確；歷史已封存期別不受影響，除非另行解鎖重算。</w:t>
       </w:r>
     </w:p>
     <w:sectPr>
-      <w:footerReference w:type="default" r:id="rId8"/>
+      <w:footerReference w:type="default" r:id="rId49"/>
       <w:pgSz w:w="12240" w:h="15840"/>
       <w:pgMar w:top="1138" w:right="1253" w:bottom="1138" w:left="1253" w:header="720" w:footer="720" w:gutter="0"/>
       <w:cols w:space="720"/>
@@ -5226,6 +6643,7 @@
       <w:pStyle w:val="a7"/>
       <w:jc w:val="center"/>
     </w:pPr>
+    <w:proofErr w:type="spellStart"/>
     <w:r>
       <w:rPr>
         <w:color w:val="64748B"/>
@@ -5233,6 +6651,7 @@
       </w:rPr>
       <w:t>供應商評比系統</w:t>
     </w:r>
+    <w:proofErr w:type="spellEnd"/>
     <w:r>
       <w:rPr>
         <w:color w:val="64748B"/>
@@ -5240,41 +6659,40 @@
       </w:rPr>
       <w:t xml:space="preserve"> </w:t>
     </w:r>
+    <w:proofErr w:type="spellStart"/>
     <w:r>
       <w:rPr>
         <w:color w:val="64748B"/>
         <w:sz w:val="17"/>
       </w:rPr>
-      <w:t xml:space="preserve">操作手冊　</w:t>
+      <w:t>操作手冊</w:t>
     </w:r>
+    <w:proofErr w:type="spellEnd"/>
     <w:r>
       <w:rPr>
         <w:color w:val="64748B"/>
         <w:sz w:val="17"/>
       </w:rPr>
-      <w:t>|</w:t>
+      <w:t xml:space="preserve">　|　Powered by </w:t>
     </w:r>
+    <w:proofErr w:type="gramStart"/>
     <w:r>
       <w:rPr>
         <w:color w:val="64748B"/>
         <w:sz w:val="17"/>
       </w:rPr>
-      <w:t xml:space="preserve">　</w:t>
+      <w:t xml:space="preserve">2026 @ </w:t>
     </w:r>
+    <w:proofErr w:type="spellStart"/>
     <w:r>
       <w:rPr>
         <w:color w:val="64748B"/>
         <w:sz w:val="17"/>
       </w:rPr>
-      <w:t xml:space="preserve">Powered by 2026 @ </w:t>
-    </w:r>
-    <w:r>
-      <w:rPr>
-        <w:color w:val="64748B"/>
-        <w:sz w:val="17"/>
-      </w:rPr>
       <w:t>智合科技</w:t>
     </w:r>
+    <w:proofErr w:type="spellEnd"/>
+    <w:proofErr w:type="gramEnd"/>
   </w:p>
 </w:ftr>
 </file>
